--- a/插件详细手册/1.系统/大家族-粒子效果.docx
+++ b/插件详细手册/1.系统/大家族-粒子效果.docx
@@ -5,17 +5,23 @@
     <w:p>
       <w:pPr>
         <w:pStyle w:val="2"/>
-      </w:pPr>
-      <w:r>
         <w:rPr>
           <w:rFonts w:hint="eastAsia"/>
         </w:rPr>
+      </w:pPr>
+      <w:r>
+        <w:rPr>
+          <w:rFonts w:hint="eastAsia"/>
+        </w:rPr>
         <w:t>概述</w:t>
       </w:r>
     </w:p>
     <w:p>
       <w:pPr>
         <w:pStyle w:val="3"/>
+        <w:rPr>
+          <w:rFonts w:hint="eastAsia"/>
+        </w:rPr>
       </w:pPr>
       <w:r>
         <w:rPr>
@@ -96,6 +102,7 @@
         </w:rPr>
         <w:t>◆</w:t>
       </w:r>
+      <w:proofErr w:type="spellStart"/>
       <w:r>
         <w:rPr>
           <w:rFonts w:ascii="Tahoma" w:eastAsia="微软雅黑" w:hAnsi="Tahoma"/>
@@ -104,6 +111,7 @@
         </w:rPr>
         <w:t>Drill_CoreOfParticle</w:t>
       </w:r>
+      <w:proofErr w:type="spellEnd"/>
       <w:r>
         <w:rPr>
           <w:rFonts w:ascii="Tahoma" w:eastAsia="微软雅黑" w:hAnsi="Tahoma"/>
@@ -217,6 +225,7 @@
         </w:rPr>
         <w:t>◆</w:t>
       </w:r>
+      <w:proofErr w:type="spellStart"/>
       <w:r>
         <w:rPr>
           <w:rFonts w:ascii="Tahoma" w:eastAsia="微软雅黑" w:hAnsi="Tahoma"/>
@@ -225,6 +234,7 @@
         </w:rPr>
         <w:t>Drill_AnimationParticle</w:t>
       </w:r>
+      <w:proofErr w:type="spellEnd"/>
       <w:r>
         <w:rPr>
           <w:rFonts w:ascii="Tahoma" w:eastAsia="微软雅黑" w:hAnsi="Tahoma"/>
@@ -310,6 +320,7 @@
         </w:rPr>
         <w:t>◆</w:t>
       </w:r>
+      <w:proofErr w:type="spellStart"/>
       <w:r>
         <w:rPr>
           <w:rFonts w:ascii="Tahoma" w:eastAsia="微软雅黑" w:hAnsi="Tahoma"/>
@@ -318,6 +329,7 @@
         </w:rPr>
         <w:t>Drill_EventFrameParticle</w:t>
       </w:r>
+      <w:proofErr w:type="spellEnd"/>
       <w:r>
         <w:rPr>
           <w:rFonts w:ascii="Tahoma" w:eastAsia="微软雅黑" w:hAnsi="Tahoma"/>
@@ -403,6 +415,7 @@
         </w:rPr>
         <w:t>◆</w:t>
       </w:r>
+      <w:proofErr w:type="spellStart"/>
       <w:r>
         <w:rPr>
           <w:rFonts w:ascii="Tahoma" w:eastAsia="微软雅黑" w:hAnsi="Tahoma"/>
@@ -411,6 +424,7 @@
         </w:rPr>
         <w:t>Drill_MouseStrokeParticle</w:t>
       </w:r>
+      <w:proofErr w:type="spellEnd"/>
       <w:r>
         <w:rPr>
           <w:rFonts w:ascii="Tahoma" w:eastAsia="微软雅黑" w:hAnsi="Tahoma"/>
@@ -488,6 +502,7 @@
         </w:rPr>
         <w:t>◆</w:t>
       </w:r>
+      <w:proofErr w:type="spellStart"/>
       <w:r>
         <w:rPr>
           <w:rFonts w:ascii="Tahoma" w:eastAsia="微软雅黑" w:hAnsi="Tahoma"/>
@@ -496,6 +511,7 @@
         </w:rPr>
         <w:t>Drill_AnimationBlastingParticle</w:t>
       </w:r>
+      <w:proofErr w:type="spellEnd"/>
       <w:r>
         <w:rPr>
           <w:rFonts w:ascii="Tahoma" w:eastAsia="微软雅黑" w:hAnsi="Tahoma"/>
@@ -565,6 +581,7 @@
         </w:rPr>
         <w:t>◆</w:t>
       </w:r>
+      <w:proofErr w:type="spellStart"/>
       <w:r>
         <w:rPr>
           <w:rFonts w:ascii="Tahoma" w:eastAsia="微软雅黑" w:hAnsi="Tahoma"/>
@@ -573,6 +590,7 @@
         </w:rPr>
         <w:t>Drill_GaugeFloatingBlastParticle</w:t>
       </w:r>
+      <w:proofErr w:type="spellEnd"/>
       <w:r>
         <w:rPr>
           <w:rFonts w:ascii="Tahoma" w:eastAsia="微软雅黑" w:hAnsi="Tahoma"/>
@@ -642,6 +660,7 @@
         </w:rPr>
         <w:t>◆</w:t>
       </w:r>
+      <w:proofErr w:type="spellStart"/>
       <w:r>
         <w:rPr>
           <w:rFonts w:ascii="Tahoma" w:eastAsia="微软雅黑" w:hAnsi="Tahoma"/>
@@ -666,6 +685,7 @@
         </w:rPr>
         <w:t>FloatingBlastParticle</w:t>
       </w:r>
+      <w:proofErr w:type="spellEnd"/>
       <w:r>
         <w:rPr>
           <w:rFonts w:ascii="Tahoma" w:eastAsia="微软雅黑" w:hAnsi="Tahoma"/>
@@ -732,6 +752,7 @@
         </w:rPr>
         <w:t>◆</w:t>
       </w:r>
+      <w:proofErr w:type="spellStart"/>
       <w:r>
         <w:rPr>
           <w:rFonts w:ascii="Tahoma" w:eastAsia="微软雅黑" w:hAnsi="Tahoma"/>
@@ -756,6 +777,7 @@
         </w:rPr>
         <w:t>Particle</w:t>
       </w:r>
+      <w:proofErr w:type="spellEnd"/>
       <w:r>
         <w:rPr>
           <w:rFonts w:ascii="Tahoma" w:eastAsia="微软雅黑" w:hAnsi="Tahoma" w:hint="eastAsia"/>
@@ -862,6 +884,7 @@
         </w:rPr>
         <w:t>◆</w:t>
       </w:r>
+      <w:proofErr w:type="spellStart"/>
       <w:r>
         <w:rPr>
           <w:rFonts w:ascii="Tahoma" w:eastAsia="微软雅黑" w:hAnsi="Tahoma"/>
@@ -870,6 +893,7 @@
         </w:rPr>
         <w:t>Drill_LayerParticle</w:t>
       </w:r>
+      <w:proofErr w:type="spellEnd"/>
       <w:r>
         <w:rPr>
           <w:rFonts w:ascii="Tahoma" w:eastAsia="微软雅黑" w:hAnsi="Tahoma" w:hint="eastAsia"/>
@@ -960,6 +984,7 @@
         </w:rPr>
         <w:t>◆</w:t>
       </w:r>
+      <w:proofErr w:type="spellStart"/>
       <w:r>
         <w:rPr>
           <w:rFonts w:ascii="Tahoma" w:eastAsia="微软雅黑" w:hAnsi="Tahoma"/>
@@ -968,6 +993,7 @@
         </w:rPr>
         <w:t>Drill_MenuParticle</w:t>
       </w:r>
+      <w:proofErr w:type="spellEnd"/>
       <w:r>
         <w:rPr>
           <w:rFonts w:ascii="Tahoma" w:eastAsia="微软雅黑" w:hAnsi="Tahoma" w:hint="eastAsia"/>
@@ -1074,6 +1100,7 @@
         </w:rPr>
         <w:t>◆</w:t>
       </w:r>
+      <w:proofErr w:type="spellStart"/>
       <w:r>
         <w:rPr>
           <w:rFonts w:ascii="Tahoma" w:eastAsia="微软雅黑" w:hAnsi="Tahoma"/>
@@ -1082,6 +1109,7 @@
         </w:rPr>
         <w:t>Drill_TitleParticle</w:t>
       </w:r>
+      <w:proofErr w:type="spellEnd"/>
       <w:r>
         <w:rPr>
           <w:rFonts w:ascii="Tahoma" w:eastAsia="微软雅黑" w:hAnsi="Tahoma" w:hint="eastAsia"/>
@@ -1225,6 +1253,9 @@
     <w:p>
       <w:pPr>
         <w:pStyle w:val="3"/>
+        <w:rPr>
+          <w:rFonts w:hint="eastAsia"/>
+        </w:rPr>
       </w:pPr>
       <w:r>
         <w:rPr>
@@ -1832,6 +1863,9 @@
     <w:p>
       <w:pPr>
         <w:pStyle w:val="3"/>
+        <w:rPr>
+          <w:rFonts w:hint="eastAsia"/>
+        </w:rPr>
       </w:pPr>
       <w:r>
         <w:rPr>
@@ -1892,10 +1926,10 @@
             <v:path o:extrusionok="f" gradientshapeok="t" o:connecttype="rect"/>
             <o:lock v:ext="edit" aspectratio="t"/>
           </v:shapetype>
-          <v:shape id="_x0000_i1025" type="#_x0000_t75" style="width:479.25pt;height:255pt" o:ole="">
+          <v:shape id="_x0000_i1025" type="#_x0000_t75" style="width:479.4pt;height:255pt" o:ole="">
             <v:imagedata r:id="rId8" o:title=""/>
           </v:shape>
-          <o:OLEObject Type="Embed" ProgID="Visio.Drawing.15" ShapeID="_x0000_i1025" DrawAspect="Content" ObjectID="_1776518878" r:id="rId9"/>
+          <o:OLEObject Type="Embed" ProgID="Visio.Drawing.15" ShapeID="_x0000_i1025" DrawAspect="Content" ObjectID="_1785260707" r:id="rId9"/>
         </w:object>
       </w:r>
     </w:p>
@@ -1929,6 +1963,9 @@
     <w:p>
       <w:pPr>
         <w:pStyle w:val="3"/>
+        <w:rPr>
+          <w:rFonts w:hint="eastAsia"/>
+        </w:rPr>
       </w:pPr>
       <w:r>
         <w:rPr>
@@ -1944,7 +1981,7 @@
         <w:snapToGrid w:val="0"/>
         <w:spacing w:before="120" w:after="120" w:line="240" w:lineRule="auto"/>
         <w:rPr>
-          <w:rFonts w:ascii="微软雅黑" w:eastAsia="微软雅黑" w:hAnsi="微软雅黑"/>
+          <w:rFonts w:ascii="微软雅黑" w:eastAsia="微软雅黑" w:hAnsi="微软雅黑" w:hint="eastAsia"/>
           <w:sz w:val="22"/>
           <w:szCs w:val="22"/>
         </w:rPr>
@@ -1986,6 +2023,7 @@
         </w:rPr>
         <w:t>◆</w:t>
       </w:r>
+      <w:proofErr w:type="spellStart"/>
       <w:r>
         <w:rPr>
           <w:rFonts w:ascii="Tahoma" w:eastAsia="微软雅黑" w:hAnsi="Tahoma"/>
@@ -1994,6 +2032,7 @@
         </w:rPr>
         <w:t>Drill_AnimationParticle</w:t>
       </w:r>
+      <w:proofErr w:type="spellEnd"/>
       <w:r>
         <w:rPr>
           <w:rFonts w:ascii="Tahoma" w:eastAsia="微软雅黑" w:hAnsi="Tahoma"/>
@@ -2079,6 +2118,7 @@
         </w:rPr>
         <w:t>◆</w:t>
       </w:r>
+      <w:proofErr w:type="spellStart"/>
       <w:r>
         <w:rPr>
           <w:rFonts w:ascii="Tahoma" w:eastAsia="微软雅黑" w:hAnsi="Tahoma"/>
@@ -2087,6 +2127,7 @@
         </w:rPr>
         <w:t>Drill_EventFrameParticle</w:t>
       </w:r>
+      <w:proofErr w:type="spellEnd"/>
       <w:r>
         <w:rPr>
           <w:rFonts w:ascii="Tahoma" w:eastAsia="微软雅黑" w:hAnsi="Tahoma"/>
@@ -2205,7 +2246,7 @@
         <w:snapToGrid w:val="0"/>
         <w:jc w:val="center"/>
         <w:rPr>
-          <w:rFonts w:ascii="宋体" w:eastAsia="宋体" w:hAnsi="宋体" w:cs="宋体"/>
+          <w:rFonts w:ascii="宋体" w:eastAsia="宋体" w:hAnsi="宋体" w:cs="宋体" w:hint="eastAsia"/>
           <w:kern w:val="0"/>
           <w:sz w:val="24"/>
           <w:szCs w:val="24"/>
@@ -2275,25 +2316,25 @@
         <w:snapToGrid w:val="0"/>
         <w:spacing w:before="120" w:after="120" w:line="240" w:lineRule="auto"/>
         <w:rPr>
+          <w:rFonts w:ascii="微软雅黑" w:eastAsia="微软雅黑" w:hAnsi="微软雅黑" w:hint="eastAsia"/>
+          <w:sz w:val="22"/>
+          <w:szCs w:val="22"/>
+        </w:rPr>
+      </w:pPr>
+      <w:r>
+        <w:rPr>
           <w:rFonts w:ascii="微软雅黑" w:eastAsia="微软雅黑" w:hAnsi="微软雅黑"/>
           <w:sz w:val="22"/>
           <w:szCs w:val="22"/>
         </w:rPr>
-      </w:pPr>
-      <w:r>
-        <w:rPr>
-          <w:rFonts w:ascii="微软雅黑" w:eastAsia="微软雅黑" w:hAnsi="微软雅黑"/>
+        <w:t>2</w:t>
+      </w:r>
+      <w:r>
+        <w:rPr>
+          <w:rFonts w:ascii="微软雅黑" w:eastAsia="微软雅黑" w:hAnsi="微软雅黑" w:hint="eastAsia"/>
           <w:sz w:val="22"/>
           <w:szCs w:val="22"/>
         </w:rPr>
-        <w:t>2</w:t>
-      </w:r>
-      <w:r>
-        <w:rPr>
-          <w:rFonts w:ascii="微软雅黑" w:eastAsia="微软雅黑" w:hAnsi="微软雅黑" w:hint="eastAsia"/>
-          <w:sz w:val="22"/>
-          <w:szCs w:val="22"/>
-        </w:rPr>
         <w:t>）小爆炸相关</w:t>
       </w:r>
     </w:p>
@@ -2325,6 +2366,7 @@
         </w:rPr>
         <w:t>◆</w:t>
       </w:r>
+      <w:proofErr w:type="spellStart"/>
       <w:r>
         <w:rPr>
           <w:rFonts w:ascii="Tahoma" w:eastAsia="微软雅黑" w:hAnsi="Tahoma"/>
@@ -2333,6 +2375,7 @@
         </w:rPr>
         <w:t>Drill_AnimationBlastingParticle</w:t>
       </w:r>
+      <w:proofErr w:type="spellEnd"/>
       <w:r>
         <w:rPr>
           <w:rFonts w:ascii="Tahoma" w:eastAsia="微软雅黑" w:hAnsi="Tahoma"/>
@@ -2402,6 +2445,7 @@
         </w:rPr>
         <w:t>◆</w:t>
       </w:r>
+      <w:proofErr w:type="spellStart"/>
       <w:r>
         <w:rPr>
           <w:rFonts w:ascii="Tahoma" w:eastAsia="微软雅黑" w:hAnsi="Tahoma"/>
@@ -2410,6 +2454,7 @@
         </w:rPr>
         <w:t>Drill_GaugeFloatingBlastParticle</w:t>
       </w:r>
+      <w:proofErr w:type="spellEnd"/>
       <w:r>
         <w:rPr>
           <w:rFonts w:ascii="Tahoma" w:eastAsia="微软雅黑" w:hAnsi="Tahoma"/>
@@ -2479,6 +2524,7 @@
         </w:rPr>
         <w:t>◆</w:t>
       </w:r>
+      <w:proofErr w:type="spellStart"/>
       <w:r>
         <w:rPr>
           <w:rFonts w:ascii="Tahoma" w:eastAsia="微软雅黑" w:hAnsi="Tahoma"/>
@@ -2503,6 +2549,7 @@
         </w:rPr>
         <w:t>FloatingBlastParticle</w:t>
       </w:r>
+      <w:proofErr w:type="spellEnd"/>
       <w:r>
         <w:rPr>
           <w:rFonts w:ascii="Tahoma" w:eastAsia="微软雅黑" w:hAnsi="Tahoma"/>
@@ -2647,7 +2694,7 @@
         <w:snapToGrid w:val="0"/>
         <w:jc w:val="center"/>
         <w:rPr>
-          <w:rFonts w:ascii="宋体" w:eastAsia="宋体" w:hAnsi="宋体" w:cs="宋体"/>
+          <w:rFonts w:ascii="宋体" w:eastAsia="宋体" w:hAnsi="宋体" w:cs="宋体" w:hint="eastAsia"/>
           <w:kern w:val="0"/>
           <w:sz w:val="24"/>
           <w:szCs w:val="24"/>
@@ -2662,7 +2709,7 @@
           <w:szCs w:val="24"/>
         </w:rPr>
         <w:drawing>
-          <wp:inline distT="0" distB="0" distL="0" distR="0" wp14:anchorId="049A454D" wp14:editId="147A635C">
+          <wp:inline distT="0" distB="0" distL="0" distR="0" wp14:anchorId="049A454D" wp14:editId="1CA14C8E">
             <wp:extent cx="1302345" cy="999265"/>
             <wp:effectExtent l="0" t="0" r="0" b="0"/>
             <wp:docPr id="40" name="图片 40"/>
@@ -2783,25 +2830,25 @@
         <w:snapToGrid w:val="0"/>
         <w:spacing w:before="120" w:after="120" w:line="240" w:lineRule="auto"/>
         <w:rPr>
+          <w:rFonts w:ascii="微软雅黑" w:eastAsia="微软雅黑" w:hAnsi="微软雅黑" w:hint="eastAsia"/>
+          <w:sz w:val="22"/>
+          <w:szCs w:val="22"/>
+        </w:rPr>
+      </w:pPr>
+      <w:r>
+        <w:rPr>
           <w:rFonts w:ascii="微软雅黑" w:eastAsia="微软雅黑" w:hAnsi="微软雅黑"/>
           <w:sz w:val="22"/>
           <w:szCs w:val="22"/>
         </w:rPr>
-      </w:pPr>
-      <w:r>
-        <w:rPr>
-          <w:rFonts w:ascii="微软雅黑" w:eastAsia="微软雅黑" w:hAnsi="微软雅黑"/>
+        <w:t>3</w:t>
+      </w:r>
+      <w:r>
+        <w:rPr>
+          <w:rFonts w:ascii="微软雅黑" w:eastAsia="微软雅黑" w:hAnsi="微软雅黑" w:hint="eastAsia"/>
           <w:sz w:val="22"/>
           <w:szCs w:val="22"/>
         </w:rPr>
-        <w:t>3</w:t>
-      </w:r>
-      <w:r>
-        <w:rPr>
-          <w:rFonts w:ascii="微软雅黑" w:eastAsia="微软雅黑" w:hAnsi="微软雅黑" w:hint="eastAsia"/>
-          <w:sz w:val="22"/>
-          <w:szCs w:val="22"/>
-        </w:rPr>
         <w:t>）界面装饰相关</w:t>
       </w:r>
     </w:p>
@@ -2830,6 +2877,7 @@
         </w:rPr>
         <w:t>◆</w:t>
       </w:r>
+      <w:proofErr w:type="spellStart"/>
       <w:r>
         <w:rPr>
           <w:rFonts w:ascii="Tahoma" w:eastAsia="微软雅黑" w:hAnsi="Tahoma"/>
@@ -2838,6 +2886,7 @@
         </w:rPr>
         <w:t>Drill_LayerParticle</w:t>
       </w:r>
+      <w:proofErr w:type="spellEnd"/>
       <w:r>
         <w:rPr>
           <w:rFonts w:ascii="Tahoma" w:eastAsia="微软雅黑" w:hAnsi="Tahoma" w:hint="eastAsia"/>
@@ -2928,6 +2977,7 @@
         </w:rPr>
         <w:t>◆</w:t>
       </w:r>
+      <w:proofErr w:type="spellStart"/>
       <w:r>
         <w:rPr>
           <w:rFonts w:ascii="Tahoma" w:eastAsia="微软雅黑" w:hAnsi="Tahoma"/>
@@ -2936,6 +2986,7 @@
         </w:rPr>
         <w:t>Drill_MenuParticle</w:t>
       </w:r>
+      <w:proofErr w:type="spellEnd"/>
       <w:r>
         <w:rPr>
           <w:rFonts w:ascii="Tahoma" w:eastAsia="微软雅黑" w:hAnsi="Tahoma" w:hint="eastAsia"/>
@@ -3042,6 +3093,7 @@
         </w:rPr>
         <w:t>◆</w:t>
       </w:r>
+      <w:proofErr w:type="spellStart"/>
       <w:r>
         <w:rPr>
           <w:rFonts w:ascii="Tahoma" w:eastAsia="微软雅黑" w:hAnsi="Tahoma"/>
@@ -3050,6 +3102,7 @@
         </w:rPr>
         <w:t>Drill_TitleParticle</w:t>
       </w:r>
+      <w:proofErr w:type="spellEnd"/>
       <w:r>
         <w:rPr>
           <w:rFonts w:ascii="Tahoma" w:eastAsia="微软雅黑" w:hAnsi="Tahoma" w:hint="eastAsia"/>
@@ -3183,7 +3236,27 @@
           <w:kern w:val="0"/>
           <w:sz w:val="22"/>
         </w:rPr>
-        <w:t>遇敌管理层</w:t>
+        <w:t>遇</w:t>
+      </w:r>
+      <w:proofErr w:type="gramStart"/>
+      <w:r>
+        <w:rPr>
+          <w:rFonts w:ascii="Tahoma" w:eastAsia="微软雅黑" w:hAnsi="Tahoma" w:hint="eastAsia"/>
+          <w:color w:val="00B050"/>
+          <w:kern w:val="0"/>
+          <w:sz w:val="22"/>
+        </w:rPr>
+        <w:t>敌管理</w:t>
+      </w:r>
+      <w:proofErr w:type="gramEnd"/>
+      <w:r>
+        <w:rPr>
+          <w:rFonts w:ascii="Tahoma" w:eastAsia="微软雅黑" w:hAnsi="Tahoma" w:hint="eastAsia"/>
+          <w:color w:val="00B050"/>
+          <w:kern w:val="0"/>
+          <w:sz w:val="22"/>
+        </w:rPr>
+        <w:t>层</w:t>
       </w:r>
       <w:r>
         <w:rPr>
@@ -3320,7 +3393,7 @@
           <w:sz w:val="22"/>
         </w:rPr>
         <w:drawing>
-          <wp:inline distT="0" distB="0" distL="0" distR="0" wp14:anchorId="6E65BC24" wp14:editId="2C069B23">
+          <wp:inline distT="0" distB="0" distL="0" distR="0" wp14:anchorId="6E65BC24" wp14:editId="11AC5E10">
             <wp:extent cx="2203450" cy="1338093"/>
             <wp:effectExtent l="0" t="0" r="6350" b="0"/>
             <wp:docPr id="42" name="图片 42"/>
@@ -3453,7 +3526,7 @@
         <w:spacing w:before="260" w:after="260" w:line="416" w:lineRule="auto"/>
         <w:outlineLvl w:val="1"/>
         <w:rPr>
-          <w:rFonts w:ascii="等线 Light" w:eastAsia="等线 Light" w:hAnsi="等线 Light"/>
+          <w:rFonts w:ascii="等线 Light" w:eastAsia="等线 Light" w:hAnsi="等线 Light" w:hint="eastAsia"/>
           <w:b/>
           <w:bCs/>
           <w:sz w:val="32"/>
@@ -3475,6 +3548,9 @@
     <w:p>
       <w:pPr>
         <w:pStyle w:val="3"/>
+        <w:rPr>
+          <w:rFonts w:hint="eastAsia"/>
+        </w:rPr>
       </w:pPr>
       <w:bookmarkStart w:id="0" w:name="_快速理解"/>
       <w:bookmarkEnd w:id="0"/>
@@ -3491,7 +3567,7 @@
         <w:snapToGrid w:val="0"/>
         <w:spacing w:before="120" w:after="120" w:line="240" w:lineRule="auto"/>
         <w:rPr>
-          <w:rFonts w:ascii="微软雅黑" w:eastAsia="微软雅黑" w:hAnsi="微软雅黑"/>
+          <w:rFonts w:ascii="微软雅黑" w:eastAsia="微软雅黑" w:hAnsi="微软雅黑" w:hint="eastAsia"/>
           <w:sz w:val="22"/>
           <w:szCs w:val="22"/>
         </w:rPr>
@@ -3723,7 +3799,7 @@
         <w:snapToGrid w:val="0"/>
         <w:spacing w:before="120" w:after="120" w:line="240" w:lineRule="auto"/>
         <w:rPr>
-          <w:rFonts w:ascii="微软雅黑" w:eastAsia="微软雅黑" w:hAnsi="微软雅黑"/>
+          <w:rFonts w:ascii="微软雅黑" w:eastAsia="微软雅黑" w:hAnsi="微软雅黑" w:hint="eastAsia"/>
           <w:sz w:val="22"/>
           <w:szCs w:val="22"/>
         </w:rPr>
@@ -4306,6 +4382,9 @@
     <w:p>
       <w:pPr>
         <w:pStyle w:val="3"/>
+        <w:rPr>
+          <w:rFonts w:hint="eastAsia"/>
+        </w:rPr>
       </w:pPr>
       <w:r>
         <w:rPr>
@@ -4321,34 +4400,34 @@
         <w:snapToGrid w:val="0"/>
         <w:spacing w:before="120" w:after="120" w:line="240" w:lineRule="auto"/>
         <w:rPr>
+          <w:rFonts w:ascii="微软雅黑" w:eastAsia="微软雅黑" w:hAnsi="微软雅黑" w:hint="eastAsia"/>
+          <w:sz w:val="22"/>
+          <w:szCs w:val="22"/>
+        </w:rPr>
+      </w:pPr>
+      <w:r>
+        <w:rPr>
           <w:rFonts w:ascii="微软雅黑" w:eastAsia="微软雅黑" w:hAnsi="微软雅黑"/>
           <w:sz w:val="22"/>
           <w:szCs w:val="22"/>
         </w:rPr>
-      </w:pPr>
-      <w:r>
-        <w:rPr>
-          <w:rFonts w:ascii="微软雅黑" w:eastAsia="微软雅黑" w:hAnsi="微软雅黑"/>
+        <w:t>1</w:t>
+      </w:r>
+      <w:r>
+        <w:rPr>
+          <w:rFonts w:ascii="微软雅黑" w:eastAsia="微软雅黑" w:hAnsi="微软雅黑" w:hint="eastAsia"/>
           <w:sz w:val="22"/>
           <w:szCs w:val="22"/>
         </w:rPr>
-        <w:t>1</w:t>
-      </w:r>
+        <w:t>）</w:t>
+      </w:r>
+      <w:bookmarkStart w:id="3" w:name="粒子弹道"/>
       <w:r>
         <w:rPr>
           <w:rFonts w:ascii="微软雅黑" w:eastAsia="微软雅黑" w:hAnsi="微软雅黑" w:hint="eastAsia"/>
           <w:sz w:val="22"/>
           <w:szCs w:val="22"/>
         </w:rPr>
-        <w:t>）</w:t>
-      </w:r>
-      <w:bookmarkStart w:id="3" w:name="粒子弹道"/>
-      <w:r>
-        <w:rPr>
-          <w:rFonts w:ascii="微软雅黑" w:eastAsia="微软雅黑" w:hAnsi="微软雅黑" w:hint="eastAsia"/>
-          <w:sz w:val="22"/>
-          <w:szCs w:val="22"/>
-        </w:rPr>
         <w:t>粒子弹道</w:t>
       </w:r>
       <w:bookmarkEnd w:id="3"/>
@@ -4370,6 +4449,7 @@
         </w:rPr>
         <w:t>粒子的移动基于弹道，详细可以去看看</w:t>
       </w:r>
+      <w:proofErr w:type="gramStart"/>
       <w:r>
         <w:rPr>
           <w:rFonts w:ascii="Tahoma" w:eastAsia="微软雅黑" w:hAnsi="Tahoma"/>
@@ -4378,6 +4458,7 @@
         </w:rPr>
         <w:t>”</w:t>
       </w:r>
+      <w:proofErr w:type="gramEnd"/>
       <w:r>
         <w:rPr>
           <w:rFonts w:ascii="Tahoma" w:eastAsia="微软雅黑" w:hAnsi="Tahoma" w:hint="eastAsia"/>
@@ -4450,6 +4531,7 @@
         </w:rPr>
         <w:t>docx</w:t>
       </w:r>
+      <w:proofErr w:type="gramStart"/>
       <w:r>
         <w:rPr>
           <w:rFonts w:ascii="Tahoma" w:eastAsia="微软雅黑" w:hAnsi="Tahoma"/>
@@ -4458,6 +4540,7 @@
         </w:rPr>
         <w:t>”</w:t>
       </w:r>
+      <w:proofErr w:type="gramEnd"/>
       <w:r>
         <w:rPr>
           <w:rFonts w:ascii="Tahoma" w:eastAsia="微软雅黑" w:hAnsi="Tahoma" w:hint="eastAsia"/>
@@ -4588,7 +4671,7 @@
         <w:widowControl/>
         <w:jc w:val="center"/>
         <w:rPr>
-          <w:rFonts w:ascii="宋体" w:eastAsia="宋体" w:hAnsi="宋体" w:cs="宋体"/>
+          <w:rFonts w:ascii="宋体" w:eastAsia="宋体" w:hAnsi="宋体" w:cs="宋体" w:hint="eastAsia"/>
           <w:kern w:val="0"/>
           <w:sz w:val="24"/>
           <w:szCs w:val="24"/>
@@ -4723,13 +4806,23 @@
           <w:sz w:val="22"/>
         </w:rPr>
       </w:pPr>
-      <w:r>
-        <w:rPr>
-          <w:rFonts w:ascii="Tahoma" w:eastAsia="微软雅黑" w:hAnsi="Tahoma" w:hint="eastAsia"/>
-          <w:kern w:val="0"/>
-          <w:sz w:val="22"/>
-        </w:rPr>
-        <w:t>勾选倒放后，四周扩散效果</w:t>
+      <w:proofErr w:type="gramStart"/>
+      <w:r>
+        <w:rPr>
+          <w:rFonts w:ascii="Tahoma" w:eastAsia="微软雅黑" w:hAnsi="Tahoma" w:hint="eastAsia"/>
+          <w:kern w:val="0"/>
+          <w:sz w:val="22"/>
+        </w:rPr>
+        <w:t>勾选倒放后</w:t>
+      </w:r>
+      <w:proofErr w:type="gramEnd"/>
+      <w:r>
+        <w:rPr>
+          <w:rFonts w:ascii="Tahoma" w:eastAsia="微软雅黑" w:hAnsi="Tahoma" w:hint="eastAsia"/>
+          <w:kern w:val="0"/>
+          <w:sz w:val="22"/>
+        </w:rPr>
+        <w:t>，四周扩散效果</w:t>
       </w:r>
       <w:r>
         <w:rPr>
@@ -4822,7 +4915,7 @@
       <w:pPr>
         <w:widowControl/>
         <w:rPr>
-          <w:rFonts w:ascii="宋体" w:eastAsia="宋体" w:hAnsi="宋体" w:cs="宋体"/>
+          <w:rFonts w:ascii="宋体" w:eastAsia="宋体" w:hAnsi="宋体" w:cs="宋体" w:hint="eastAsia"/>
           <w:kern w:val="0"/>
           <w:sz w:val="24"/>
           <w:szCs w:val="24"/>
@@ -4835,42 +4928,42 @@
         <w:snapToGrid w:val="0"/>
         <w:spacing w:before="120" w:after="120" w:line="240" w:lineRule="auto"/>
         <w:rPr>
+          <w:rFonts w:ascii="微软雅黑" w:eastAsia="微软雅黑" w:hAnsi="微软雅黑" w:hint="eastAsia"/>
+          <w:sz w:val="22"/>
+          <w:szCs w:val="22"/>
+        </w:rPr>
+      </w:pPr>
+      <w:r>
+        <w:rPr>
           <w:rFonts w:ascii="微软雅黑" w:eastAsia="微软雅黑" w:hAnsi="微软雅黑"/>
           <w:sz w:val="22"/>
           <w:szCs w:val="22"/>
         </w:rPr>
-      </w:pPr>
-      <w:r>
-        <w:rPr>
-          <w:rFonts w:ascii="微软雅黑" w:eastAsia="微软雅黑" w:hAnsi="微软雅黑"/>
+        <w:t>2</w:t>
+      </w:r>
+      <w:r>
+        <w:rPr>
+          <w:rFonts w:ascii="微软雅黑" w:eastAsia="微软雅黑" w:hAnsi="微软雅黑" w:hint="eastAsia"/>
           <w:sz w:val="22"/>
           <w:szCs w:val="22"/>
         </w:rPr>
-        <w:t>2</w:t>
-      </w:r>
+        <w:t>）</w:t>
+      </w:r>
+      <w:bookmarkStart w:id="5" w:name="粒子群播放方式"/>
       <w:r>
         <w:rPr>
           <w:rFonts w:ascii="微软雅黑" w:eastAsia="微软雅黑" w:hAnsi="微软雅黑" w:hint="eastAsia"/>
           <w:sz w:val="22"/>
           <w:szCs w:val="22"/>
         </w:rPr>
-        <w:t>）</w:t>
-      </w:r>
-      <w:bookmarkStart w:id="5" w:name="粒子群播放方式"/>
+        <w:t>粒子群</w:t>
+      </w:r>
       <w:r>
         <w:rPr>
           <w:rFonts w:ascii="微软雅黑" w:eastAsia="微软雅黑" w:hAnsi="微软雅黑" w:hint="eastAsia"/>
           <w:sz w:val="22"/>
           <w:szCs w:val="22"/>
         </w:rPr>
-        <w:t>粒子群</w:t>
-      </w:r>
-      <w:r>
-        <w:rPr>
-          <w:rFonts w:ascii="微软雅黑" w:eastAsia="微软雅黑" w:hAnsi="微软雅黑" w:hint="eastAsia"/>
-          <w:sz w:val="22"/>
-          <w:szCs w:val="22"/>
-        </w:rPr>
         <w:t>播放方式</w:t>
       </w:r>
       <w:bookmarkEnd w:id="5"/>
@@ -4952,26 +5045,45 @@
         </w:rPr>
         <w:t>相关子插件可以去看看：</w:t>
       </w:r>
-      <w:hyperlink w:anchor="_1）粒子小爆炸" w:history="1">
-        <w:r>
-          <w:rPr>
-            <w:rStyle w:val="a4"/>
-            <w:rFonts w:ascii="Tahoma" w:eastAsia="微软雅黑" w:hAnsi="Tahoma" w:hint="eastAsia"/>
-            <w:kern w:val="0"/>
-            <w:sz w:val="22"/>
-          </w:rPr>
-          <w:t>1</w:t>
-        </w:r>
-        <w:r>
-          <w:rPr>
-            <w:rStyle w:val="a4"/>
-            <w:rFonts w:ascii="Tahoma" w:eastAsia="微软雅黑" w:hAnsi="Tahoma" w:hint="eastAsia"/>
-            <w:kern w:val="0"/>
-            <w:sz w:val="22"/>
-          </w:rPr>
-          <w:t>）粒子小爆炸</w:t>
-        </w:r>
-      </w:hyperlink>
+      <w:r>
+        <w:fldChar w:fldCharType="begin"/>
+      </w:r>
+      <w:r>
+        <w:instrText>HYPERLINK \l "_1）粒子小爆炸"</w:instrText>
+      </w:r>
+      <w:r>
+        <w:rPr>
+          <w:rFonts w:hint="eastAsia"/>
+        </w:rPr>
+        <w:fldChar w:fldCharType="separate"/>
+      </w:r>
+      <w:r>
+        <w:rPr>
+          <w:rStyle w:val="a4"/>
+          <w:rFonts w:ascii="Tahoma" w:eastAsia="微软雅黑" w:hAnsi="Tahoma" w:hint="eastAsia"/>
+          <w:kern w:val="0"/>
+          <w:sz w:val="22"/>
+        </w:rPr>
+        <w:t>1</w:t>
+      </w:r>
+      <w:r>
+        <w:rPr>
+          <w:rStyle w:val="a4"/>
+          <w:rFonts w:ascii="Tahoma" w:eastAsia="微软雅黑" w:hAnsi="Tahoma" w:hint="eastAsia"/>
+          <w:kern w:val="0"/>
+          <w:sz w:val="22"/>
+        </w:rPr>
+        <w:t>）粒子小爆炸</w:t>
+      </w:r>
+      <w:r>
+        <w:rPr>
+          <w:rStyle w:val="a4"/>
+          <w:rFonts w:ascii="Tahoma" w:eastAsia="微软雅黑" w:hAnsi="Tahoma"/>
+          <w:kern w:val="0"/>
+          <w:sz w:val="22"/>
+        </w:rPr>
+        <w:fldChar w:fldCharType="end"/>
+      </w:r>
       <w:r>
         <w:rPr>
           <w:rFonts w:ascii="Tahoma" w:eastAsia="微软雅黑" w:hAnsi="Tahoma"/>
@@ -4994,7 +5106,7 @@
         <w:widowControl/>
         <w:jc w:val="center"/>
         <w:rPr>
-          <w:rFonts w:ascii="宋体" w:eastAsia="宋体" w:hAnsi="宋体" w:cs="宋体"/>
+          <w:rFonts w:ascii="宋体" w:eastAsia="宋体" w:hAnsi="宋体" w:cs="宋体" w:hint="eastAsia"/>
           <w:kern w:val="0"/>
           <w:sz w:val="24"/>
           <w:szCs w:val="24"/>
@@ -5141,7 +5253,7 @@
         <w:widowControl/>
         <w:jc w:val="center"/>
         <w:rPr>
-          <w:rFonts w:ascii="宋体" w:eastAsia="宋体" w:hAnsi="宋体" w:cs="宋体"/>
+          <w:rFonts w:ascii="宋体" w:eastAsia="宋体" w:hAnsi="宋体" w:cs="宋体" w:hint="eastAsia"/>
           <w:kern w:val="0"/>
           <w:sz w:val="24"/>
           <w:szCs w:val="24"/>
@@ -5295,42 +5407,42 @@
         <w:snapToGrid w:val="0"/>
         <w:spacing w:before="120" w:after="120" w:line="240" w:lineRule="auto"/>
         <w:rPr>
+          <w:rFonts w:ascii="微软雅黑" w:eastAsia="微软雅黑" w:hAnsi="微软雅黑" w:hint="eastAsia"/>
+          <w:sz w:val="22"/>
+          <w:szCs w:val="22"/>
+        </w:rPr>
+      </w:pPr>
+      <w:r>
+        <w:rPr>
           <w:rFonts w:ascii="微软雅黑" w:eastAsia="微软雅黑" w:hAnsi="微软雅黑"/>
           <w:sz w:val="22"/>
           <w:szCs w:val="22"/>
         </w:rPr>
-      </w:pPr>
-      <w:r>
-        <w:rPr>
-          <w:rFonts w:ascii="微软雅黑" w:eastAsia="微软雅黑" w:hAnsi="微软雅黑"/>
+        <w:t>3</w:t>
+      </w:r>
+      <w:r>
+        <w:rPr>
+          <w:rFonts w:ascii="微软雅黑" w:eastAsia="微软雅黑" w:hAnsi="微软雅黑" w:hint="eastAsia"/>
           <w:sz w:val="22"/>
           <w:szCs w:val="22"/>
         </w:rPr>
-        <w:t>3</w:t>
-      </w:r>
+        <w:t>）</w:t>
+      </w:r>
+      <w:bookmarkStart w:id="6" w:name="粒子产生方式"/>
       <w:r>
         <w:rPr>
           <w:rFonts w:ascii="微软雅黑" w:eastAsia="微软雅黑" w:hAnsi="微软雅黑" w:hint="eastAsia"/>
           <w:sz w:val="22"/>
           <w:szCs w:val="22"/>
         </w:rPr>
-        <w:t>）</w:t>
-      </w:r>
-      <w:bookmarkStart w:id="6" w:name="粒子产生方式"/>
+        <w:t>粒子</w:t>
+      </w:r>
       <w:r>
         <w:rPr>
           <w:rFonts w:ascii="微软雅黑" w:eastAsia="微软雅黑" w:hAnsi="微软雅黑" w:hint="eastAsia"/>
           <w:sz w:val="22"/>
           <w:szCs w:val="22"/>
         </w:rPr>
-        <w:t>粒子</w:t>
-      </w:r>
-      <w:r>
-        <w:rPr>
-          <w:rFonts w:ascii="微软雅黑" w:eastAsia="微软雅黑" w:hAnsi="微软雅黑" w:hint="eastAsia"/>
-          <w:sz w:val="22"/>
-          <w:szCs w:val="22"/>
-        </w:rPr>
         <w:t>产生方式</w:t>
       </w:r>
       <w:bookmarkEnd w:id="6"/>
@@ -5421,7 +5533,25 @@
           <w:kern w:val="0"/>
           <w:sz w:val="22"/>
         </w:rPr>
-        <w:t>即粒子群创建后，立即展现为所有粒子正在播放的样子。</w:t>
+        <w:t>即粒子</w:t>
+      </w:r>
+      <w:proofErr w:type="gramStart"/>
+      <w:r>
+        <w:rPr>
+          <w:rFonts w:ascii="Tahoma" w:eastAsia="微软雅黑" w:hAnsi="Tahoma" w:hint="eastAsia"/>
+          <w:kern w:val="0"/>
+          <w:sz w:val="22"/>
+        </w:rPr>
+        <w:t>群创建</w:t>
+      </w:r>
+      <w:proofErr w:type="gramEnd"/>
+      <w:r>
+        <w:rPr>
+          <w:rFonts w:ascii="Tahoma" w:eastAsia="微软雅黑" w:hAnsi="Tahoma" w:hint="eastAsia"/>
+          <w:kern w:val="0"/>
+          <w:sz w:val="22"/>
+        </w:rPr>
+        <w:t>后，立即展现为所有粒子正在播放的样子。</w:t>
       </w:r>
     </w:p>
     <w:p>
@@ -5664,7 +5794,7 @@
         <w:snapToGrid w:val="0"/>
         <w:jc w:val="center"/>
         <w:rPr>
-          <w:rFonts w:ascii="宋体" w:eastAsia="宋体" w:hAnsi="宋体" w:cs="宋体"/>
+          <w:rFonts w:ascii="宋体" w:eastAsia="宋体" w:hAnsi="宋体" w:cs="宋体" w:hint="eastAsia"/>
           <w:kern w:val="0"/>
           <w:sz w:val="24"/>
           <w:szCs w:val="24"/>
@@ -6021,7 +6151,7 @@
         <w:widowControl/>
         <w:jc w:val="center"/>
         <w:rPr>
-          <w:rFonts w:ascii="宋体" w:eastAsia="宋体" w:hAnsi="宋体" w:cs="宋体"/>
+          <w:rFonts w:ascii="宋体" w:eastAsia="宋体" w:hAnsi="宋体" w:cs="宋体" w:hint="eastAsia"/>
           <w:kern w:val="0"/>
           <w:sz w:val="24"/>
           <w:szCs w:val="24"/>
@@ -6101,65 +6231,65 @@
         <w:snapToGrid w:val="0"/>
         <w:spacing w:before="120" w:after="120" w:line="240" w:lineRule="auto"/>
         <w:rPr>
+          <w:rFonts w:ascii="微软雅黑" w:eastAsia="微软雅黑" w:hAnsi="微软雅黑" w:hint="eastAsia"/>
+          <w:sz w:val="22"/>
+          <w:szCs w:val="22"/>
+        </w:rPr>
+      </w:pPr>
+      <w:r>
+        <w:rPr>
           <w:rFonts w:ascii="微软雅黑" w:eastAsia="微软雅黑" w:hAnsi="微软雅黑"/>
           <w:sz w:val="22"/>
           <w:szCs w:val="22"/>
         </w:rPr>
-      </w:pPr>
-      <w:r>
-        <w:rPr>
-          <w:rFonts w:ascii="微软雅黑" w:eastAsia="微软雅黑" w:hAnsi="微软雅黑"/>
+        <w:t>4</w:t>
+      </w:r>
+      <w:r>
+        <w:rPr>
+          <w:rFonts w:ascii="微软雅黑" w:eastAsia="微软雅黑" w:hAnsi="微软雅黑" w:hint="eastAsia"/>
           <w:sz w:val="22"/>
           <w:szCs w:val="22"/>
         </w:rPr>
-        <w:t>4</w:t>
-      </w:r>
+        <w:t>）</w:t>
+      </w:r>
+      <w:bookmarkStart w:id="7" w:name="粒子出现"/>
       <w:r>
         <w:rPr>
           <w:rFonts w:ascii="微软雅黑" w:eastAsia="微软雅黑" w:hAnsi="微软雅黑" w:hint="eastAsia"/>
           <w:sz w:val="22"/>
           <w:szCs w:val="22"/>
         </w:rPr>
-        <w:t>）</w:t>
-      </w:r>
-      <w:bookmarkStart w:id="7" w:name="粒子出现"/>
+        <w:t>粒子</w:t>
+      </w:r>
       <w:r>
         <w:rPr>
           <w:rFonts w:ascii="微软雅黑" w:eastAsia="微软雅黑" w:hAnsi="微软雅黑" w:hint="eastAsia"/>
           <w:sz w:val="22"/>
           <w:szCs w:val="22"/>
         </w:rPr>
+        <w:t>出现</w:t>
+      </w:r>
+      <w:bookmarkEnd w:id="7"/>
+    </w:p>
+    <w:p>
+      <w:pPr>
+        <w:snapToGrid w:val="0"/>
+        <w:rPr>
+          <w:rFonts w:ascii="Tahoma" w:eastAsia="微软雅黑" w:hAnsi="Tahoma"/>
+          <w:kern w:val="0"/>
+          <w:sz w:val="22"/>
+        </w:rPr>
+      </w:pPr>
+      <w:r>
+        <w:rPr>
+          <w:rFonts w:ascii="Tahoma" w:eastAsia="微软雅黑" w:hAnsi="Tahoma" w:hint="eastAsia"/>
+          <w:kern w:val="0"/>
+          <w:sz w:val="22"/>
+        </w:rPr>
         <w:t>粒子</w:t>
       </w:r>
       <w:r>
         <w:rPr>
-          <w:rFonts w:ascii="微软雅黑" w:eastAsia="微软雅黑" w:hAnsi="微软雅黑" w:hint="eastAsia"/>
-          <w:sz w:val="22"/>
-          <w:szCs w:val="22"/>
-        </w:rPr>
-        <w:t>出现</w:t>
-      </w:r>
-      <w:bookmarkEnd w:id="7"/>
-    </w:p>
-    <w:p>
-      <w:pPr>
-        <w:snapToGrid w:val="0"/>
-        <w:rPr>
-          <w:rFonts w:ascii="Tahoma" w:eastAsia="微软雅黑" w:hAnsi="Tahoma"/>
-          <w:kern w:val="0"/>
-          <w:sz w:val="22"/>
-        </w:rPr>
-      </w:pPr>
-      <w:r>
-        <w:rPr>
-          <w:rFonts w:ascii="Tahoma" w:eastAsia="微软雅黑" w:hAnsi="Tahoma" w:hint="eastAsia"/>
-          <w:kern w:val="0"/>
-          <w:sz w:val="22"/>
-        </w:rPr>
-        <w:t>粒子</w:t>
-      </w:r>
-      <w:r>
-        <w:rPr>
           <w:rFonts w:ascii="Tahoma" w:eastAsia="微软雅黑" w:hAnsi="Tahoma" w:hint="eastAsia"/>
           <w:kern w:val="0"/>
           <w:sz w:val="22"/>
@@ -6250,26 +6380,45 @@
         </w:rPr>
         <w:t>可以跳转到个体装饰的：</w:t>
       </w:r>
-      <w:hyperlink w:anchor="_1）粒子出现范围" w:history="1">
-        <w:r>
-          <w:rPr>
-            <w:rStyle w:val="a4"/>
-            <w:rFonts w:ascii="Tahoma" w:eastAsia="微软雅黑" w:hAnsi="Tahoma" w:hint="eastAsia"/>
-            <w:kern w:val="0"/>
-            <w:sz w:val="22"/>
-          </w:rPr>
-          <w:t>1</w:t>
-        </w:r>
-        <w:r>
-          <w:rPr>
-            <w:rStyle w:val="a4"/>
-            <w:rFonts w:ascii="Tahoma" w:eastAsia="微软雅黑" w:hAnsi="Tahoma" w:hint="eastAsia"/>
-            <w:kern w:val="0"/>
-            <w:sz w:val="22"/>
-          </w:rPr>
-          <w:t>）粒子出现范围</w:t>
-        </w:r>
-      </w:hyperlink>
+      <w:r>
+        <w:fldChar w:fldCharType="begin"/>
+      </w:r>
+      <w:r>
+        <w:instrText>HYPERLINK \l "_1）粒子出现范围"</w:instrText>
+      </w:r>
+      <w:r>
+        <w:rPr>
+          <w:rFonts w:hint="eastAsia"/>
+        </w:rPr>
+        <w:fldChar w:fldCharType="separate"/>
+      </w:r>
+      <w:r>
+        <w:rPr>
+          <w:rStyle w:val="a4"/>
+          <w:rFonts w:ascii="Tahoma" w:eastAsia="微软雅黑" w:hAnsi="Tahoma" w:hint="eastAsia"/>
+          <w:kern w:val="0"/>
+          <w:sz w:val="22"/>
+        </w:rPr>
+        <w:t>1</w:t>
+      </w:r>
+      <w:r>
+        <w:rPr>
+          <w:rStyle w:val="a4"/>
+          <w:rFonts w:ascii="Tahoma" w:eastAsia="微软雅黑" w:hAnsi="Tahoma" w:hint="eastAsia"/>
+          <w:kern w:val="0"/>
+          <w:sz w:val="22"/>
+        </w:rPr>
+        <w:t>）粒子出现范围</w:t>
+      </w:r>
+      <w:r>
+        <w:rPr>
+          <w:rStyle w:val="a4"/>
+          <w:rFonts w:ascii="Tahoma" w:eastAsia="微软雅黑" w:hAnsi="Tahoma"/>
+          <w:kern w:val="0"/>
+          <w:sz w:val="22"/>
+        </w:rPr>
+        <w:fldChar w:fldCharType="end"/>
+      </w:r>
       <w:r>
         <w:rPr>
           <w:rFonts w:ascii="Tahoma" w:eastAsia="微软雅黑" w:hAnsi="Tahoma" w:hint="eastAsia"/>
@@ -6355,6 +6504,9 @@
     <w:p>
       <w:pPr>
         <w:pStyle w:val="3"/>
+        <w:rPr>
+          <w:rFonts w:hint="eastAsia"/>
+        </w:rPr>
       </w:pPr>
       <w:r>
         <w:rPr>
@@ -6370,7 +6522,7 @@
         <w:snapToGrid w:val="0"/>
         <w:spacing w:before="120" w:after="120" w:line="240" w:lineRule="auto"/>
         <w:rPr>
-          <w:rFonts w:ascii="微软雅黑" w:eastAsia="微软雅黑" w:hAnsi="微软雅黑"/>
+          <w:rFonts w:ascii="微软雅黑" w:eastAsia="微软雅黑" w:hAnsi="微软雅黑" w:hint="eastAsia"/>
           <w:sz w:val="22"/>
           <w:szCs w:val="22"/>
         </w:rPr>
@@ -6621,7 +6773,7 @@
         <w:widowControl/>
         <w:jc w:val="left"/>
         <w:rPr>
-          <w:rFonts w:ascii="宋体" w:eastAsia="宋体" w:hAnsi="宋体" w:cs="宋体"/>
+          <w:rFonts w:ascii="宋体" w:eastAsia="宋体" w:hAnsi="宋体" w:cs="宋体" w:hint="eastAsia"/>
           <w:kern w:val="0"/>
           <w:sz w:val="24"/>
           <w:szCs w:val="24"/>
@@ -6701,25 +6853,25 @@
         <w:snapToGrid w:val="0"/>
         <w:spacing w:before="120" w:after="120" w:line="240" w:lineRule="auto"/>
         <w:rPr>
+          <w:rFonts w:ascii="微软雅黑" w:eastAsia="微软雅黑" w:hAnsi="微软雅黑" w:hint="eastAsia"/>
+          <w:sz w:val="22"/>
+          <w:szCs w:val="22"/>
+        </w:rPr>
+      </w:pPr>
+      <w:r>
+        <w:rPr>
           <w:rFonts w:ascii="微软雅黑" w:eastAsia="微软雅黑" w:hAnsi="微软雅黑"/>
           <w:sz w:val="22"/>
           <w:szCs w:val="22"/>
         </w:rPr>
-      </w:pPr>
-      <w:r>
-        <w:rPr>
-          <w:rFonts w:ascii="微软雅黑" w:eastAsia="微软雅黑" w:hAnsi="微软雅黑"/>
+        <w:t>2</w:t>
+      </w:r>
+      <w:r>
+        <w:rPr>
+          <w:rFonts w:ascii="微软雅黑" w:eastAsia="微软雅黑" w:hAnsi="微软雅黑" w:hint="eastAsia"/>
           <w:sz w:val="22"/>
           <w:szCs w:val="22"/>
         </w:rPr>
-        <w:t>2</w:t>
-      </w:r>
-      <w:r>
-        <w:rPr>
-          <w:rFonts w:ascii="微软雅黑" w:eastAsia="微软雅黑" w:hAnsi="微软雅黑" w:hint="eastAsia"/>
-          <w:sz w:val="22"/>
-          <w:szCs w:val="22"/>
-        </w:rPr>
         <w:t>）固定随机种子</w:t>
       </w:r>
     </w:p>
@@ -6770,7 +6922,7 @@
         <w:widowControl/>
         <w:jc w:val="center"/>
         <w:rPr>
-          <w:rFonts w:ascii="宋体" w:eastAsia="宋体" w:hAnsi="宋体" w:cs="宋体"/>
+          <w:rFonts w:ascii="宋体" w:eastAsia="宋体" w:hAnsi="宋体" w:cs="宋体" w:hint="eastAsia"/>
           <w:kern w:val="0"/>
           <w:sz w:val="24"/>
           <w:szCs w:val="24"/>
@@ -6928,7 +7080,27 @@
           <w:kern w:val="0"/>
           <w:sz w:val="22"/>
         </w:rPr>
-        <w:t>（其实这个功能是作者强迫症，为了专研更强大的弹道公式而设计出来的。）</w:t>
+        <w:t>（其实这个功能是作者强迫症，为了专</w:t>
+      </w:r>
+      <w:proofErr w:type="gramStart"/>
+      <w:r>
+        <w:rPr>
+          <w:rFonts w:ascii="Tahoma" w:eastAsia="微软雅黑" w:hAnsi="Tahoma"/>
+          <w:color w:val="BFBFBF" w:themeColor="background1" w:themeShade="BF"/>
+          <w:kern w:val="0"/>
+          <w:sz w:val="22"/>
+        </w:rPr>
+        <w:t>研</w:t>
+      </w:r>
+      <w:proofErr w:type="gramEnd"/>
+      <w:r>
+        <w:rPr>
+          <w:rFonts w:ascii="Tahoma" w:eastAsia="微软雅黑" w:hAnsi="Tahoma"/>
+          <w:color w:val="BFBFBF" w:themeColor="background1" w:themeShade="BF"/>
+          <w:kern w:val="0"/>
+          <w:sz w:val="22"/>
+        </w:rPr>
+        <w:t>更强大的弹道公式而设计出来的。）</w:t>
       </w:r>
     </w:p>
     <w:p>
@@ -7025,7 +7197,7 @@
         <w:snapToGrid w:val="0"/>
         <w:spacing w:before="120" w:after="120" w:line="240" w:lineRule="auto"/>
         <w:rPr>
-          <w:rFonts w:ascii="微软雅黑" w:eastAsia="微软雅黑" w:hAnsi="微软雅黑"/>
+          <w:rFonts w:ascii="微软雅黑" w:eastAsia="微软雅黑" w:hAnsi="微软雅黑" w:hint="eastAsia"/>
           <w:sz w:val="22"/>
           <w:szCs w:val="22"/>
         </w:rPr>
@@ -7095,7 +7267,25 @@
           <w:kern w:val="0"/>
           <w:sz w:val="22"/>
         </w:rPr>
-        <w:t>：指一个粒子有两层，当相同粒子相交时，处于低层的粒子图片，不会覆盖高层的粒子图片。</w:t>
+        <w:t>：指一个粒子有两层，</w:t>
+      </w:r>
+      <w:proofErr w:type="gramStart"/>
+      <w:r>
+        <w:rPr>
+          <w:rFonts w:ascii="Tahoma" w:eastAsia="微软雅黑" w:hAnsi="Tahoma" w:hint="eastAsia"/>
+          <w:kern w:val="0"/>
+          <w:sz w:val="22"/>
+        </w:rPr>
+        <w:t>当相同</w:t>
+      </w:r>
+      <w:proofErr w:type="gramEnd"/>
+      <w:r>
+        <w:rPr>
+          <w:rFonts w:ascii="Tahoma" w:eastAsia="微软雅黑" w:hAnsi="Tahoma" w:hint="eastAsia"/>
+          <w:kern w:val="0"/>
+          <w:sz w:val="22"/>
+        </w:rPr>
+        <w:t>粒子相交时，处于低层的粒子图片，不会覆盖高层的粒子图片。</w:t>
       </w:r>
     </w:p>
     <w:p>
@@ -7115,7 +7305,25 @@
           <w:kern w:val="0"/>
           <w:sz w:val="22"/>
         </w:rPr>
-        <w:t>（通常第二层为描边的图片，你也可以画光环、阴影之类的效果。）</w:t>
+        <w:t>（通常第二层</w:t>
+      </w:r>
+      <w:proofErr w:type="gramStart"/>
+      <w:r>
+        <w:rPr>
+          <w:rFonts w:ascii="Tahoma" w:eastAsia="微软雅黑" w:hAnsi="Tahoma" w:hint="eastAsia"/>
+          <w:kern w:val="0"/>
+          <w:sz w:val="22"/>
+        </w:rPr>
+        <w:t>为描边的</w:t>
+      </w:r>
+      <w:proofErr w:type="gramEnd"/>
+      <w:r>
+        <w:rPr>
+          <w:rFonts w:ascii="Tahoma" w:eastAsia="微软雅黑" w:hAnsi="Tahoma" w:hint="eastAsia"/>
+          <w:kern w:val="0"/>
+          <w:sz w:val="22"/>
+        </w:rPr>
+        <w:t>图片，你也可以画光环、阴影之类的效果。）</w:t>
       </w:r>
     </w:p>
     <w:p>
@@ -7326,25 +7534,25 @@
         <w:snapToGrid w:val="0"/>
         <w:spacing w:before="120" w:after="120" w:line="240" w:lineRule="auto"/>
         <w:rPr>
+          <w:rFonts w:ascii="微软雅黑" w:eastAsia="微软雅黑" w:hAnsi="微软雅黑" w:hint="eastAsia"/>
+          <w:sz w:val="22"/>
+          <w:szCs w:val="22"/>
+        </w:rPr>
+      </w:pPr>
+      <w:r>
+        <w:rPr>
           <w:rFonts w:ascii="微软雅黑" w:eastAsia="微软雅黑" w:hAnsi="微软雅黑"/>
           <w:sz w:val="22"/>
           <w:szCs w:val="22"/>
         </w:rPr>
-      </w:pPr>
-      <w:r>
-        <w:rPr>
-          <w:rFonts w:ascii="微软雅黑" w:eastAsia="微软雅黑" w:hAnsi="微软雅黑"/>
+        <w:t>4</w:t>
+      </w:r>
+      <w:r>
+        <w:rPr>
+          <w:rFonts w:ascii="微软雅黑" w:eastAsia="微软雅黑" w:hAnsi="微软雅黑" w:hint="eastAsia"/>
           <w:sz w:val="22"/>
           <w:szCs w:val="22"/>
         </w:rPr>
-        <w:t>4</w:t>
-      </w:r>
-      <w:r>
-        <w:rPr>
-          <w:rFonts w:ascii="微软雅黑" w:eastAsia="微软雅黑" w:hAnsi="微软雅黑" w:hint="eastAsia"/>
-          <w:sz w:val="22"/>
-          <w:szCs w:val="22"/>
-        </w:rPr>
         <w:t>）直线拖尾贴图</w:t>
       </w:r>
     </w:p>
@@ -7493,7 +7701,7 @@
         <w:widowControl/>
         <w:jc w:val="center"/>
         <w:rPr>
-          <w:rFonts w:ascii="宋体" w:eastAsia="宋体" w:hAnsi="宋体" w:cs="宋体"/>
+          <w:rFonts w:ascii="宋体" w:eastAsia="宋体" w:hAnsi="宋体" w:cs="宋体" w:hint="eastAsia"/>
           <w:kern w:val="0"/>
           <w:sz w:val="24"/>
           <w:szCs w:val="24"/>
@@ -7562,7 +7770,7 @@
         <w:widowControl/>
         <w:jc w:val="center"/>
         <w:rPr>
-          <w:rFonts w:ascii="宋体" w:eastAsia="宋体" w:hAnsi="宋体" w:cs="宋体"/>
+          <w:rFonts w:ascii="宋体" w:eastAsia="宋体" w:hAnsi="宋体" w:cs="宋体" w:hint="eastAsia"/>
           <w:kern w:val="0"/>
           <w:sz w:val="24"/>
           <w:szCs w:val="24"/>
@@ -7706,7 +7914,7 @@
         <w:snapToGrid w:val="0"/>
         <w:spacing w:before="120" w:after="120" w:line="240" w:lineRule="auto"/>
         <w:rPr>
-          <w:rFonts w:ascii="微软雅黑" w:eastAsia="微软雅黑" w:hAnsi="微软雅黑"/>
+          <w:rFonts w:ascii="微软雅黑" w:eastAsia="微软雅黑" w:hAnsi="微软雅黑" w:hint="eastAsia"/>
           <w:sz w:val="22"/>
           <w:szCs w:val="22"/>
         </w:rPr>
@@ -7798,7 +8006,7 @@
         <w:widowControl/>
         <w:jc w:val="center"/>
         <w:rPr>
-          <w:rFonts w:ascii="宋体" w:eastAsia="宋体" w:hAnsi="宋体" w:cs="宋体"/>
+          <w:rFonts w:ascii="宋体" w:eastAsia="宋体" w:hAnsi="宋体" w:cs="宋体" w:hint="eastAsia"/>
           <w:kern w:val="0"/>
           <w:sz w:val="24"/>
           <w:szCs w:val="24"/>
@@ -8345,7 +8553,7 @@
               <w:widowControl/>
               <w:jc w:val="center"/>
               <w:rPr>
-                <w:rFonts w:ascii="宋体" w:eastAsia="宋体" w:hAnsi="宋体" w:cs="宋体"/>
+                <w:rFonts w:ascii="宋体" w:eastAsia="宋体" w:hAnsi="宋体" w:cs="宋体" w:hint="eastAsia"/>
                 <w:kern w:val="0"/>
                 <w:sz w:val="24"/>
                 <w:szCs w:val="24"/>
@@ -8510,7 +8718,7 @@
         <w:spacing w:before="260" w:after="260" w:line="416" w:lineRule="auto"/>
         <w:outlineLvl w:val="1"/>
         <w:rPr>
-          <w:rFonts w:ascii="等线 Light" w:eastAsia="等线 Light" w:hAnsi="等线 Light"/>
+          <w:rFonts w:ascii="等线 Light" w:eastAsia="等线 Light" w:hAnsi="等线 Light" w:hint="eastAsia"/>
           <w:b/>
           <w:bCs/>
           <w:sz w:val="32"/>
@@ -8542,11 +8750,14 @@
     <w:p>
       <w:pPr>
         <w:pStyle w:val="3"/>
-      </w:pPr>
-      <w:r>
         <w:rPr>
           <w:rFonts w:hint="eastAsia"/>
         </w:rPr>
+      </w:pPr>
+      <w:r>
+        <w:rPr>
+          <w:rFonts w:hint="eastAsia"/>
+        </w:rPr>
         <w:t>同类插件区分</w:t>
       </w:r>
     </w:p>
@@ -8556,7 +8767,7 @@
         <w:snapToGrid w:val="0"/>
         <w:spacing w:before="120" w:after="120" w:line="240" w:lineRule="auto"/>
         <w:rPr>
-          <w:rFonts w:ascii="微软雅黑" w:eastAsia="微软雅黑" w:hAnsi="微软雅黑"/>
+          <w:rFonts w:ascii="微软雅黑" w:eastAsia="微软雅黑" w:hAnsi="微软雅黑" w:hint="eastAsia"/>
           <w:sz w:val="22"/>
           <w:szCs w:val="22"/>
         </w:rPr>
@@ -8620,6 +8831,7 @@
         </w:rPr>
         <w:t>◆</w:t>
       </w:r>
+      <w:proofErr w:type="spellStart"/>
       <w:r>
         <w:rPr>
           <w:rFonts w:ascii="Tahoma" w:eastAsia="微软雅黑" w:hAnsi="Tahoma"/>
@@ -8628,6 +8840,7 @@
         </w:rPr>
         <w:t>Drill_AnimationBlastingParticle</w:t>
       </w:r>
+      <w:proofErr w:type="spellEnd"/>
       <w:r>
         <w:rPr>
           <w:rFonts w:ascii="Tahoma" w:eastAsia="微软雅黑" w:hAnsi="Tahoma"/>
@@ -8697,6 +8910,7 @@
         </w:rPr>
         <w:t>◆</w:t>
       </w:r>
+      <w:proofErr w:type="spellStart"/>
       <w:r>
         <w:rPr>
           <w:rFonts w:ascii="Tahoma" w:eastAsia="微软雅黑" w:hAnsi="Tahoma"/>
@@ -8705,6 +8919,7 @@
         </w:rPr>
         <w:t>Drill_GaugeFloatingBlastParticle</w:t>
       </w:r>
+      <w:proofErr w:type="spellEnd"/>
       <w:r>
         <w:rPr>
           <w:rFonts w:ascii="Tahoma" w:eastAsia="微软雅黑" w:hAnsi="Tahoma"/>
@@ -8774,6 +8989,7 @@
         </w:rPr>
         <w:t>◆</w:t>
       </w:r>
+      <w:proofErr w:type="spellStart"/>
       <w:r>
         <w:rPr>
           <w:rFonts w:ascii="Tahoma" w:eastAsia="微软雅黑" w:hAnsi="Tahoma"/>
@@ -8798,6 +9014,7 @@
         </w:rPr>
         <w:t>FloatingBlastParticle</w:t>
       </w:r>
+      <w:proofErr w:type="spellEnd"/>
       <w:r>
         <w:rPr>
           <w:rFonts w:ascii="Tahoma" w:eastAsia="微软雅黑" w:hAnsi="Tahoma"/>
@@ -9286,6 +9503,9 @@
     <w:p>
       <w:pPr>
         <w:pStyle w:val="3"/>
+        <w:rPr>
+          <w:rFonts w:hint="eastAsia"/>
+        </w:rPr>
       </w:pPr>
       <w:r>
         <w:rPr>
@@ -9301,7 +9521,7 @@
         <w:snapToGrid w:val="0"/>
         <w:spacing w:before="120" w:after="120" w:line="240" w:lineRule="auto"/>
         <w:rPr>
-          <w:rFonts w:ascii="微软雅黑" w:eastAsia="微软雅黑" w:hAnsi="微软雅黑"/>
+          <w:rFonts w:ascii="微软雅黑" w:eastAsia="微软雅黑" w:hAnsi="微软雅黑" w:hint="eastAsia"/>
           <w:sz w:val="22"/>
           <w:szCs w:val="22"/>
         </w:rPr>
@@ -9436,7 +9656,7 @@
         <w:widowControl/>
         <w:jc w:val="center"/>
         <w:rPr>
-          <w:rFonts w:ascii="宋体" w:eastAsia="宋体" w:hAnsi="宋体" w:cs="宋体"/>
+          <w:rFonts w:ascii="宋体" w:eastAsia="宋体" w:hAnsi="宋体" w:cs="宋体" w:hint="eastAsia"/>
           <w:kern w:val="0"/>
           <w:sz w:val="24"/>
           <w:szCs w:val="24"/>
@@ -9505,7 +9725,7 @@
         <w:widowControl/>
         <w:jc w:val="center"/>
         <w:rPr>
-          <w:rFonts w:ascii="宋体" w:eastAsia="宋体" w:hAnsi="宋体" w:cs="宋体"/>
+          <w:rFonts w:ascii="宋体" w:eastAsia="宋体" w:hAnsi="宋体" w:cs="宋体" w:hint="eastAsia"/>
           <w:kern w:val="0"/>
           <w:sz w:val="24"/>
           <w:szCs w:val="24"/>
@@ -9587,42 +9807,42 @@
         <w:snapToGrid w:val="0"/>
         <w:spacing w:before="120" w:after="120" w:line="240" w:lineRule="auto"/>
         <w:rPr>
+          <w:rFonts w:ascii="微软雅黑" w:eastAsia="微软雅黑" w:hAnsi="微软雅黑" w:hint="eastAsia"/>
+          <w:sz w:val="22"/>
+          <w:szCs w:val="22"/>
+        </w:rPr>
+      </w:pPr>
+      <w:r>
+        <w:rPr>
           <w:rFonts w:ascii="微软雅黑" w:eastAsia="微软雅黑" w:hAnsi="微软雅黑"/>
           <w:sz w:val="22"/>
           <w:szCs w:val="22"/>
         </w:rPr>
-      </w:pPr>
-      <w:r>
-        <w:rPr>
-          <w:rFonts w:ascii="微软雅黑" w:eastAsia="微软雅黑" w:hAnsi="微软雅黑"/>
+        <w:t>2</w:t>
+      </w:r>
+      <w:r>
+        <w:rPr>
+          <w:rFonts w:ascii="微软雅黑" w:eastAsia="微软雅黑" w:hAnsi="微软雅黑" w:hint="eastAsia"/>
           <w:sz w:val="22"/>
           <w:szCs w:val="22"/>
         </w:rPr>
-        <w:t>2</w:t>
-      </w:r>
+        <w:t>）</w:t>
+      </w:r>
+      <w:bookmarkStart w:id="14" w:name="滞留效果"/>
       <w:r>
         <w:rPr>
           <w:rFonts w:ascii="微软雅黑" w:eastAsia="微软雅黑" w:hAnsi="微软雅黑" w:hint="eastAsia"/>
           <w:sz w:val="22"/>
           <w:szCs w:val="22"/>
         </w:rPr>
-        <w:t>）</w:t>
-      </w:r>
-      <w:bookmarkStart w:id="14" w:name="滞留效果"/>
+        <w:t>滞留</w:t>
+      </w:r>
       <w:r>
         <w:rPr>
           <w:rFonts w:ascii="微软雅黑" w:eastAsia="微软雅黑" w:hAnsi="微软雅黑" w:hint="eastAsia"/>
           <w:sz w:val="22"/>
           <w:szCs w:val="22"/>
         </w:rPr>
-        <w:t>滞留</w:t>
-      </w:r>
-      <w:r>
-        <w:rPr>
-          <w:rFonts w:ascii="微软雅黑" w:eastAsia="微软雅黑" w:hAnsi="微软雅黑" w:hint="eastAsia"/>
-          <w:sz w:val="22"/>
-          <w:szCs w:val="22"/>
-        </w:rPr>
         <w:t>效果</w:t>
       </w:r>
       <w:bookmarkEnd w:id="14"/>
@@ -9716,7 +9936,25 @@
           <w:kern w:val="0"/>
           <w:sz w:val="22"/>
         </w:rPr>
-        <w:t>设置不滞留，则粒子效果始终跟随个体移动。</w:t>
+        <w:t>设置</w:t>
+      </w:r>
+      <w:proofErr w:type="gramStart"/>
+      <w:r>
+        <w:rPr>
+          <w:rFonts w:ascii="Tahoma" w:eastAsia="微软雅黑" w:hAnsi="Tahoma" w:cs="Times New Roman" w:hint="eastAsia"/>
+          <w:kern w:val="0"/>
+          <w:sz w:val="22"/>
+        </w:rPr>
+        <w:t>不</w:t>
+      </w:r>
+      <w:proofErr w:type="gramEnd"/>
+      <w:r>
+        <w:rPr>
+          <w:rFonts w:ascii="Tahoma" w:eastAsia="微软雅黑" w:hAnsi="Tahoma" w:cs="Times New Roman" w:hint="eastAsia"/>
+          <w:kern w:val="0"/>
+          <w:sz w:val="22"/>
+        </w:rPr>
+        <w:t>滞留，则粒子效果始终跟随个体移动。</w:t>
       </w:r>
     </w:p>
     <w:p>
@@ -9777,7 +10015,7 @@
         <w:widowControl/>
         <w:jc w:val="center"/>
         <w:rPr>
-          <w:rFonts w:ascii="宋体" w:eastAsia="宋体" w:hAnsi="宋体" w:cs="宋体"/>
+          <w:rFonts w:ascii="宋体" w:eastAsia="宋体" w:hAnsi="宋体" w:cs="宋体" w:hint="eastAsia"/>
           <w:kern w:val="0"/>
           <w:sz w:val="24"/>
           <w:szCs w:val="24"/>
@@ -9858,7 +10096,7 @@
         <w:snapToGrid w:val="0"/>
         <w:spacing w:before="120" w:after="120" w:line="240" w:lineRule="auto"/>
         <w:rPr>
-          <w:rFonts w:ascii="微软雅黑" w:eastAsia="微软雅黑" w:hAnsi="微软雅黑"/>
+          <w:rFonts w:ascii="微软雅黑" w:eastAsia="微软雅黑" w:hAnsi="微软雅黑" w:hint="eastAsia"/>
           <w:sz w:val="22"/>
           <w:szCs w:val="22"/>
         </w:rPr>
@@ -10451,6 +10689,9 @@
     <w:p>
       <w:pPr>
         <w:pStyle w:val="3"/>
+        <w:rPr>
+          <w:rFonts w:hint="eastAsia"/>
+        </w:rPr>
       </w:pPr>
       <w:r>
         <w:rPr>
@@ -10466,7 +10707,7 @@
         <w:snapToGrid w:val="0"/>
         <w:spacing w:before="120" w:after="120" w:line="240" w:lineRule="auto"/>
         <w:rPr>
-          <w:rFonts w:ascii="微软雅黑" w:eastAsia="微软雅黑" w:hAnsi="微软雅黑"/>
+          <w:rFonts w:ascii="微软雅黑" w:eastAsia="微软雅黑" w:hAnsi="微软雅黑" w:hint="eastAsia"/>
           <w:sz w:val="22"/>
           <w:szCs w:val="22"/>
         </w:rPr>
@@ -11064,7 +11305,7 @@
         <w:snapToGrid w:val="0"/>
         <w:jc w:val="center"/>
         <w:rPr>
-          <w:rFonts w:ascii="宋体" w:eastAsia="宋体" w:hAnsi="宋体" w:cs="宋体"/>
+          <w:rFonts w:ascii="宋体" w:eastAsia="宋体" w:hAnsi="宋体" w:cs="宋体" w:hint="eastAsia"/>
           <w:kern w:val="0"/>
           <w:sz w:val="24"/>
           <w:szCs w:val="24"/>
@@ -11134,7 +11375,7 @@
         <w:snapToGrid w:val="0"/>
         <w:jc w:val="center"/>
         <w:rPr>
-          <w:rFonts w:ascii="宋体" w:eastAsia="宋体" w:hAnsi="宋体" w:cs="宋体"/>
+          <w:rFonts w:ascii="宋体" w:eastAsia="宋体" w:hAnsi="宋体" w:cs="宋体" w:hint="eastAsia"/>
           <w:kern w:val="0"/>
           <w:sz w:val="24"/>
           <w:szCs w:val="24"/>
@@ -11220,6 +11461,9 @@
     <w:p>
       <w:pPr>
         <w:pStyle w:val="2"/>
+        <w:rPr>
+          <w:rFonts w:hint="eastAsia"/>
+        </w:rPr>
       </w:pPr>
       <w:r>
         <w:rPr>
@@ -11241,11 +11485,14 @@
     <w:p>
       <w:pPr>
         <w:pStyle w:val="3"/>
-      </w:pPr>
-      <w:r>
         <w:rPr>
           <w:rFonts w:hint="eastAsia"/>
         </w:rPr>
+      </w:pPr>
+      <w:r>
+        <w:rPr>
+          <w:rFonts w:hint="eastAsia"/>
+        </w:rPr>
         <w:t>配置</w:t>
       </w:r>
       <w:r>
@@ -11261,41 +11508,41 @@
         <w:snapToGrid w:val="0"/>
         <w:spacing w:before="120" w:after="120" w:line="240" w:lineRule="auto"/>
         <w:rPr>
+          <w:rFonts w:ascii="微软雅黑" w:eastAsia="微软雅黑" w:hAnsi="微软雅黑" w:hint="eastAsia"/>
+          <w:sz w:val="22"/>
+          <w:szCs w:val="22"/>
+        </w:rPr>
+      </w:pPr>
+      <w:r>
+        <w:rPr>
+          <w:rFonts w:ascii="微软雅黑" w:eastAsia="微软雅黑" w:hAnsi="微软雅黑" w:hint="eastAsia"/>
+          <w:sz w:val="22"/>
+          <w:szCs w:val="22"/>
+        </w:rPr>
+        <w:t>1</w:t>
+      </w:r>
+      <w:r>
+        <w:rPr>
+          <w:rFonts w:ascii="微软雅黑" w:eastAsia="微软雅黑" w:hAnsi="微软雅黑" w:hint="eastAsia"/>
+          <w:sz w:val="22"/>
+          <w:szCs w:val="22"/>
+        </w:rPr>
+        <w:t>.</w:t>
+      </w:r>
+      <w:r>
+        <w:rPr>
           <w:rFonts w:ascii="微软雅黑" w:eastAsia="微软雅黑" w:hAnsi="微软雅黑"/>
           <w:sz w:val="22"/>
           <w:szCs w:val="22"/>
         </w:rPr>
-      </w:pPr>
+        <w:t xml:space="preserve"> </w:t>
+      </w:r>
       <w:r>
         <w:rPr>
           <w:rFonts w:ascii="微软雅黑" w:eastAsia="微软雅黑" w:hAnsi="微软雅黑" w:hint="eastAsia"/>
           <w:sz w:val="22"/>
           <w:szCs w:val="22"/>
         </w:rPr>
-        <w:t>1</w:t>
-      </w:r>
-      <w:r>
-        <w:rPr>
-          <w:rFonts w:ascii="微软雅黑" w:eastAsia="微软雅黑" w:hAnsi="微软雅黑" w:hint="eastAsia"/>
-          <w:sz w:val="22"/>
-          <w:szCs w:val="22"/>
-        </w:rPr>
-        <w:t>.</w:t>
-      </w:r>
-      <w:r>
-        <w:rPr>
-          <w:rFonts w:ascii="微软雅黑" w:eastAsia="微软雅黑" w:hAnsi="微软雅黑"/>
-          <w:sz w:val="22"/>
-          <w:szCs w:val="22"/>
-        </w:rPr>
-        <w:t xml:space="preserve"> </w:t>
-      </w:r>
-      <w:r>
-        <w:rPr>
-          <w:rFonts w:ascii="微软雅黑" w:eastAsia="微软雅黑" w:hAnsi="微软雅黑" w:hint="eastAsia"/>
-          <w:sz w:val="22"/>
-          <w:szCs w:val="22"/>
-        </w:rPr>
         <w:t>设置一个目标</w:t>
       </w:r>
     </w:p>
@@ -11358,7 +11605,7 @@
         <w:widowControl/>
         <w:jc w:val="center"/>
         <w:rPr>
-          <w:rFonts w:ascii="宋体" w:eastAsia="宋体" w:hAnsi="宋体" w:cs="宋体"/>
+          <w:rFonts w:ascii="宋体" w:eastAsia="宋体" w:hAnsi="宋体" w:cs="宋体" w:hint="eastAsia"/>
           <w:kern w:val="0"/>
           <w:sz w:val="24"/>
           <w:szCs w:val="24"/>
@@ -11510,14 +11757,45 @@
           <w:sz w:val="22"/>
         </w:rPr>
       </w:pPr>
-      <w:r>
-        <w:rPr>
-          <w:rFonts w:ascii="Tahoma" w:eastAsia="微软雅黑" w:hAnsi="Tahoma" w:hint="eastAsia"/>
-          <w:bCs/>
-          <w:kern w:val="0"/>
-          <w:sz w:val="22"/>
-        </w:rPr>
-        <w:t>比如魔塔获取道具后，道具的数值要闪一下小爆炸效果。</w:t>
+      <w:proofErr w:type="gramStart"/>
+      <w:r>
+        <w:rPr>
+          <w:rFonts w:ascii="Tahoma" w:eastAsia="微软雅黑" w:hAnsi="Tahoma" w:hint="eastAsia"/>
+          <w:bCs/>
+          <w:kern w:val="0"/>
+          <w:sz w:val="22"/>
+        </w:rPr>
+        <w:t>比如魔塔获取</w:t>
+      </w:r>
+      <w:proofErr w:type="gramEnd"/>
+      <w:r>
+        <w:rPr>
+          <w:rFonts w:ascii="Tahoma" w:eastAsia="微软雅黑" w:hAnsi="Tahoma" w:hint="eastAsia"/>
+          <w:bCs/>
+          <w:kern w:val="0"/>
+          <w:sz w:val="22"/>
+        </w:rPr>
+        <w:t>道具后，道具的</w:t>
+      </w:r>
+      <w:proofErr w:type="gramStart"/>
+      <w:r>
+        <w:rPr>
+          <w:rFonts w:ascii="Tahoma" w:eastAsia="微软雅黑" w:hAnsi="Tahoma" w:hint="eastAsia"/>
+          <w:bCs/>
+          <w:kern w:val="0"/>
+          <w:sz w:val="22"/>
+        </w:rPr>
+        <w:t>数值要闪一下</w:t>
+      </w:r>
+      <w:proofErr w:type="gramEnd"/>
+      <w:r>
+        <w:rPr>
+          <w:rFonts w:ascii="Tahoma" w:eastAsia="微软雅黑" w:hAnsi="Tahoma" w:hint="eastAsia"/>
+          <w:bCs/>
+          <w:kern w:val="0"/>
+          <w:sz w:val="22"/>
+        </w:rPr>
+        <w:t>小爆炸效果。</w:t>
       </w:r>
     </w:p>
     <w:p>
@@ -11525,7 +11803,7 @@
         <w:widowControl/>
         <w:jc w:val="center"/>
         <w:rPr>
-          <w:rFonts w:ascii="宋体" w:eastAsia="宋体" w:hAnsi="宋体" w:cs="宋体"/>
+          <w:rFonts w:ascii="宋体" w:eastAsia="宋体" w:hAnsi="宋体" w:cs="宋体" w:hint="eastAsia"/>
           <w:kern w:val="0"/>
           <w:sz w:val="24"/>
           <w:szCs w:val="24"/>
@@ -11595,7 +11873,7 @@
         <w:snapToGrid w:val="0"/>
         <w:jc w:val="left"/>
         <w:rPr>
-          <w:rFonts w:ascii="宋体" w:eastAsia="宋体" w:hAnsi="宋体" w:cs="宋体"/>
+          <w:rFonts w:ascii="宋体" w:eastAsia="宋体" w:hAnsi="宋体" w:cs="宋体" w:hint="eastAsia"/>
           <w:kern w:val="0"/>
           <w:sz w:val="24"/>
           <w:szCs w:val="24"/>
@@ -11608,422 +11886,428 @@
         <w:snapToGrid w:val="0"/>
         <w:spacing w:before="120" w:after="120" w:line="240" w:lineRule="auto"/>
         <w:rPr>
+          <w:rFonts w:ascii="微软雅黑" w:eastAsia="微软雅黑" w:hAnsi="微软雅黑" w:hint="eastAsia"/>
+          <w:sz w:val="22"/>
+          <w:szCs w:val="22"/>
+        </w:rPr>
+      </w:pPr>
+      <w:r>
+        <w:rPr>
+          <w:rFonts w:ascii="微软雅黑" w:eastAsia="微软雅黑" w:hAnsi="微软雅黑" w:hint="eastAsia"/>
+          <w:sz w:val="22"/>
+          <w:szCs w:val="22"/>
+        </w:rPr>
+        <w:t>2</w:t>
+      </w:r>
+      <w:r>
+        <w:rPr>
           <w:rFonts w:ascii="微软雅黑" w:eastAsia="微软雅黑" w:hAnsi="微软雅黑"/>
           <w:sz w:val="22"/>
           <w:szCs w:val="22"/>
         </w:rPr>
-      </w:pPr>
+        <w:t xml:space="preserve">. </w:t>
+      </w:r>
       <w:r>
         <w:rPr>
           <w:rFonts w:ascii="微软雅黑" w:eastAsia="微软雅黑" w:hAnsi="微软雅黑" w:hint="eastAsia"/>
           <w:sz w:val="22"/>
           <w:szCs w:val="22"/>
         </w:rPr>
-        <w:t>2</w:t>
-      </w:r>
-      <w:r>
-        <w:rPr>
-          <w:rFonts w:ascii="微软雅黑" w:eastAsia="微软雅黑" w:hAnsi="微软雅黑"/>
-          <w:sz w:val="22"/>
-          <w:szCs w:val="22"/>
-        </w:rPr>
-        <w:t xml:space="preserve">. </w:t>
-      </w:r>
-      <w:r>
+        <w:t>结构规划/流程梳理</w:t>
+      </w:r>
+    </w:p>
+    <w:p>
+      <w:pPr>
+        <w:widowControl/>
+        <w:snapToGrid w:val="0"/>
+        <w:rPr>
+          <w:rFonts w:ascii="Tahoma" w:eastAsia="微软雅黑" w:hAnsi="Tahoma"/>
+          <w:bCs/>
+          <w:kern w:val="0"/>
+          <w:sz w:val="22"/>
+        </w:rPr>
+      </w:pPr>
+      <w:r>
+        <w:rPr>
+          <w:rFonts w:ascii="Tahoma" w:eastAsia="微软雅黑" w:hAnsi="Tahoma" w:hint="eastAsia"/>
+          <w:bCs/>
+          <w:kern w:val="0"/>
+          <w:sz w:val="22"/>
+        </w:rPr>
+        <w:t>现在有三种插件可以使用：</w:t>
+      </w:r>
+    </w:p>
+    <w:p>
+      <w:pPr>
+        <w:widowControl/>
+        <w:adjustRightInd w:val="0"/>
+        <w:snapToGrid w:val="0"/>
+        <w:jc w:val="left"/>
+        <w:rPr>
+          <w:rFonts w:ascii="Tahoma" w:eastAsia="微软雅黑" w:hAnsi="Tahoma"/>
+          <w:kern w:val="0"/>
+          <w:sz w:val="22"/>
+        </w:rPr>
+      </w:pPr>
+      <w:r>
+        <w:rPr>
+          <w:rFonts w:ascii="Tahoma" w:eastAsia="微软雅黑" w:hAnsi="Tahoma"/>
+          <w:kern w:val="0"/>
+          <w:sz w:val="22"/>
+        </w:rPr>
+        <w:tab/>
+      </w:r>
+      <w:r>
+        <w:rPr>
+          <w:rFonts w:ascii="Tahoma" w:eastAsia="微软雅黑" w:hAnsi="Tahoma" w:hint="eastAsia"/>
+          <w:kern w:val="0"/>
+          <w:sz w:val="22"/>
+        </w:rPr>
+        <w:t>◆</w:t>
+      </w:r>
+      <w:proofErr w:type="spellStart"/>
+      <w:r>
+        <w:rPr>
+          <w:rFonts w:ascii="Tahoma" w:eastAsia="微软雅黑" w:hAnsi="Tahoma"/>
+          <w:kern w:val="0"/>
+          <w:sz w:val="22"/>
+        </w:rPr>
+        <w:t>Drill_AnimationBlastingParticle</w:t>
+      </w:r>
+      <w:proofErr w:type="spellEnd"/>
+      <w:r>
+        <w:rPr>
+          <w:rFonts w:ascii="Tahoma" w:eastAsia="微软雅黑" w:hAnsi="Tahoma"/>
+          <w:kern w:val="0"/>
+          <w:sz w:val="22"/>
+        </w:rPr>
+        <w:tab/>
+      </w:r>
+      <w:r>
+        <w:rPr>
+          <w:rFonts w:ascii="Tahoma" w:eastAsia="微软雅黑" w:hAnsi="Tahoma"/>
+          <w:kern w:val="0"/>
+          <w:sz w:val="22"/>
+        </w:rPr>
+        <w:tab/>
+      </w:r>
+      <w:r>
+        <w:rPr>
+          <w:rFonts w:ascii="Tahoma" w:eastAsia="微软雅黑" w:hAnsi="Tahoma" w:hint="eastAsia"/>
+          <w:kern w:val="0"/>
+          <w:sz w:val="22"/>
+        </w:rPr>
+        <w:t>动画</w:t>
+      </w:r>
+      <w:r>
+        <w:rPr>
+          <w:rFonts w:ascii="Tahoma" w:eastAsia="微软雅黑" w:hAnsi="Tahoma"/>
+          <w:kern w:val="0"/>
+          <w:sz w:val="22"/>
+        </w:rPr>
+        <w:t xml:space="preserve"> - </w:t>
+      </w:r>
+      <w:r>
+        <w:rPr>
+          <w:rFonts w:ascii="Tahoma" w:eastAsia="微软雅黑" w:hAnsi="Tahoma"/>
+          <w:kern w:val="0"/>
+          <w:sz w:val="22"/>
+        </w:rPr>
+        <w:t>粒子小爆炸</w:t>
+      </w:r>
+    </w:p>
+    <w:p>
+      <w:pPr>
+        <w:widowControl/>
+        <w:adjustRightInd w:val="0"/>
+        <w:snapToGrid w:val="0"/>
+        <w:jc w:val="left"/>
+        <w:rPr>
+          <w:rFonts w:ascii="Tahoma" w:eastAsia="微软雅黑" w:hAnsi="Tahoma"/>
+          <w:kern w:val="0"/>
+          <w:sz w:val="22"/>
+        </w:rPr>
+      </w:pPr>
+      <w:r>
+        <w:rPr>
+          <w:rFonts w:ascii="Tahoma" w:eastAsia="微软雅黑" w:hAnsi="Tahoma"/>
+          <w:kern w:val="0"/>
+          <w:sz w:val="22"/>
+        </w:rPr>
+        <w:tab/>
+      </w:r>
+      <w:r>
+        <w:rPr>
+          <w:rFonts w:ascii="Tahoma" w:eastAsia="微软雅黑" w:hAnsi="Tahoma" w:hint="eastAsia"/>
+          <w:kern w:val="0"/>
+          <w:sz w:val="22"/>
+        </w:rPr>
+        <w:t>◆</w:t>
+      </w:r>
+      <w:proofErr w:type="spellStart"/>
+      <w:r>
+        <w:rPr>
+          <w:rFonts w:ascii="Tahoma" w:eastAsia="微软雅黑" w:hAnsi="Tahoma"/>
+          <w:kern w:val="0"/>
+          <w:sz w:val="22"/>
+        </w:rPr>
+        <w:t>Drill_GaugeFloatingBlastParticle</w:t>
+      </w:r>
+      <w:proofErr w:type="spellEnd"/>
+      <w:r>
+        <w:rPr>
+          <w:rFonts w:ascii="Tahoma" w:eastAsia="微软雅黑" w:hAnsi="Tahoma"/>
+          <w:kern w:val="0"/>
+          <w:sz w:val="22"/>
+        </w:rPr>
+        <w:tab/>
+      </w:r>
+      <w:r>
+        <w:rPr>
+          <w:rFonts w:ascii="Tahoma" w:eastAsia="微软雅黑" w:hAnsi="Tahoma"/>
+          <w:kern w:val="0"/>
+          <w:sz w:val="22"/>
+        </w:rPr>
+        <w:tab/>
+      </w:r>
+      <w:r>
+        <w:rPr>
+          <w:rFonts w:ascii="Tahoma" w:eastAsia="微软雅黑" w:hAnsi="Tahoma" w:hint="eastAsia"/>
+          <w:kern w:val="0"/>
+          <w:sz w:val="22"/>
+        </w:rPr>
+        <w:t>地图</w:t>
+      </w:r>
+      <w:r>
+        <w:rPr>
+          <w:rFonts w:ascii="Tahoma" w:eastAsia="微软雅黑" w:hAnsi="Tahoma"/>
+          <w:kern w:val="0"/>
+          <w:sz w:val="22"/>
+        </w:rPr>
+        <w:t xml:space="preserve">UI - </w:t>
+      </w:r>
+      <w:r>
+        <w:rPr>
+          <w:rFonts w:ascii="Tahoma" w:eastAsia="微软雅黑" w:hAnsi="Tahoma"/>
+          <w:kern w:val="0"/>
+          <w:sz w:val="22"/>
+        </w:rPr>
+        <w:t>临时粒子小爆炸</w:t>
+      </w:r>
+    </w:p>
+    <w:p>
+      <w:pPr>
+        <w:widowControl/>
+        <w:adjustRightInd w:val="0"/>
+        <w:snapToGrid w:val="0"/>
+        <w:jc w:val="left"/>
+        <w:rPr>
+          <w:rFonts w:ascii="Tahoma" w:eastAsia="微软雅黑" w:hAnsi="Tahoma"/>
+          <w:kern w:val="0"/>
+          <w:sz w:val="22"/>
+        </w:rPr>
+      </w:pPr>
+      <w:r>
+        <w:rPr>
+          <w:rFonts w:ascii="Tahoma" w:eastAsia="微软雅黑" w:hAnsi="Tahoma"/>
+          <w:kern w:val="0"/>
+          <w:sz w:val="22"/>
+        </w:rPr>
+        <w:tab/>
+      </w:r>
+      <w:r>
+        <w:rPr>
+          <w:rFonts w:ascii="Tahoma" w:eastAsia="微软雅黑" w:hAnsi="Tahoma" w:hint="eastAsia"/>
+          <w:kern w:val="0"/>
+          <w:sz w:val="22"/>
+        </w:rPr>
+        <w:t>◆</w:t>
+      </w:r>
+      <w:proofErr w:type="spellStart"/>
+      <w:r>
+        <w:rPr>
+          <w:rFonts w:ascii="Tahoma" w:eastAsia="微软雅黑" w:hAnsi="Tahoma"/>
+          <w:kern w:val="0"/>
+          <w:sz w:val="22"/>
+        </w:rPr>
+        <w:t>Drill_</w:t>
+      </w:r>
+      <w:r>
+        <w:rPr>
+          <w:rFonts w:ascii="Tahoma" w:eastAsia="微软雅黑" w:hAnsi="Tahoma" w:hint="eastAsia"/>
+          <w:kern w:val="0"/>
+          <w:sz w:val="22"/>
+        </w:rPr>
+        <w:t>Battle</w:t>
+      </w:r>
+      <w:r>
+        <w:rPr>
+          <w:rFonts w:ascii="Tahoma" w:eastAsia="微软雅黑" w:hAnsi="Tahoma"/>
+          <w:kern w:val="0"/>
+          <w:sz w:val="22"/>
+        </w:rPr>
+        <w:t>FloatingBlastParticle</w:t>
+      </w:r>
+      <w:proofErr w:type="spellEnd"/>
+      <w:r>
+        <w:rPr>
+          <w:rFonts w:ascii="Tahoma" w:eastAsia="微软雅黑" w:hAnsi="Tahoma"/>
+          <w:kern w:val="0"/>
+          <w:sz w:val="22"/>
+        </w:rPr>
+        <w:tab/>
+      </w:r>
+      <w:r>
+        <w:rPr>
+          <w:rFonts w:ascii="Tahoma" w:eastAsia="微软雅黑" w:hAnsi="Tahoma"/>
+          <w:kern w:val="0"/>
+          <w:sz w:val="22"/>
+        </w:rPr>
+        <w:tab/>
+      </w:r>
+      <w:r>
+        <w:rPr>
+          <w:rFonts w:ascii="Tahoma" w:eastAsia="微软雅黑" w:hAnsi="Tahoma" w:hint="eastAsia"/>
+          <w:kern w:val="0"/>
+          <w:sz w:val="22"/>
+        </w:rPr>
+        <w:t>战斗</w:t>
+      </w:r>
+      <w:r>
+        <w:rPr>
+          <w:rFonts w:ascii="Tahoma" w:eastAsia="微软雅黑" w:hAnsi="Tahoma"/>
+          <w:kern w:val="0"/>
+          <w:sz w:val="22"/>
+        </w:rPr>
+        <w:t xml:space="preserve">UI - </w:t>
+      </w:r>
+      <w:r>
+        <w:rPr>
+          <w:rFonts w:ascii="Tahoma" w:eastAsia="微软雅黑" w:hAnsi="Tahoma"/>
+          <w:kern w:val="0"/>
+          <w:sz w:val="22"/>
+        </w:rPr>
+        <w:t>临时粒子小爆炸</w:t>
+      </w:r>
+    </w:p>
+    <w:p>
+      <w:pPr>
+        <w:widowControl/>
+        <w:snapToGrid w:val="0"/>
+        <w:rPr>
+          <w:rFonts w:ascii="Tahoma" w:eastAsia="微软雅黑" w:hAnsi="Tahoma"/>
+          <w:bCs/>
+          <w:kern w:val="0"/>
+          <w:sz w:val="22"/>
+        </w:rPr>
+      </w:pPr>
+      <w:r>
+        <w:rPr>
+          <w:rFonts w:ascii="Tahoma" w:eastAsia="微软雅黑" w:hAnsi="Tahoma" w:hint="eastAsia"/>
+          <w:bCs/>
+          <w:kern w:val="0"/>
+          <w:sz w:val="22"/>
+        </w:rPr>
+        <w:t>前一个基于个体装饰，后两个基于界面装饰。</w:t>
+      </w:r>
+    </w:p>
+    <w:p>
+      <w:pPr>
+        <w:widowControl/>
+        <w:snapToGrid w:val="0"/>
+        <w:rPr>
+          <w:rFonts w:ascii="Tahoma" w:eastAsia="微软雅黑" w:hAnsi="Tahoma"/>
+          <w:bCs/>
+          <w:kern w:val="0"/>
+          <w:sz w:val="22"/>
+        </w:rPr>
+      </w:pPr>
+      <w:r>
+        <w:rPr>
+          <w:rFonts w:ascii="Tahoma" w:eastAsia="微软雅黑" w:hAnsi="Tahoma" w:hint="eastAsia"/>
+          <w:bCs/>
+          <w:kern w:val="0"/>
+          <w:sz w:val="22"/>
+        </w:rPr>
+        <w:t>由此可知需要使用</w:t>
+      </w:r>
+      <w:r>
+        <w:rPr>
+          <w:rFonts w:ascii="Tahoma" w:eastAsia="微软雅黑" w:hAnsi="Tahoma" w:hint="eastAsia"/>
+          <w:bCs/>
+          <w:kern w:val="0"/>
+          <w:sz w:val="22"/>
+        </w:rPr>
+        <w:t xml:space="preserve"> </w:t>
+      </w:r>
+      <w:r>
+        <w:rPr>
+          <w:rFonts w:ascii="Tahoma" w:eastAsia="微软雅黑" w:hAnsi="Tahoma" w:hint="eastAsia"/>
+          <w:bCs/>
+          <w:kern w:val="0"/>
+          <w:sz w:val="22"/>
+        </w:rPr>
+        <w:t>地图粒子小爆炸</w:t>
+      </w:r>
+      <w:r>
+        <w:rPr>
+          <w:rFonts w:ascii="Tahoma" w:eastAsia="微软雅黑" w:hAnsi="Tahoma" w:hint="eastAsia"/>
+          <w:bCs/>
+          <w:kern w:val="0"/>
+          <w:sz w:val="22"/>
+        </w:rPr>
+        <w:t xml:space="preserve"> </w:t>
+      </w:r>
+      <w:r>
+        <w:rPr>
+          <w:rFonts w:ascii="Tahoma" w:eastAsia="微软雅黑" w:hAnsi="Tahoma" w:hint="eastAsia"/>
+          <w:bCs/>
+          <w:kern w:val="0"/>
+          <w:sz w:val="22"/>
+        </w:rPr>
+        <w:t>插件才能实现在最顶层播放小爆炸。</w:t>
+      </w:r>
+    </w:p>
+    <w:p>
+      <w:pPr>
+        <w:widowControl/>
+        <w:snapToGrid w:val="0"/>
+        <w:rPr>
+          <w:rFonts w:ascii="Tahoma" w:eastAsia="微软雅黑" w:hAnsi="Tahoma"/>
+          <w:bCs/>
+          <w:kern w:val="0"/>
+          <w:sz w:val="22"/>
+        </w:rPr>
+      </w:pPr>
+    </w:p>
+    <w:p>
+      <w:pPr>
+        <w:widowControl/>
+        <w:jc w:val="left"/>
+        <w:rPr>
+          <w:rFonts w:ascii="Tahoma" w:eastAsia="微软雅黑" w:hAnsi="Tahoma"/>
+          <w:bCs/>
+          <w:kern w:val="0"/>
+          <w:sz w:val="22"/>
+        </w:rPr>
+      </w:pPr>
+      <w:r>
+        <w:rPr>
+          <w:rFonts w:ascii="Tahoma" w:eastAsia="微软雅黑" w:hAnsi="Tahoma"/>
+          <w:bCs/>
+          <w:kern w:val="0"/>
+          <w:sz w:val="22"/>
+        </w:rPr>
+        <w:br w:type="page"/>
+      </w:r>
+    </w:p>
+    <w:p>
+      <w:pPr>
+        <w:pStyle w:val="4"/>
+        <w:snapToGrid w:val="0"/>
+        <w:spacing w:before="120" w:after="120" w:line="240" w:lineRule="auto"/>
         <w:rPr>
           <w:rFonts w:ascii="微软雅黑" w:eastAsia="微软雅黑" w:hAnsi="微软雅黑" w:hint="eastAsia"/>
-          <w:sz w:val="22"/>
-          <w:szCs w:val="22"/>
-        </w:rPr>
-        <w:t>结构规划/流程梳理</w:t>
-      </w:r>
-    </w:p>
-    <w:p>
-      <w:pPr>
-        <w:widowControl/>
-        <w:snapToGrid w:val="0"/>
-        <w:rPr>
-          <w:rFonts w:ascii="Tahoma" w:eastAsia="微软雅黑" w:hAnsi="Tahoma"/>
-          <w:bCs/>
-          <w:kern w:val="0"/>
-          <w:sz w:val="22"/>
-        </w:rPr>
-      </w:pPr>
-      <w:r>
-        <w:rPr>
-          <w:rFonts w:ascii="Tahoma" w:eastAsia="微软雅黑" w:hAnsi="Tahoma" w:hint="eastAsia"/>
-          <w:bCs/>
-          <w:kern w:val="0"/>
-          <w:sz w:val="22"/>
-        </w:rPr>
-        <w:t>现在有三种插件可以使用：</w:t>
-      </w:r>
-    </w:p>
-    <w:p>
-      <w:pPr>
-        <w:widowControl/>
-        <w:adjustRightInd w:val="0"/>
-        <w:snapToGrid w:val="0"/>
-        <w:jc w:val="left"/>
-        <w:rPr>
-          <w:rFonts w:ascii="Tahoma" w:eastAsia="微软雅黑" w:hAnsi="Tahoma"/>
-          <w:kern w:val="0"/>
-          <w:sz w:val="22"/>
-        </w:rPr>
-      </w:pPr>
-      <w:r>
-        <w:rPr>
-          <w:rFonts w:ascii="Tahoma" w:eastAsia="微软雅黑" w:hAnsi="Tahoma"/>
-          <w:kern w:val="0"/>
-          <w:sz w:val="22"/>
-        </w:rPr>
-        <w:tab/>
-      </w:r>
-      <w:r>
-        <w:rPr>
-          <w:rFonts w:ascii="Tahoma" w:eastAsia="微软雅黑" w:hAnsi="Tahoma" w:hint="eastAsia"/>
-          <w:kern w:val="0"/>
-          <w:sz w:val="22"/>
-        </w:rPr>
-        <w:t>◆</w:t>
-      </w:r>
-      <w:r>
-        <w:rPr>
-          <w:rFonts w:ascii="Tahoma" w:eastAsia="微软雅黑" w:hAnsi="Tahoma"/>
-          <w:kern w:val="0"/>
-          <w:sz w:val="22"/>
-        </w:rPr>
-        <w:t>Drill_AnimationBlastingParticle</w:t>
-      </w:r>
-      <w:r>
-        <w:rPr>
-          <w:rFonts w:ascii="Tahoma" w:eastAsia="微软雅黑" w:hAnsi="Tahoma"/>
-          <w:kern w:val="0"/>
-          <w:sz w:val="22"/>
-        </w:rPr>
-        <w:tab/>
-      </w:r>
-      <w:r>
-        <w:rPr>
-          <w:rFonts w:ascii="Tahoma" w:eastAsia="微软雅黑" w:hAnsi="Tahoma"/>
-          <w:kern w:val="0"/>
-          <w:sz w:val="22"/>
-        </w:rPr>
-        <w:tab/>
-      </w:r>
-      <w:r>
-        <w:rPr>
-          <w:rFonts w:ascii="Tahoma" w:eastAsia="微软雅黑" w:hAnsi="Tahoma" w:hint="eastAsia"/>
-          <w:kern w:val="0"/>
-          <w:sz w:val="22"/>
-        </w:rPr>
-        <w:t>动画</w:t>
-      </w:r>
-      <w:r>
-        <w:rPr>
-          <w:rFonts w:ascii="Tahoma" w:eastAsia="微软雅黑" w:hAnsi="Tahoma"/>
-          <w:kern w:val="0"/>
-          <w:sz w:val="22"/>
-        </w:rPr>
-        <w:t xml:space="preserve"> - </w:t>
-      </w:r>
-      <w:r>
-        <w:rPr>
-          <w:rFonts w:ascii="Tahoma" w:eastAsia="微软雅黑" w:hAnsi="Tahoma"/>
-          <w:kern w:val="0"/>
-          <w:sz w:val="22"/>
-        </w:rPr>
-        <w:t>粒子小爆炸</w:t>
-      </w:r>
-    </w:p>
-    <w:p>
-      <w:pPr>
-        <w:widowControl/>
-        <w:adjustRightInd w:val="0"/>
-        <w:snapToGrid w:val="0"/>
-        <w:jc w:val="left"/>
-        <w:rPr>
-          <w:rFonts w:ascii="Tahoma" w:eastAsia="微软雅黑" w:hAnsi="Tahoma"/>
-          <w:kern w:val="0"/>
-          <w:sz w:val="22"/>
-        </w:rPr>
-      </w:pPr>
-      <w:r>
-        <w:rPr>
-          <w:rFonts w:ascii="Tahoma" w:eastAsia="微软雅黑" w:hAnsi="Tahoma"/>
-          <w:kern w:val="0"/>
-          <w:sz w:val="22"/>
-        </w:rPr>
-        <w:tab/>
-      </w:r>
-      <w:r>
-        <w:rPr>
-          <w:rFonts w:ascii="Tahoma" w:eastAsia="微软雅黑" w:hAnsi="Tahoma" w:hint="eastAsia"/>
-          <w:kern w:val="0"/>
-          <w:sz w:val="22"/>
-        </w:rPr>
-        <w:t>◆</w:t>
-      </w:r>
-      <w:r>
-        <w:rPr>
-          <w:rFonts w:ascii="Tahoma" w:eastAsia="微软雅黑" w:hAnsi="Tahoma"/>
-          <w:kern w:val="0"/>
-          <w:sz w:val="22"/>
-        </w:rPr>
-        <w:t>Drill_GaugeFloatingBlastParticle</w:t>
-      </w:r>
-      <w:r>
-        <w:rPr>
-          <w:rFonts w:ascii="Tahoma" w:eastAsia="微软雅黑" w:hAnsi="Tahoma"/>
-          <w:kern w:val="0"/>
-          <w:sz w:val="22"/>
-        </w:rPr>
-        <w:tab/>
-      </w:r>
-      <w:r>
-        <w:rPr>
-          <w:rFonts w:ascii="Tahoma" w:eastAsia="微软雅黑" w:hAnsi="Tahoma"/>
-          <w:kern w:val="0"/>
-          <w:sz w:val="22"/>
-        </w:rPr>
-        <w:tab/>
-      </w:r>
-      <w:r>
-        <w:rPr>
-          <w:rFonts w:ascii="Tahoma" w:eastAsia="微软雅黑" w:hAnsi="Tahoma" w:hint="eastAsia"/>
-          <w:kern w:val="0"/>
-          <w:sz w:val="22"/>
-        </w:rPr>
-        <w:t>地图</w:t>
-      </w:r>
-      <w:r>
-        <w:rPr>
-          <w:rFonts w:ascii="Tahoma" w:eastAsia="微软雅黑" w:hAnsi="Tahoma"/>
-          <w:kern w:val="0"/>
-          <w:sz w:val="22"/>
-        </w:rPr>
-        <w:t xml:space="preserve">UI - </w:t>
-      </w:r>
-      <w:r>
-        <w:rPr>
-          <w:rFonts w:ascii="Tahoma" w:eastAsia="微软雅黑" w:hAnsi="Tahoma"/>
-          <w:kern w:val="0"/>
-          <w:sz w:val="22"/>
-        </w:rPr>
-        <w:t>临时粒子小爆炸</w:t>
-      </w:r>
-    </w:p>
-    <w:p>
-      <w:pPr>
-        <w:widowControl/>
-        <w:adjustRightInd w:val="0"/>
-        <w:snapToGrid w:val="0"/>
-        <w:jc w:val="left"/>
-        <w:rPr>
-          <w:rFonts w:ascii="Tahoma" w:eastAsia="微软雅黑" w:hAnsi="Tahoma"/>
-          <w:kern w:val="0"/>
-          <w:sz w:val="22"/>
-        </w:rPr>
-      </w:pPr>
-      <w:r>
-        <w:rPr>
-          <w:rFonts w:ascii="Tahoma" w:eastAsia="微软雅黑" w:hAnsi="Tahoma"/>
-          <w:kern w:val="0"/>
-          <w:sz w:val="22"/>
-        </w:rPr>
-        <w:tab/>
-      </w:r>
-      <w:r>
-        <w:rPr>
-          <w:rFonts w:ascii="Tahoma" w:eastAsia="微软雅黑" w:hAnsi="Tahoma" w:hint="eastAsia"/>
-          <w:kern w:val="0"/>
-          <w:sz w:val="22"/>
-        </w:rPr>
-        <w:t>◆</w:t>
-      </w:r>
-      <w:r>
-        <w:rPr>
-          <w:rFonts w:ascii="Tahoma" w:eastAsia="微软雅黑" w:hAnsi="Tahoma"/>
-          <w:kern w:val="0"/>
-          <w:sz w:val="22"/>
-        </w:rPr>
-        <w:t>Drill_</w:t>
-      </w:r>
-      <w:r>
-        <w:rPr>
-          <w:rFonts w:ascii="Tahoma" w:eastAsia="微软雅黑" w:hAnsi="Tahoma" w:hint="eastAsia"/>
-          <w:kern w:val="0"/>
-          <w:sz w:val="22"/>
-        </w:rPr>
-        <w:t>Battle</w:t>
-      </w:r>
-      <w:r>
-        <w:rPr>
-          <w:rFonts w:ascii="Tahoma" w:eastAsia="微软雅黑" w:hAnsi="Tahoma"/>
-          <w:kern w:val="0"/>
-          <w:sz w:val="22"/>
-        </w:rPr>
-        <w:t>FloatingBlastParticle</w:t>
-      </w:r>
-      <w:r>
-        <w:rPr>
-          <w:rFonts w:ascii="Tahoma" w:eastAsia="微软雅黑" w:hAnsi="Tahoma"/>
-          <w:kern w:val="0"/>
-          <w:sz w:val="22"/>
-        </w:rPr>
-        <w:tab/>
-      </w:r>
-      <w:r>
-        <w:rPr>
-          <w:rFonts w:ascii="Tahoma" w:eastAsia="微软雅黑" w:hAnsi="Tahoma"/>
-          <w:kern w:val="0"/>
-          <w:sz w:val="22"/>
-        </w:rPr>
-        <w:tab/>
-      </w:r>
-      <w:r>
-        <w:rPr>
-          <w:rFonts w:ascii="Tahoma" w:eastAsia="微软雅黑" w:hAnsi="Tahoma" w:hint="eastAsia"/>
-          <w:kern w:val="0"/>
-          <w:sz w:val="22"/>
-        </w:rPr>
-        <w:t>战斗</w:t>
-      </w:r>
-      <w:r>
-        <w:rPr>
-          <w:rFonts w:ascii="Tahoma" w:eastAsia="微软雅黑" w:hAnsi="Tahoma"/>
-          <w:kern w:val="0"/>
-          <w:sz w:val="22"/>
-        </w:rPr>
-        <w:t xml:space="preserve">UI - </w:t>
-      </w:r>
-      <w:r>
-        <w:rPr>
-          <w:rFonts w:ascii="Tahoma" w:eastAsia="微软雅黑" w:hAnsi="Tahoma"/>
-          <w:kern w:val="0"/>
-          <w:sz w:val="22"/>
-        </w:rPr>
-        <w:t>临时粒子小爆炸</w:t>
-      </w:r>
-    </w:p>
-    <w:p>
-      <w:pPr>
-        <w:widowControl/>
-        <w:snapToGrid w:val="0"/>
-        <w:rPr>
-          <w:rFonts w:ascii="Tahoma" w:eastAsia="微软雅黑" w:hAnsi="Tahoma"/>
-          <w:bCs/>
-          <w:kern w:val="0"/>
-          <w:sz w:val="22"/>
-        </w:rPr>
-      </w:pPr>
-      <w:r>
-        <w:rPr>
-          <w:rFonts w:ascii="Tahoma" w:eastAsia="微软雅黑" w:hAnsi="Tahoma" w:hint="eastAsia"/>
-          <w:bCs/>
-          <w:kern w:val="0"/>
-          <w:sz w:val="22"/>
-        </w:rPr>
-        <w:t>前一个基于个体装饰，后两个基于界面装饰。</w:t>
-      </w:r>
-    </w:p>
-    <w:p>
-      <w:pPr>
-        <w:widowControl/>
-        <w:snapToGrid w:val="0"/>
-        <w:rPr>
-          <w:rFonts w:ascii="Tahoma" w:eastAsia="微软雅黑" w:hAnsi="Tahoma"/>
-          <w:bCs/>
-          <w:kern w:val="0"/>
-          <w:sz w:val="22"/>
-        </w:rPr>
-      </w:pPr>
-      <w:r>
-        <w:rPr>
-          <w:rFonts w:ascii="Tahoma" w:eastAsia="微软雅黑" w:hAnsi="Tahoma" w:hint="eastAsia"/>
-          <w:bCs/>
-          <w:kern w:val="0"/>
-          <w:sz w:val="22"/>
-        </w:rPr>
-        <w:t>由此可知需要使用</w:t>
-      </w:r>
-      <w:r>
-        <w:rPr>
-          <w:rFonts w:ascii="Tahoma" w:eastAsia="微软雅黑" w:hAnsi="Tahoma" w:hint="eastAsia"/>
-          <w:bCs/>
-          <w:kern w:val="0"/>
-          <w:sz w:val="22"/>
-        </w:rPr>
-        <w:t xml:space="preserve"> </w:t>
-      </w:r>
-      <w:r>
-        <w:rPr>
-          <w:rFonts w:ascii="Tahoma" w:eastAsia="微软雅黑" w:hAnsi="Tahoma" w:hint="eastAsia"/>
-          <w:bCs/>
-          <w:kern w:val="0"/>
-          <w:sz w:val="22"/>
-        </w:rPr>
-        <w:t>地图粒子小爆炸</w:t>
-      </w:r>
-      <w:r>
-        <w:rPr>
-          <w:rFonts w:ascii="Tahoma" w:eastAsia="微软雅黑" w:hAnsi="Tahoma" w:hint="eastAsia"/>
-          <w:bCs/>
-          <w:kern w:val="0"/>
-          <w:sz w:val="22"/>
-        </w:rPr>
-        <w:t xml:space="preserve"> </w:t>
-      </w:r>
-      <w:r>
-        <w:rPr>
-          <w:rFonts w:ascii="Tahoma" w:eastAsia="微软雅黑" w:hAnsi="Tahoma" w:hint="eastAsia"/>
-          <w:bCs/>
-          <w:kern w:val="0"/>
-          <w:sz w:val="22"/>
-        </w:rPr>
-        <w:t>插件才能实现在最顶层播放小爆炸。</w:t>
-      </w:r>
-    </w:p>
-    <w:p>
-      <w:pPr>
-        <w:widowControl/>
-        <w:snapToGrid w:val="0"/>
-        <w:rPr>
-          <w:rFonts w:ascii="Tahoma" w:eastAsia="微软雅黑" w:hAnsi="Tahoma"/>
-          <w:bCs/>
-          <w:kern w:val="0"/>
-          <w:sz w:val="22"/>
-        </w:rPr>
-      </w:pPr>
-    </w:p>
-    <w:p>
-      <w:pPr>
-        <w:widowControl/>
-        <w:jc w:val="left"/>
-        <w:rPr>
-          <w:rFonts w:ascii="Tahoma" w:eastAsia="微软雅黑" w:hAnsi="Tahoma"/>
-          <w:bCs/>
-          <w:kern w:val="0"/>
-          <w:sz w:val="22"/>
-        </w:rPr>
-      </w:pPr>
-      <w:r>
-        <w:rPr>
-          <w:rFonts w:ascii="Tahoma" w:eastAsia="微软雅黑" w:hAnsi="Tahoma"/>
-          <w:bCs/>
-          <w:kern w:val="0"/>
-          <w:sz w:val="22"/>
-        </w:rPr>
-        <w:br w:type="page"/>
-      </w:r>
-    </w:p>
-    <w:p>
-      <w:pPr>
-        <w:pStyle w:val="4"/>
-        <w:snapToGrid w:val="0"/>
-        <w:spacing w:before="120" w:after="120" w:line="240" w:lineRule="auto"/>
-        <w:rPr>
-          <w:rFonts w:ascii="微软雅黑" w:eastAsia="微软雅黑" w:hAnsi="微软雅黑"/>
           <w:sz w:val="22"/>
           <w:szCs w:val="22"/>
         </w:rPr>
@@ -12287,6 +12571,7 @@
         </w:rPr>
         <w:t xml:space="preserve"> </w:t>
       </w:r>
+      <w:proofErr w:type="gramStart"/>
       <w:r>
         <w:rPr>
           <w:rFonts w:ascii="Tahoma" w:eastAsia="微软雅黑" w:hAnsi="Tahoma" w:hint="eastAsia"/>
@@ -12296,6 +12581,7 @@
         </w:rPr>
         <w:t>简易魔塔</w:t>
       </w:r>
+      <w:proofErr w:type="gramEnd"/>
       <w:r>
         <w:rPr>
           <w:rFonts w:ascii="Tahoma" w:eastAsia="微软雅黑" w:hAnsi="Tahoma" w:hint="eastAsia"/>
@@ -12320,7 +12606,7 @@
         <w:widowControl/>
         <w:jc w:val="center"/>
         <w:rPr>
-          <w:rFonts w:ascii="宋体" w:eastAsia="宋体" w:hAnsi="宋体" w:cs="宋体"/>
+          <w:rFonts w:ascii="宋体" w:eastAsia="宋体" w:hAnsi="宋体" w:cs="宋体" w:hint="eastAsia"/>
           <w:kern w:val="0"/>
           <w:sz w:val="24"/>
           <w:szCs w:val="24"/>
@@ -12401,33 +12687,33 @@
         <w:snapToGrid w:val="0"/>
         <w:spacing w:before="120" w:after="120" w:line="240" w:lineRule="auto"/>
         <w:rPr>
+          <w:rFonts w:ascii="微软雅黑" w:eastAsia="微软雅黑" w:hAnsi="微软雅黑" w:hint="eastAsia"/>
+          <w:sz w:val="22"/>
+          <w:szCs w:val="22"/>
+        </w:rPr>
+      </w:pPr>
+      <w:r>
+        <w:rPr>
           <w:rFonts w:ascii="微软雅黑" w:eastAsia="微软雅黑" w:hAnsi="微软雅黑"/>
           <w:sz w:val="22"/>
           <w:szCs w:val="22"/>
         </w:rPr>
-      </w:pPr>
+        <w:t>4</w:t>
+      </w:r>
       <w:r>
         <w:rPr>
           <w:rFonts w:ascii="微软雅黑" w:eastAsia="微软雅黑" w:hAnsi="微软雅黑"/>
           <w:sz w:val="22"/>
           <w:szCs w:val="22"/>
         </w:rPr>
-        <w:t>4</w:t>
-      </w:r>
-      <w:r>
-        <w:rPr>
-          <w:rFonts w:ascii="微软雅黑" w:eastAsia="微软雅黑" w:hAnsi="微软雅黑"/>
+        <w:t xml:space="preserve">. </w:t>
+      </w:r>
+      <w:r>
+        <w:rPr>
+          <w:rFonts w:ascii="微软雅黑" w:eastAsia="微软雅黑" w:hAnsi="微软雅黑" w:hint="eastAsia"/>
           <w:sz w:val="22"/>
           <w:szCs w:val="22"/>
         </w:rPr>
-        <w:t xml:space="preserve">. </w:t>
-      </w:r>
-      <w:r>
-        <w:rPr>
-          <w:rFonts w:ascii="微软雅黑" w:eastAsia="微软雅黑" w:hAnsi="微软雅黑" w:hint="eastAsia"/>
-          <w:sz w:val="22"/>
-          <w:szCs w:val="22"/>
-        </w:rPr>
         <w:t>插件指令配置</w:t>
       </w:r>
     </w:p>
@@ -12475,7 +12761,7 @@
         <w:widowControl/>
         <w:jc w:val="center"/>
         <w:rPr>
-          <w:rFonts w:ascii="宋体" w:eastAsia="宋体" w:hAnsi="宋体" w:cs="宋体"/>
+          <w:rFonts w:ascii="宋体" w:eastAsia="宋体" w:hAnsi="宋体" w:cs="宋体" w:hint="eastAsia"/>
           <w:kern w:val="0"/>
           <w:sz w:val="24"/>
           <w:szCs w:val="24"/>
@@ -12599,7 +12885,7 @@
         <w:widowControl/>
         <w:jc w:val="center"/>
         <w:rPr>
-          <w:rFonts w:ascii="宋体" w:eastAsia="宋体" w:hAnsi="宋体" w:cs="宋体"/>
+          <w:rFonts w:ascii="宋体" w:eastAsia="宋体" w:hAnsi="宋体" w:cs="宋体" w:hint="eastAsia"/>
           <w:kern w:val="0"/>
           <w:sz w:val="24"/>
           <w:szCs w:val="24"/>
@@ -12771,7 +13057,7 @@
         <w:snapToGrid w:val="0"/>
         <w:spacing w:before="120" w:after="120" w:line="240" w:lineRule="auto"/>
         <w:rPr>
-          <w:rFonts w:ascii="微软雅黑" w:eastAsia="微软雅黑" w:hAnsi="微软雅黑"/>
+          <w:rFonts w:ascii="微软雅黑" w:eastAsia="微软雅黑" w:hAnsi="微软雅黑" w:hint="eastAsia"/>
           <w:sz w:val="22"/>
           <w:szCs w:val="22"/>
         </w:rPr>
@@ -13187,6 +13473,9 @@
     <w:p>
       <w:pPr>
         <w:pStyle w:val="3"/>
+        <w:rPr>
+          <w:rFonts w:hint="eastAsia"/>
+        </w:rPr>
       </w:pPr>
       <w:r>
         <w:rPr>
@@ -13205,7 +13494,7 @@
         <w:rPr>
           <w:rFonts w:hint="eastAsia"/>
         </w:rPr>
-        <w:t>效果</w:t>
+        <w:t>装饰</w:t>
       </w:r>
     </w:p>
     <w:p>
@@ -13214,221 +13503,269 @@
         <w:snapToGrid w:val="0"/>
         <w:spacing w:before="120" w:after="120" w:line="240" w:lineRule="auto"/>
         <w:rPr>
+          <w:rFonts w:ascii="微软雅黑" w:eastAsia="微软雅黑" w:hAnsi="微软雅黑" w:hint="eastAsia"/>
+          <w:sz w:val="22"/>
+          <w:szCs w:val="22"/>
+        </w:rPr>
+      </w:pPr>
+      <w:r>
+        <w:rPr>
+          <w:rFonts w:ascii="微软雅黑" w:eastAsia="微软雅黑" w:hAnsi="微软雅黑" w:hint="eastAsia"/>
+          <w:sz w:val="22"/>
+          <w:szCs w:val="22"/>
+        </w:rPr>
+        <w:t>1</w:t>
+      </w:r>
+      <w:r>
+        <w:rPr>
+          <w:rFonts w:ascii="微软雅黑" w:eastAsia="微软雅黑" w:hAnsi="微软雅黑" w:hint="eastAsia"/>
+          <w:sz w:val="22"/>
+          <w:szCs w:val="22"/>
+        </w:rPr>
+        <w:t>.</w:t>
+      </w:r>
+      <w:r>
+        <w:rPr>
           <w:rFonts w:ascii="微软雅黑" w:eastAsia="微软雅黑" w:hAnsi="微软雅黑"/>
           <w:sz w:val="22"/>
           <w:szCs w:val="22"/>
         </w:rPr>
-      </w:pPr>
+        <w:t xml:space="preserve"> </w:t>
+      </w:r>
       <w:r>
         <w:rPr>
           <w:rFonts w:ascii="微软雅黑" w:eastAsia="微软雅黑" w:hAnsi="微软雅黑" w:hint="eastAsia"/>
           <w:sz w:val="22"/>
           <w:szCs w:val="22"/>
         </w:rPr>
+        <w:t>设置一个目标</w:t>
+      </w:r>
+    </w:p>
+    <w:p>
+      <w:pPr>
+        <w:widowControl/>
+        <w:snapToGrid w:val="0"/>
+        <w:jc w:val="left"/>
+        <w:rPr>
+          <w:rFonts w:ascii="Tahoma" w:eastAsia="微软雅黑" w:hAnsi="Tahoma"/>
+          <w:bCs/>
+          <w:kern w:val="0"/>
+          <w:sz w:val="22"/>
+        </w:rPr>
+      </w:pPr>
+      <w:r>
+        <w:rPr>
+          <w:rFonts w:ascii="Tahoma" w:eastAsia="微软雅黑" w:hAnsi="Tahoma" w:hint="eastAsia"/>
+          <w:bCs/>
+          <w:kern w:val="0"/>
+          <w:sz w:val="22"/>
+        </w:rPr>
+        <w:t>比如，</w:t>
+      </w:r>
+      <w:r>
+        <w:rPr>
+          <w:rFonts w:ascii="Tahoma" w:eastAsia="微软雅黑" w:hAnsi="Tahoma" w:hint="eastAsia"/>
+          <w:bCs/>
+          <w:kern w:val="0"/>
+          <w:sz w:val="22"/>
+        </w:rPr>
+        <w:t>2</w:t>
+      </w:r>
+      <w:r>
+        <w:rPr>
+          <w:rFonts w:ascii="Tahoma" w:eastAsia="微软雅黑" w:hAnsi="Tahoma"/>
+          <w:bCs/>
+          <w:kern w:val="0"/>
+          <w:sz w:val="22"/>
+        </w:rPr>
+        <w:t>023</w:t>
+      </w:r>
+      <w:r>
+        <w:rPr>
+          <w:rFonts w:ascii="Tahoma" w:eastAsia="微软雅黑" w:hAnsi="Tahoma" w:hint="eastAsia"/>
+          <w:bCs/>
+          <w:kern w:val="0"/>
+          <w:sz w:val="22"/>
+        </w:rPr>
+        <w:t>年</w:t>
+      </w:r>
+      <w:r>
+        <w:rPr>
+          <w:rFonts w:ascii="Tahoma" w:eastAsia="微软雅黑" w:hAnsi="Tahoma" w:hint="eastAsia"/>
+          <w:bCs/>
+          <w:kern w:val="0"/>
+          <w:sz w:val="22"/>
+        </w:rPr>
         <w:t>1</w:t>
       </w:r>
       <w:r>
         <w:rPr>
-          <w:rFonts w:ascii="微软雅黑" w:eastAsia="微软雅黑" w:hAnsi="微软雅黑" w:hint="eastAsia"/>
-          <w:sz w:val="22"/>
-          <w:szCs w:val="22"/>
-        </w:rPr>
-        <w:t>.</w:t>
-      </w:r>
-      <w:r>
-        <w:rPr>
-          <w:rFonts w:ascii="微软雅黑" w:eastAsia="微软雅黑" w:hAnsi="微软雅黑"/>
-          <w:sz w:val="22"/>
-          <w:szCs w:val="22"/>
+          <w:rFonts w:ascii="Tahoma" w:eastAsia="微软雅黑" w:hAnsi="Tahoma" w:hint="eastAsia"/>
+          <w:bCs/>
+          <w:kern w:val="0"/>
+          <w:sz w:val="22"/>
+        </w:rPr>
+        <w:t>月</w:t>
+      </w:r>
+      <w:r>
+        <w:rPr>
+          <w:rFonts w:ascii="Tahoma" w:eastAsia="微软雅黑" w:hAnsi="Tahoma" w:hint="eastAsia"/>
+          <w:bCs/>
+          <w:kern w:val="0"/>
+          <w:sz w:val="22"/>
+        </w:rPr>
+        <w:t>2</w:t>
+      </w:r>
+      <w:r>
+        <w:rPr>
+          <w:rFonts w:ascii="Tahoma" w:eastAsia="微软雅黑" w:hAnsi="Tahoma"/>
+          <w:bCs/>
+          <w:kern w:val="0"/>
+          <w:sz w:val="22"/>
+        </w:rPr>
+        <w:t>3</w:t>
+      </w:r>
+      <w:r>
+        <w:rPr>
+          <w:rFonts w:ascii="Tahoma" w:eastAsia="微软雅黑" w:hAnsi="Tahoma" w:hint="eastAsia"/>
+          <w:bCs/>
+          <w:kern w:val="0"/>
+          <w:sz w:val="22"/>
+        </w:rPr>
+        <w:t>日</w:t>
+      </w:r>
+      <w:r>
+        <w:rPr>
+          <w:rFonts w:ascii="Tahoma" w:eastAsia="微软雅黑" w:hAnsi="Tahoma" w:hint="eastAsia"/>
+          <w:bCs/>
+          <w:kern w:val="0"/>
+          <w:sz w:val="22"/>
+        </w:rPr>
+        <w:t>，</w:t>
+      </w:r>
+      <w:r>
+        <w:rPr>
+          <w:rFonts w:ascii="Tahoma" w:eastAsia="微软雅黑" w:hAnsi="Tahoma" w:hint="eastAsia"/>
+          <w:bCs/>
+          <w:kern w:val="0"/>
+          <w:sz w:val="22"/>
+        </w:rPr>
+        <w:t>作者我在看</w:t>
+      </w:r>
+      <w:r>
+        <w:rPr>
+          <w:rFonts w:ascii="Tahoma" w:eastAsia="微软雅黑" w:hAnsi="Tahoma" w:hint="eastAsia"/>
+          <w:bCs/>
+          <w:kern w:val="0"/>
+          <w:sz w:val="22"/>
+        </w:rPr>
+        <w:t>ai</w:t>
+      </w:r>
+      <w:r>
+        <w:rPr>
+          <w:rFonts w:ascii="Tahoma" w:eastAsia="微软雅黑" w:hAnsi="Tahoma" w:hint="eastAsia"/>
+          <w:bCs/>
+          <w:kern w:val="0"/>
+          <w:sz w:val="22"/>
+        </w:rPr>
+        <w:t>主播</w:t>
+      </w:r>
+      <w:r>
+        <w:rPr>
+          <w:rFonts w:ascii="Tahoma" w:eastAsia="微软雅黑" w:hAnsi="Tahoma" w:hint="eastAsia"/>
+          <w:bCs/>
+          <w:kern w:val="0"/>
+          <w:sz w:val="22"/>
+        </w:rPr>
+        <w:t>N</w:t>
+      </w:r>
+      <w:r>
+        <w:rPr>
+          <w:rFonts w:ascii="Tahoma" w:eastAsia="微软雅黑" w:hAnsi="Tahoma"/>
+          <w:bCs/>
+          <w:kern w:val="0"/>
+          <w:sz w:val="22"/>
+        </w:rPr>
+        <w:t>euro-</w:t>
+      </w:r>
+      <w:proofErr w:type="spellStart"/>
+      <w:r>
+        <w:rPr>
+          <w:rFonts w:ascii="Tahoma" w:eastAsia="微软雅黑" w:hAnsi="Tahoma"/>
+          <w:bCs/>
+          <w:kern w:val="0"/>
+          <w:sz w:val="22"/>
+        </w:rPr>
+        <w:t>sama</w:t>
+      </w:r>
+      <w:proofErr w:type="spellEnd"/>
+      <w:r>
+        <w:rPr>
+          <w:rFonts w:ascii="Tahoma" w:eastAsia="微软雅黑" w:hAnsi="Tahoma" w:hint="eastAsia"/>
+          <w:bCs/>
+          <w:kern w:val="0"/>
+          <w:sz w:val="22"/>
+        </w:rPr>
+        <w:t>的视频时，发现了她背景的星星</w:t>
+      </w:r>
+      <w:r>
+        <w:rPr>
+          <w:rFonts w:ascii="Tahoma" w:eastAsia="微软雅黑" w:hAnsi="Tahoma" w:hint="eastAsia"/>
+          <w:bCs/>
+          <w:kern w:val="0"/>
+          <w:sz w:val="22"/>
+        </w:rPr>
+        <w:t>装饰</w:t>
+      </w:r>
+      <w:r>
+        <w:rPr>
+          <w:rFonts w:ascii="Tahoma" w:eastAsia="微软雅黑" w:hAnsi="Tahoma" w:hint="eastAsia"/>
+          <w:bCs/>
+          <w:kern w:val="0"/>
+          <w:sz w:val="22"/>
+        </w:rPr>
+        <w:t>。</w:t>
+      </w:r>
+    </w:p>
+    <w:p>
+      <w:pPr>
+        <w:widowControl/>
+        <w:snapToGrid w:val="0"/>
+        <w:jc w:val="left"/>
+        <w:rPr>
+          <w:rFonts w:ascii="Tahoma" w:eastAsia="微软雅黑" w:hAnsi="Tahoma"/>
+          <w:bCs/>
+          <w:kern w:val="0"/>
+          <w:sz w:val="22"/>
+        </w:rPr>
+      </w:pPr>
+      <w:r>
+        <w:rPr>
+          <w:rFonts w:ascii="Tahoma" w:eastAsia="微软雅黑" w:hAnsi="Tahoma" w:hint="eastAsia"/>
+          <w:bCs/>
+          <w:kern w:val="0"/>
+          <w:sz w:val="22"/>
+        </w:rPr>
+        <w:t>于是想把这种效果部署类似的到</w:t>
+      </w:r>
+      <w:r>
+        <w:rPr>
+          <w:rFonts w:ascii="Tahoma" w:eastAsia="微软雅黑" w:hAnsi="Tahoma" w:hint="eastAsia"/>
+          <w:bCs/>
+          <w:kern w:val="0"/>
+          <w:sz w:val="22"/>
         </w:rPr>
         <w:t xml:space="preserve"> </w:t>
       </w:r>
       <w:r>
         <w:rPr>
-          <w:rFonts w:ascii="微软雅黑" w:eastAsia="微软雅黑" w:hAnsi="微软雅黑" w:hint="eastAsia"/>
-          <w:sz w:val="22"/>
-          <w:szCs w:val="22"/>
-        </w:rPr>
-        <w:t>设置一个目标</w:t>
-      </w:r>
-    </w:p>
-    <w:p>
-      <w:pPr>
-        <w:widowControl/>
-        <w:snapToGrid w:val="0"/>
-        <w:jc w:val="left"/>
-        <w:rPr>
-          <w:rFonts w:ascii="Tahoma" w:eastAsia="微软雅黑" w:hAnsi="Tahoma"/>
-          <w:bCs/>
-          <w:kern w:val="0"/>
-          <w:sz w:val="22"/>
-        </w:rPr>
-      </w:pPr>
-      <w:r>
-        <w:rPr>
-          <w:rFonts w:ascii="Tahoma" w:eastAsia="微软雅黑" w:hAnsi="Tahoma" w:hint="eastAsia"/>
-          <w:bCs/>
-          <w:kern w:val="0"/>
-          <w:sz w:val="22"/>
-        </w:rPr>
-        <w:t>比如，</w:t>
-      </w:r>
-      <w:r>
-        <w:rPr>
-          <w:rFonts w:ascii="Tahoma" w:eastAsia="微软雅黑" w:hAnsi="Tahoma" w:hint="eastAsia"/>
-          <w:bCs/>
-          <w:kern w:val="0"/>
-          <w:sz w:val="22"/>
-        </w:rPr>
-        <w:t>2</w:t>
-      </w:r>
-      <w:r>
-        <w:rPr>
-          <w:rFonts w:ascii="Tahoma" w:eastAsia="微软雅黑" w:hAnsi="Tahoma"/>
-          <w:bCs/>
-          <w:kern w:val="0"/>
-          <w:sz w:val="22"/>
-        </w:rPr>
-        <w:t>023</w:t>
-      </w:r>
-      <w:r>
-        <w:rPr>
-          <w:rFonts w:ascii="Tahoma" w:eastAsia="微软雅黑" w:hAnsi="Tahoma" w:hint="eastAsia"/>
-          <w:bCs/>
-          <w:kern w:val="0"/>
-          <w:sz w:val="22"/>
-        </w:rPr>
-        <w:t>年</w:t>
-      </w:r>
-      <w:r>
-        <w:rPr>
-          <w:rFonts w:ascii="Tahoma" w:eastAsia="微软雅黑" w:hAnsi="Tahoma" w:hint="eastAsia"/>
-          <w:bCs/>
-          <w:kern w:val="0"/>
-          <w:sz w:val="22"/>
-        </w:rPr>
-        <w:t>1</w:t>
-      </w:r>
-      <w:r>
-        <w:rPr>
-          <w:rFonts w:ascii="Tahoma" w:eastAsia="微软雅黑" w:hAnsi="Tahoma" w:hint="eastAsia"/>
-          <w:bCs/>
-          <w:kern w:val="0"/>
-          <w:sz w:val="22"/>
-        </w:rPr>
-        <w:t>月</w:t>
-      </w:r>
-      <w:r>
-        <w:rPr>
-          <w:rFonts w:ascii="Tahoma" w:eastAsia="微软雅黑" w:hAnsi="Tahoma" w:hint="eastAsia"/>
-          <w:bCs/>
-          <w:kern w:val="0"/>
-          <w:sz w:val="22"/>
-        </w:rPr>
-        <w:t>2</w:t>
-      </w:r>
-      <w:r>
-        <w:rPr>
-          <w:rFonts w:ascii="Tahoma" w:eastAsia="微软雅黑" w:hAnsi="Tahoma"/>
-          <w:bCs/>
-          <w:kern w:val="0"/>
-          <w:sz w:val="22"/>
-        </w:rPr>
-        <w:t>3</w:t>
-      </w:r>
-      <w:r>
-        <w:rPr>
-          <w:rFonts w:ascii="Tahoma" w:eastAsia="微软雅黑" w:hAnsi="Tahoma" w:hint="eastAsia"/>
-          <w:bCs/>
-          <w:kern w:val="0"/>
-          <w:sz w:val="22"/>
-        </w:rPr>
-        <w:t>日</w:t>
-      </w:r>
-      <w:r>
-        <w:rPr>
-          <w:rFonts w:ascii="Tahoma" w:eastAsia="微软雅黑" w:hAnsi="Tahoma" w:hint="eastAsia"/>
-          <w:bCs/>
-          <w:kern w:val="0"/>
-          <w:sz w:val="22"/>
-        </w:rPr>
-        <w:t>，</w:t>
-      </w:r>
-      <w:r>
-        <w:rPr>
-          <w:rFonts w:ascii="Tahoma" w:eastAsia="微软雅黑" w:hAnsi="Tahoma" w:hint="eastAsia"/>
-          <w:bCs/>
-          <w:kern w:val="0"/>
-          <w:sz w:val="22"/>
-        </w:rPr>
-        <w:t>作者我在看</w:t>
-      </w:r>
-      <w:r>
-        <w:rPr>
-          <w:rFonts w:ascii="Tahoma" w:eastAsia="微软雅黑" w:hAnsi="Tahoma" w:hint="eastAsia"/>
-          <w:bCs/>
-          <w:kern w:val="0"/>
-          <w:sz w:val="22"/>
-        </w:rPr>
-        <w:t>ai</w:t>
-      </w:r>
-      <w:r>
-        <w:rPr>
-          <w:rFonts w:ascii="Tahoma" w:eastAsia="微软雅黑" w:hAnsi="Tahoma" w:hint="eastAsia"/>
-          <w:bCs/>
-          <w:kern w:val="0"/>
-          <w:sz w:val="22"/>
-        </w:rPr>
-        <w:t>主播</w:t>
-      </w:r>
-      <w:r>
-        <w:rPr>
-          <w:rFonts w:ascii="Tahoma" w:eastAsia="微软雅黑" w:hAnsi="Tahoma" w:hint="eastAsia"/>
-          <w:bCs/>
-          <w:kern w:val="0"/>
-          <w:sz w:val="22"/>
-        </w:rPr>
-        <w:t>N</w:t>
-      </w:r>
-      <w:r>
-        <w:rPr>
-          <w:rFonts w:ascii="Tahoma" w:eastAsia="微软雅黑" w:hAnsi="Tahoma"/>
-          <w:bCs/>
-          <w:kern w:val="0"/>
-          <w:sz w:val="22"/>
-        </w:rPr>
-        <w:t>euro-sama</w:t>
-      </w:r>
-      <w:r>
-        <w:rPr>
-          <w:rFonts w:ascii="Tahoma" w:eastAsia="微软雅黑" w:hAnsi="Tahoma" w:hint="eastAsia"/>
-          <w:bCs/>
-          <w:kern w:val="0"/>
-          <w:sz w:val="22"/>
-        </w:rPr>
-        <w:t>的视频时，发现了她背景的星星效果。</w:t>
-      </w:r>
-    </w:p>
-    <w:p>
-      <w:pPr>
-        <w:widowControl/>
-        <w:snapToGrid w:val="0"/>
-        <w:jc w:val="left"/>
-        <w:rPr>
-          <w:rFonts w:ascii="Tahoma" w:eastAsia="微软雅黑" w:hAnsi="Tahoma"/>
-          <w:bCs/>
-          <w:kern w:val="0"/>
-          <w:sz w:val="22"/>
-        </w:rPr>
-      </w:pPr>
-      <w:r>
-        <w:rPr>
-          <w:rFonts w:ascii="Tahoma" w:eastAsia="微软雅黑" w:hAnsi="Tahoma" w:hint="eastAsia"/>
-          <w:bCs/>
-          <w:kern w:val="0"/>
-          <w:sz w:val="22"/>
-        </w:rPr>
-        <w:t>于是想把这种效果部署类似的到</w:t>
+          <w:rFonts w:ascii="Tahoma" w:eastAsia="微软雅黑" w:hAnsi="Tahoma" w:hint="eastAsia"/>
+          <w:bCs/>
+          <w:color w:val="00B050"/>
+          <w:kern w:val="0"/>
+          <w:sz w:val="22"/>
+        </w:rPr>
+        <w:t>动画序列管理层</w:t>
       </w:r>
       <w:r>
         <w:rPr>
@@ -13443,25 +13780,6 @@
         <w:rPr>
           <w:rFonts w:ascii="Tahoma" w:eastAsia="微软雅黑" w:hAnsi="Tahoma" w:hint="eastAsia"/>
           <w:bCs/>
-          <w:color w:val="00B050"/>
-          <w:kern w:val="0"/>
-          <w:sz w:val="22"/>
-        </w:rPr>
-        <w:t>动画序列管理层</w:t>
-      </w:r>
-      <w:r>
-        <w:rPr>
-          <w:rFonts w:ascii="Tahoma" w:eastAsia="微软雅黑" w:hAnsi="Tahoma" w:hint="eastAsia"/>
-          <w:bCs/>
-          <w:kern w:val="0"/>
-          <w:sz w:val="22"/>
-        </w:rPr>
-        <w:t xml:space="preserve"> </w:t>
-      </w:r>
-      <w:r>
-        <w:rPr>
-          <w:rFonts w:ascii="Tahoma" w:eastAsia="微软雅黑" w:hAnsi="Tahoma" w:hint="eastAsia"/>
-          <w:bCs/>
           <w:kern w:val="0"/>
           <w:sz w:val="22"/>
         </w:rPr>
@@ -13473,7 +13791,7 @@
         <w:widowControl/>
         <w:jc w:val="center"/>
         <w:rPr>
-          <w:rFonts w:ascii="宋体" w:eastAsia="宋体" w:hAnsi="宋体" w:cs="宋体"/>
+          <w:rFonts w:ascii="宋体" w:eastAsia="宋体" w:hAnsi="宋体" w:cs="宋体" w:hint="eastAsia"/>
           <w:kern w:val="0"/>
           <w:sz w:val="24"/>
           <w:szCs w:val="24"/>
@@ -13555,33 +13873,33 @@
         <w:snapToGrid w:val="0"/>
         <w:spacing w:before="120" w:after="120" w:line="240" w:lineRule="auto"/>
         <w:rPr>
+          <w:rFonts w:ascii="微软雅黑" w:eastAsia="微软雅黑" w:hAnsi="微软雅黑" w:hint="eastAsia"/>
+          <w:sz w:val="22"/>
+          <w:szCs w:val="22"/>
+        </w:rPr>
+      </w:pPr>
+      <w:r>
+        <w:rPr>
+          <w:rFonts w:ascii="微软雅黑" w:eastAsia="微软雅黑" w:hAnsi="微软雅黑" w:hint="eastAsia"/>
+          <w:sz w:val="22"/>
+          <w:szCs w:val="22"/>
+        </w:rPr>
+        <w:t>2</w:t>
+      </w:r>
+      <w:r>
+        <w:rPr>
           <w:rFonts w:ascii="微软雅黑" w:eastAsia="微软雅黑" w:hAnsi="微软雅黑"/>
           <w:sz w:val="22"/>
           <w:szCs w:val="22"/>
         </w:rPr>
-      </w:pPr>
+        <w:t xml:space="preserve">. </w:t>
+      </w:r>
       <w:r>
         <w:rPr>
           <w:rFonts w:ascii="微软雅黑" w:eastAsia="微软雅黑" w:hAnsi="微软雅黑" w:hint="eastAsia"/>
           <w:sz w:val="22"/>
           <w:szCs w:val="22"/>
         </w:rPr>
-        <w:t>2</w:t>
-      </w:r>
-      <w:r>
-        <w:rPr>
-          <w:rFonts w:ascii="微软雅黑" w:eastAsia="微软雅黑" w:hAnsi="微软雅黑"/>
-          <w:sz w:val="22"/>
-          <w:szCs w:val="22"/>
-        </w:rPr>
-        <w:t xml:space="preserve">. </w:t>
-      </w:r>
-      <w:r>
-        <w:rPr>
-          <w:rFonts w:ascii="微软雅黑" w:eastAsia="微软雅黑" w:hAnsi="微软雅黑" w:hint="eastAsia"/>
-          <w:sz w:val="22"/>
-          <w:szCs w:val="22"/>
-        </w:rPr>
         <w:t>结构规划/流程梳理</w:t>
       </w:r>
     </w:p>
@@ -13637,6 +13955,7 @@
         </w:rPr>
         <w:t>◆</w:t>
       </w:r>
+      <w:proofErr w:type="spellStart"/>
       <w:r>
         <w:rPr>
           <w:rFonts w:ascii="Tahoma" w:eastAsia="微软雅黑" w:hAnsi="Tahoma"/>
@@ -13646,6 +13965,7 @@
         </w:rPr>
         <w:t>Drill_LayerParticle</w:t>
       </w:r>
+      <w:proofErr w:type="spellEnd"/>
       <w:r>
         <w:rPr>
           <w:rFonts w:ascii="Tahoma" w:eastAsia="微软雅黑" w:hAnsi="Tahoma" w:hint="eastAsia"/>
@@ -13749,6 +14069,7 @@
         </w:rPr>
         <w:t>◆</w:t>
       </w:r>
+      <w:proofErr w:type="spellStart"/>
       <w:r>
         <w:rPr>
           <w:rFonts w:ascii="Tahoma" w:eastAsia="微软雅黑" w:hAnsi="Tahoma"/>
@@ -13758,6 +14079,7 @@
         </w:rPr>
         <w:t>Drill_MenuParticle</w:t>
       </w:r>
+      <w:proofErr w:type="spellEnd"/>
       <w:r>
         <w:rPr>
           <w:rFonts w:ascii="Tahoma" w:eastAsia="微软雅黑" w:hAnsi="Tahoma" w:hint="eastAsia"/>
@@ -13879,6 +14201,7 @@
         </w:rPr>
         <w:t>◆</w:t>
       </w:r>
+      <w:proofErr w:type="spellStart"/>
       <w:r>
         <w:rPr>
           <w:rFonts w:ascii="Tahoma" w:eastAsia="微软雅黑" w:hAnsi="Tahoma"/>
@@ -13888,6 +14211,7 @@
         </w:rPr>
         <w:t>Drill_TitleParticle</w:t>
       </w:r>
+      <w:proofErr w:type="spellEnd"/>
       <w:r>
         <w:rPr>
           <w:rFonts w:ascii="Tahoma" w:eastAsia="微软雅黑" w:hAnsi="Tahoma" w:hint="eastAsia"/>
@@ -14190,7 +14514,7 @@
         <w:widowControl/>
         <w:jc w:val="center"/>
         <w:rPr>
-          <w:rFonts w:ascii="宋体" w:eastAsia="宋体" w:hAnsi="宋体" w:cs="宋体"/>
+          <w:rFonts w:ascii="宋体" w:eastAsia="宋体" w:hAnsi="宋体" w:cs="宋体" w:hint="eastAsia"/>
           <w:kern w:val="0"/>
           <w:sz w:val="24"/>
           <w:szCs w:val="24"/>
@@ -14294,7 +14618,7 @@
         <w:snapToGrid w:val="0"/>
         <w:spacing w:before="120" w:after="120" w:line="240" w:lineRule="auto"/>
         <w:rPr>
-          <w:rFonts w:ascii="微软雅黑" w:eastAsia="微软雅黑" w:hAnsi="微软雅黑"/>
+          <w:rFonts w:ascii="微软雅黑" w:eastAsia="微软雅黑" w:hAnsi="微软雅黑" w:hint="eastAsia"/>
           <w:sz w:val="22"/>
           <w:szCs w:val="22"/>
         </w:rPr>
@@ -14681,16 +15005,36 @@
           <w:kern w:val="0"/>
           <w:sz w:val="22"/>
         </w:rPr>
-        <w:t>拖尾效果</w:t>
-      </w:r>
-      <w:r>
-        <w:rPr>
-          <w:rFonts w:ascii="Tahoma" w:eastAsia="微软雅黑" w:hAnsi="Tahoma" w:hint="eastAsia"/>
-          <w:bCs/>
-          <w:kern w:val="0"/>
-          <w:sz w:val="22"/>
-        </w:rPr>
-        <w:t>拉一个渐变即可。</w:t>
+        <w:t>拖</w:t>
+      </w:r>
+      <w:proofErr w:type="gramStart"/>
+      <w:r>
+        <w:rPr>
+          <w:rFonts w:ascii="Tahoma" w:eastAsia="微软雅黑" w:hAnsi="Tahoma" w:hint="eastAsia"/>
+          <w:bCs/>
+          <w:kern w:val="0"/>
+          <w:sz w:val="22"/>
+        </w:rPr>
+        <w:t>尾效果</w:t>
+      </w:r>
+      <w:r>
+        <w:rPr>
+          <w:rFonts w:ascii="Tahoma" w:eastAsia="微软雅黑" w:hAnsi="Tahoma" w:hint="eastAsia"/>
+          <w:bCs/>
+          <w:kern w:val="0"/>
+          <w:sz w:val="22"/>
+        </w:rPr>
+        <w:t>拉</w:t>
+      </w:r>
+      <w:proofErr w:type="gramEnd"/>
+      <w:r>
+        <w:rPr>
+          <w:rFonts w:ascii="Tahoma" w:eastAsia="微软雅黑" w:hAnsi="Tahoma" w:hint="eastAsia"/>
+          <w:bCs/>
+          <w:kern w:val="0"/>
+          <w:sz w:val="22"/>
+        </w:rPr>
+        <w:t>一个渐变即可。</w:t>
       </w:r>
     </w:p>
     <w:p>
@@ -14851,6 +15195,7 @@
         </w:rPr>
         <w:t>/</w:t>
       </w:r>
+      <w:proofErr w:type="spellStart"/>
       <w:r>
         <w:rPr>
           <w:rFonts w:ascii="Tahoma" w:eastAsia="微软雅黑" w:hAnsi="Tahoma"/>
@@ -14860,6 +15205,7 @@
         </w:rPr>
         <w:t>img</w:t>
       </w:r>
+      <w:proofErr w:type="spellEnd"/>
       <w:r>
         <w:rPr>
           <w:rFonts w:ascii="Tahoma" w:eastAsia="微软雅黑" w:hAnsi="Tahoma"/>
@@ -14869,6 +15215,7 @@
         </w:rPr>
         <w:t>/</w:t>
       </w:r>
+      <w:proofErr w:type="spellStart"/>
       <w:r>
         <w:rPr>
           <w:rFonts w:ascii="Tahoma" w:eastAsia="微软雅黑" w:hAnsi="Tahoma"/>
@@ -14878,6 +15225,7 @@
         </w:rPr>
         <w:t>Map__layer</w:t>
       </w:r>
+      <w:proofErr w:type="spellEnd"/>
       <w:r>
         <w:rPr>
           <w:rFonts w:ascii="Tahoma" w:eastAsia="微软雅黑" w:hAnsi="Tahoma" w:hint="eastAsia"/>
@@ -14893,7 +15241,7 @@
         <w:widowControl/>
         <w:jc w:val="center"/>
         <w:rPr>
-          <w:rFonts w:ascii="宋体" w:eastAsia="宋体" w:hAnsi="宋体" w:cs="宋体"/>
+          <w:rFonts w:ascii="宋体" w:eastAsia="宋体" w:hAnsi="宋体" w:cs="宋体" w:hint="eastAsia"/>
           <w:kern w:val="0"/>
           <w:sz w:val="24"/>
           <w:szCs w:val="24"/>
@@ -14984,7 +15332,7 @@
         <w:snapToGrid w:val="0"/>
         <w:spacing w:before="120" w:after="120" w:line="240" w:lineRule="auto"/>
         <w:rPr>
-          <w:rFonts w:ascii="微软雅黑" w:eastAsia="微软雅黑" w:hAnsi="微软雅黑"/>
+          <w:rFonts w:ascii="微软雅黑" w:eastAsia="微软雅黑" w:hAnsi="微软雅黑" w:hint="eastAsia"/>
           <w:sz w:val="22"/>
           <w:szCs w:val="22"/>
         </w:rPr>
@@ -15541,7 +15889,7 @@
         <w:snapToGrid w:val="0"/>
         <w:jc w:val="center"/>
         <w:rPr>
-          <w:rFonts w:ascii="宋体" w:eastAsia="宋体" w:hAnsi="宋体" w:cs="宋体"/>
+          <w:rFonts w:ascii="宋体" w:eastAsia="宋体" w:hAnsi="宋体" w:cs="宋体" w:hint="eastAsia"/>
           <w:kern w:val="0"/>
           <w:sz w:val="24"/>
           <w:szCs w:val="24"/>
@@ -15556,7 +15904,7 @@
           <w:szCs w:val="24"/>
         </w:rPr>
         <w:drawing>
-          <wp:inline distT="0" distB="0" distL="0" distR="0" wp14:anchorId="30FD362E" wp14:editId="2A5F7B36">
+          <wp:inline distT="0" distB="0" distL="0" distR="0" wp14:anchorId="30FD362E" wp14:editId="61E10C93">
             <wp:extent cx="2491740" cy="1637659"/>
             <wp:effectExtent l="0" t="0" r="3810" b="1270"/>
             <wp:docPr id="55" name="图片 55"/>
@@ -15623,18 +15971,34 @@
         <w:snapToGrid w:val="0"/>
         <w:spacing w:before="120" w:after="120" w:line="240" w:lineRule="auto"/>
         <w:rPr>
+          <w:rFonts w:ascii="微软雅黑" w:eastAsia="微软雅黑" w:hAnsi="微软雅黑" w:hint="eastAsia"/>
+          <w:sz w:val="22"/>
+          <w:szCs w:val="22"/>
+        </w:rPr>
+      </w:pPr>
+      <w:r>
+        <w:rPr>
           <w:rFonts w:ascii="微软雅黑" w:eastAsia="微软雅黑" w:hAnsi="微软雅黑"/>
           <w:sz w:val="22"/>
           <w:szCs w:val="22"/>
         </w:rPr>
-      </w:pPr>
+        <w:t>5</w:t>
+      </w:r>
+      <w:r>
+        <w:rPr>
+          <w:rFonts w:ascii="微软雅黑" w:eastAsia="微软雅黑" w:hAnsi="微软雅黑" w:hint="eastAsia"/>
+          <w:sz w:val="22"/>
+          <w:szCs w:val="22"/>
+        </w:rPr>
+        <w:t>.</w:t>
+      </w:r>
       <w:r>
         <w:rPr>
           <w:rFonts w:ascii="微软雅黑" w:eastAsia="微软雅黑" w:hAnsi="微软雅黑"/>
           <w:sz w:val="22"/>
           <w:szCs w:val="22"/>
         </w:rPr>
-        <w:t>5</w:t>
+        <w:t xml:space="preserve"> </w:t>
       </w:r>
       <w:r>
         <w:rPr>
@@ -15642,22 +16006,6 @@
           <w:sz w:val="22"/>
           <w:szCs w:val="22"/>
         </w:rPr>
-        <w:t>.</w:t>
-      </w:r>
-      <w:r>
-        <w:rPr>
-          <w:rFonts w:ascii="微软雅黑" w:eastAsia="微软雅黑" w:hAnsi="微软雅黑"/>
-          <w:sz w:val="22"/>
-          <w:szCs w:val="22"/>
-        </w:rPr>
-        <w:t xml:space="preserve"> </w:t>
-      </w:r>
-      <w:r>
-        <w:rPr>
-          <w:rFonts w:ascii="微软雅黑" w:eastAsia="微软雅黑" w:hAnsi="微软雅黑" w:hint="eastAsia"/>
-          <w:sz w:val="22"/>
-          <w:szCs w:val="22"/>
-        </w:rPr>
         <w:t>细节调整</w:t>
       </w:r>
     </w:p>
@@ -15702,6 +16050,7 @@
         </w:rPr>
         <w:t>你需要通过</w:t>
       </w:r>
+      <w:proofErr w:type="spellStart"/>
       <w:r>
         <w:rPr>
           <w:rFonts w:ascii="Tahoma" w:eastAsia="微软雅黑" w:hAnsi="Tahoma" w:hint="eastAsia"/>
@@ -15711,6 +16060,7 @@
         </w:rPr>
         <w:t>ps</w:t>
       </w:r>
+      <w:proofErr w:type="spellEnd"/>
       <w:r>
         <w:rPr>
           <w:rFonts w:ascii="Tahoma" w:eastAsia="微软雅黑" w:hAnsi="Tahoma" w:hint="eastAsia"/>
@@ -15726,7 +16076,7 @@
         <w:widowControl/>
         <w:jc w:val="center"/>
         <w:rPr>
-          <w:rFonts w:ascii="宋体" w:eastAsia="宋体" w:hAnsi="宋体" w:cs="宋体"/>
+          <w:rFonts w:ascii="宋体" w:eastAsia="宋体" w:hAnsi="宋体" w:cs="宋体" w:hint="eastAsia"/>
           <w:kern w:val="0"/>
           <w:sz w:val="24"/>
           <w:szCs w:val="24"/>
@@ -15889,6 +16239,9 @@
     <w:p>
       <w:pPr>
         <w:pStyle w:val="3"/>
+        <w:rPr>
+          <w:rFonts w:hint="eastAsia"/>
+        </w:rPr>
       </w:pPr>
       <w:bookmarkStart w:id="17" w:name="_配置划动鼠标的彩虹效果"/>
       <w:bookmarkEnd w:id="17"/>
@@ -15906,41 +16259,41 @@
         <w:snapToGrid w:val="0"/>
         <w:spacing w:before="120" w:after="120" w:line="240" w:lineRule="auto"/>
         <w:rPr>
+          <w:rFonts w:ascii="微软雅黑" w:eastAsia="微软雅黑" w:hAnsi="微软雅黑" w:hint="eastAsia"/>
+          <w:sz w:val="22"/>
+          <w:szCs w:val="22"/>
+        </w:rPr>
+      </w:pPr>
+      <w:r>
+        <w:rPr>
+          <w:rFonts w:ascii="微软雅黑" w:eastAsia="微软雅黑" w:hAnsi="微软雅黑" w:hint="eastAsia"/>
+          <w:sz w:val="22"/>
+          <w:szCs w:val="22"/>
+        </w:rPr>
+        <w:t>1</w:t>
+      </w:r>
+      <w:r>
+        <w:rPr>
+          <w:rFonts w:ascii="微软雅黑" w:eastAsia="微软雅黑" w:hAnsi="微软雅黑" w:hint="eastAsia"/>
+          <w:sz w:val="22"/>
+          <w:szCs w:val="22"/>
+        </w:rPr>
+        <w:t>.</w:t>
+      </w:r>
+      <w:r>
+        <w:rPr>
           <w:rFonts w:ascii="微软雅黑" w:eastAsia="微软雅黑" w:hAnsi="微软雅黑"/>
           <w:sz w:val="22"/>
           <w:szCs w:val="22"/>
         </w:rPr>
-      </w:pPr>
+        <w:t xml:space="preserve"> </w:t>
+      </w:r>
       <w:r>
         <w:rPr>
           <w:rFonts w:ascii="微软雅黑" w:eastAsia="微软雅黑" w:hAnsi="微软雅黑" w:hint="eastAsia"/>
           <w:sz w:val="22"/>
           <w:szCs w:val="22"/>
         </w:rPr>
-        <w:t>1</w:t>
-      </w:r>
-      <w:r>
-        <w:rPr>
-          <w:rFonts w:ascii="微软雅黑" w:eastAsia="微软雅黑" w:hAnsi="微软雅黑" w:hint="eastAsia"/>
-          <w:sz w:val="22"/>
-          <w:szCs w:val="22"/>
-        </w:rPr>
-        <w:t>.</w:t>
-      </w:r>
-      <w:r>
-        <w:rPr>
-          <w:rFonts w:ascii="微软雅黑" w:eastAsia="微软雅黑" w:hAnsi="微软雅黑"/>
-          <w:sz w:val="22"/>
-          <w:szCs w:val="22"/>
-        </w:rPr>
-        <w:t xml:space="preserve"> </w:t>
-      </w:r>
-      <w:r>
-        <w:rPr>
-          <w:rFonts w:ascii="微软雅黑" w:eastAsia="微软雅黑" w:hAnsi="微软雅黑" w:hint="eastAsia"/>
-          <w:sz w:val="22"/>
-          <w:szCs w:val="22"/>
-        </w:rPr>
         <w:t>设置一个目标</w:t>
       </w:r>
     </w:p>
@@ -16035,17 +16388,48 @@
           <w:kern w:val="0"/>
           <w:sz w:val="22"/>
         </w:rPr>
-        <w:t>作者我在看</w:t>
-      </w:r>
-      <w:r>
-        <w:rPr>
-          <w:rFonts w:ascii="Tahoma" w:eastAsia="微软雅黑" w:hAnsi="Tahoma" w:hint="eastAsia"/>
-          <w:bCs/>
-          <w:kern w:val="0"/>
-          <w:sz w:val="22"/>
-        </w:rPr>
-        <w:t>番剧《未确认进行式》时，在番剧</w:t>
-      </w:r>
+        <w:t>作者我在</w:t>
+      </w:r>
+      <w:proofErr w:type="gramStart"/>
+      <w:r>
+        <w:rPr>
+          <w:rFonts w:ascii="Tahoma" w:eastAsia="微软雅黑" w:hAnsi="Tahoma" w:hint="eastAsia"/>
+          <w:bCs/>
+          <w:kern w:val="0"/>
+          <w:sz w:val="22"/>
+        </w:rPr>
+        <w:t>看</w:t>
+      </w:r>
+      <w:r>
+        <w:rPr>
+          <w:rFonts w:ascii="Tahoma" w:eastAsia="微软雅黑" w:hAnsi="Tahoma" w:hint="eastAsia"/>
+          <w:bCs/>
+          <w:kern w:val="0"/>
+          <w:sz w:val="22"/>
+        </w:rPr>
+        <w:t>番剧</w:t>
+      </w:r>
+      <w:proofErr w:type="gramEnd"/>
+      <w:r>
+        <w:rPr>
+          <w:rFonts w:ascii="Tahoma" w:eastAsia="微软雅黑" w:hAnsi="Tahoma" w:hint="eastAsia"/>
+          <w:bCs/>
+          <w:kern w:val="0"/>
+          <w:sz w:val="22"/>
+        </w:rPr>
+        <w:t>《未确认进行式》时，</w:t>
+      </w:r>
+      <w:proofErr w:type="gramStart"/>
+      <w:r>
+        <w:rPr>
+          <w:rFonts w:ascii="Tahoma" w:eastAsia="微软雅黑" w:hAnsi="Tahoma" w:hint="eastAsia"/>
+          <w:bCs/>
+          <w:kern w:val="0"/>
+          <w:sz w:val="22"/>
+        </w:rPr>
+        <w:t>在番剧</w:t>
+      </w:r>
+      <w:proofErr w:type="gramEnd"/>
       <w:r>
         <w:rPr>
           <w:rFonts w:ascii="Tahoma" w:eastAsia="微软雅黑" w:hAnsi="Tahoma" w:hint="eastAsia"/>
@@ -16115,7 +16499,27 @@
           <w:kern w:val="0"/>
           <w:sz w:val="22"/>
         </w:rPr>
-        <w:t>然后就开坑了。</w:t>
+        <w:t>然后</w:t>
+      </w:r>
+      <w:proofErr w:type="gramStart"/>
+      <w:r>
+        <w:rPr>
+          <w:rFonts w:ascii="Tahoma" w:eastAsia="微软雅黑" w:hAnsi="Tahoma" w:hint="eastAsia"/>
+          <w:bCs/>
+          <w:kern w:val="0"/>
+          <w:sz w:val="22"/>
+        </w:rPr>
+        <w:t>就开坑了</w:t>
+      </w:r>
+      <w:proofErr w:type="gramEnd"/>
+      <w:r>
+        <w:rPr>
+          <w:rFonts w:ascii="Tahoma" w:eastAsia="微软雅黑" w:hAnsi="Tahoma" w:hint="eastAsia"/>
+          <w:bCs/>
+          <w:kern w:val="0"/>
+          <w:sz w:val="22"/>
+        </w:rPr>
+        <w:t>。</w:t>
       </w:r>
     </w:p>
     <w:p>
@@ -16123,7 +16527,7 @@
         <w:widowControl/>
         <w:jc w:val="center"/>
         <w:rPr>
-          <w:rFonts w:ascii="宋体" w:eastAsia="宋体" w:hAnsi="宋体" w:cs="宋体"/>
+          <w:rFonts w:ascii="宋体" w:eastAsia="宋体" w:hAnsi="宋体" w:cs="宋体" w:hint="eastAsia"/>
           <w:kern w:val="0"/>
           <w:sz w:val="24"/>
           <w:szCs w:val="24"/>
@@ -16221,7 +16625,43 @@
                 <w:kern w:val="0"/>
                 <w:sz w:val="22"/>
               </w:rPr>
-              <w:t>这里介绍的是鼠标划动出现粒子。</w:t>
+              <w:t>这里介绍的是</w:t>
+            </w:r>
+            <w:r>
+              <w:rPr>
+                <w:rFonts w:ascii="Tahoma" w:eastAsia="微软雅黑" w:hAnsi="Tahoma" w:hint="eastAsia"/>
+                <w:bCs/>
+                <w:kern w:val="0"/>
+                <w:sz w:val="22"/>
+              </w:rPr>
+              <w:t xml:space="preserve"> </w:t>
+            </w:r>
+            <w:r>
+              <w:rPr>
+                <w:rFonts w:ascii="Tahoma" w:eastAsia="微软雅黑" w:hAnsi="Tahoma" w:hint="eastAsia"/>
+                <w:bCs/>
+                <w:kern w:val="0"/>
+                <w:sz w:val="22"/>
+              </w:rPr>
+              <w:t>鼠标划动</w:t>
+            </w:r>
+            <w:r>
+              <w:rPr>
+                <w:rFonts w:ascii="Tahoma" w:eastAsia="微软雅黑" w:hAnsi="Tahoma" w:hint="eastAsia"/>
+                <w:bCs/>
+                <w:kern w:val="0"/>
+                <w:sz w:val="22"/>
+              </w:rPr>
+              <w:t xml:space="preserve"> </w:t>
+            </w:r>
+            <w:r>
+              <w:rPr>
+                <w:rFonts w:ascii="Tahoma" w:eastAsia="微软雅黑" w:hAnsi="Tahoma" w:hint="eastAsia"/>
+                <w:bCs/>
+                <w:kern w:val="0"/>
+                <w:sz w:val="22"/>
+              </w:rPr>
+              <w:t>出现粒子。</w:t>
             </w:r>
           </w:p>
           <w:p>
@@ -16242,7 +16682,73 @@
                 <w:kern w:val="0"/>
                 <w:sz w:val="22"/>
               </w:rPr>
-              <w:t>鼠标点击出现小爆炸效果，去看：“</w:t>
+              <w:t>如果你想实现</w:t>
+            </w:r>
+            <w:r>
+              <w:rPr>
+                <w:rFonts w:ascii="Tahoma" w:eastAsia="微软雅黑" w:hAnsi="Tahoma" w:hint="eastAsia"/>
+                <w:bCs/>
+                <w:kern w:val="0"/>
+                <w:sz w:val="22"/>
+              </w:rPr>
+              <w:t xml:space="preserve"> </w:t>
+            </w:r>
+            <w:r>
+              <w:rPr>
+                <w:rFonts w:ascii="Tahoma" w:eastAsia="微软雅黑" w:hAnsi="Tahoma" w:hint="eastAsia"/>
+                <w:bCs/>
+                <w:kern w:val="0"/>
+                <w:sz w:val="22"/>
+              </w:rPr>
+              <w:t>鼠标点击</w:t>
+            </w:r>
+            <w:r>
+              <w:rPr>
+                <w:rFonts w:ascii="Tahoma" w:eastAsia="微软雅黑" w:hAnsi="Tahoma" w:hint="eastAsia"/>
+                <w:bCs/>
+                <w:kern w:val="0"/>
+                <w:sz w:val="22"/>
+              </w:rPr>
+              <w:t xml:space="preserve"> </w:t>
+            </w:r>
+            <w:r>
+              <w:rPr>
+                <w:rFonts w:ascii="Tahoma" w:eastAsia="微软雅黑" w:hAnsi="Tahoma" w:hint="eastAsia"/>
+                <w:bCs/>
+                <w:kern w:val="0"/>
+                <w:sz w:val="22"/>
+              </w:rPr>
+              <w:t>出现小爆炸粒子</w:t>
+            </w:r>
+            <w:r>
+              <w:rPr>
+                <w:rFonts w:ascii="Tahoma" w:eastAsia="微软雅黑" w:hAnsi="Tahoma" w:hint="eastAsia"/>
+                <w:bCs/>
+                <w:kern w:val="0"/>
+                <w:sz w:val="22"/>
+              </w:rPr>
+              <w:t>,</w:t>
+            </w:r>
+          </w:p>
+          <w:p>
+            <w:pPr>
+              <w:widowControl/>
+              <w:snapToGrid w:val="0"/>
+              <w:rPr>
+                <w:rFonts w:ascii="Tahoma" w:eastAsia="微软雅黑" w:hAnsi="Tahoma"/>
+                <w:bCs/>
+                <w:kern w:val="0"/>
+                <w:sz w:val="22"/>
+              </w:rPr>
+            </w:pPr>
+            <w:r>
+              <w:rPr>
+                <w:rFonts w:ascii="Tahoma" w:eastAsia="微软雅黑" w:hAnsi="Tahoma" w:hint="eastAsia"/>
+                <w:bCs/>
+                <w:kern w:val="0"/>
+                <w:sz w:val="22"/>
+              </w:rPr>
+              <w:t>可以去看看：“</w:t>
             </w:r>
             <w:r>
               <w:rPr>
@@ -16311,7 +16817,36 @@
                 <w:kern w:val="0"/>
                 <w:sz w:val="22"/>
               </w:rPr>
-              <w:t>”</w:t>
+              <w:t>”的设计教程</w:t>
+            </w:r>
+            <w:r>
+              <w:rPr>
+                <w:rFonts w:ascii="Tahoma" w:eastAsia="微软雅黑" w:hAnsi="Tahoma" w:hint="eastAsia"/>
+                <w:bCs/>
+                <w:kern w:val="0"/>
+                <w:sz w:val="22"/>
+              </w:rPr>
+              <w:t xml:space="preserve"> </w:t>
+            </w:r>
+            <w:r>
+              <w:rPr>
+                <w:rFonts w:ascii="Tahoma" w:eastAsia="微软雅黑" w:hAnsi="Tahoma" w:hint="eastAsia"/>
+                <w:bCs/>
+                <w:color w:val="0070C0"/>
+                <w:kern w:val="0"/>
+                <w:sz w:val="22"/>
+              </w:rPr>
+              <w:t>设计鼠标点击时显示一次小星星爆炸</w:t>
+            </w:r>
+            <w:r>
+              <w:rPr>
+                <w:rFonts w:ascii="Tahoma" w:eastAsia="微软雅黑" w:hAnsi="Tahoma" w:hint="eastAsia"/>
+                <w:bCs/>
+                <w:color w:val="0070C0"/>
+                <w:kern w:val="0"/>
+                <w:sz w:val="22"/>
+              </w:rPr>
+              <w:t xml:space="preserve"> </w:t>
             </w:r>
             <w:r>
               <w:rPr>
@@ -16344,33 +16879,33 @@
         <w:snapToGrid w:val="0"/>
         <w:spacing w:before="120" w:after="120" w:line="240" w:lineRule="auto"/>
         <w:rPr>
+          <w:rFonts w:ascii="微软雅黑" w:eastAsia="微软雅黑" w:hAnsi="微软雅黑" w:hint="eastAsia"/>
+          <w:sz w:val="22"/>
+          <w:szCs w:val="22"/>
+        </w:rPr>
+      </w:pPr>
+      <w:r>
+        <w:rPr>
+          <w:rFonts w:ascii="微软雅黑" w:eastAsia="微软雅黑" w:hAnsi="微软雅黑" w:hint="eastAsia"/>
+          <w:sz w:val="22"/>
+          <w:szCs w:val="22"/>
+        </w:rPr>
+        <w:t>2</w:t>
+      </w:r>
+      <w:r>
+        <w:rPr>
           <w:rFonts w:ascii="微软雅黑" w:eastAsia="微软雅黑" w:hAnsi="微软雅黑"/>
           <w:sz w:val="22"/>
           <w:szCs w:val="22"/>
         </w:rPr>
-      </w:pPr>
+        <w:t xml:space="preserve">. </w:t>
+      </w:r>
       <w:r>
         <w:rPr>
           <w:rFonts w:ascii="微软雅黑" w:eastAsia="微软雅黑" w:hAnsi="微软雅黑" w:hint="eastAsia"/>
           <w:sz w:val="22"/>
           <w:szCs w:val="22"/>
         </w:rPr>
-        <w:t>2</w:t>
-      </w:r>
-      <w:r>
-        <w:rPr>
-          <w:rFonts w:ascii="微软雅黑" w:eastAsia="微软雅黑" w:hAnsi="微软雅黑"/>
-          <w:sz w:val="22"/>
-          <w:szCs w:val="22"/>
-        </w:rPr>
-        <w:t xml:space="preserve">. </w:t>
-      </w:r>
-      <w:r>
-        <w:rPr>
-          <w:rFonts w:ascii="微软雅黑" w:eastAsia="微软雅黑" w:hAnsi="微软雅黑" w:hint="eastAsia"/>
-          <w:sz w:val="22"/>
-          <w:szCs w:val="22"/>
-        </w:rPr>
         <w:t>结构规划/流程梳理</w:t>
       </w:r>
     </w:p>
@@ -16424,6 +16959,7 @@
         </w:rPr>
         <w:t>◆</w:t>
       </w:r>
+      <w:proofErr w:type="spellStart"/>
       <w:r>
         <w:rPr>
           <w:rFonts w:ascii="Tahoma" w:eastAsia="微软雅黑" w:hAnsi="Tahoma"/>
@@ -16432,6 +16968,7 @@
         </w:rPr>
         <w:t>Drill_MouseStrokeParticle</w:t>
       </w:r>
+      <w:proofErr w:type="spellEnd"/>
       <w:r>
         <w:rPr>
           <w:rFonts w:ascii="Tahoma" w:eastAsia="微软雅黑" w:hAnsi="Tahoma"/>
@@ -16549,20 +17086,60 @@
           <w:kern w:val="0"/>
           <w:sz w:val="22"/>
         </w:rPr>
-        <w:t>彩虹化介绍可见前面章节：</w:t>
-      </w:r>
-      <w:hyperlink w:anchor="彩虹化" w:history="1">
-        <w:r>
-          <w:rPr>
-            <w:rStyle w:val="a4"/>
-            <w:rFonts w:ascii="Tahoma" w:eastAsia="微软雅黑" w:hAnsi="Tahoma" w:hint="eastAsia"/>
-            <w:bCs/>
-            <w:kern w:val="0"/>
-            <w:sz w:val="22"/>
-          </w:rPr>
-          <w:t>彩虹化</w:t>
-        </w:r>
-      </w:hyperlink>
+        <w:t>彩虹</w:t>
+      </w:r>
+      <w:proofErr w:type="gramStart"/>
+      <w:r>
+        <w:rPr>
+          <w:rFonts w:ascii="Tahoma" w:eastAsia="微软雅黑" w:hAnsi="Tahoma" w:hint="eastAsia"/>
+          <w:bCs/>
+          <w:kern w:val="0"/>
+          <w:sz w:val="22"/>
+        </w:rPr>
+        <w:t>化介绍</w:t>
+      </w:r>
+      <w:proofErr w:type="gramEnd"/>
+      <w:r>
+        <w:rPr>
+          <w:rFonts w:ascii="Tahoma" w:eastAsia="微软雅黑" w:hAnsi="Tahoma" w:hint="eastAsia"/>
+          <w:bCs/>
+          <w:kern w:val="0"/>
+          <w:sz w:val="22"/>
+        </w:rPr>
+        <w:t>可见前面章节：</w:t>
+      </w:r>
+      <w:r>
+        <w:fldChar w:fldCharType="begin"/>
+      </w:r>
+      <w:r>
+        <w:instrText>HYPERLINK \l "彩虹化"</w:instrText>
+      </w:r>
+      <w:r>
+        <w:rPr>
+          <w:rFonts w:hint="eastAsia"/>
+        </w:rPr>
+        <w:fldChar w:fldCharType="separate"/>
+      </w:r>
+      <w:r>
+        <w:rPr>
+          <w:rStyle w:val="a4"/>
+          <w:rFonts w:ascii="Tahoma" w:eastAsia="微软雅黑" w:hAnsi="Tahoma" w:hint="eastAsia"/>
+          <w:bCs/>
+          <w:kern w:val="0"/>
+          <w:sz w:val="22"/>
+        </w:rPr>
+        <w:t>彩虹化</w:t>
+      </w:r>
+      <w:r>
+        <w:rPr>
+          <w:rStyle w:val="a4"/>
+          <w:rFonts w:ascii="Tahoma" w:eastAsia="微软雅黑" w:hAnsi="Tahoma"/>
+          <w:bCs/>
+          <w:kern w:val="0"/>
+          <w:sz w:val="22"/>
+        </w:rPr>
+        <w:fldChar w:fldCharType="end"/>
+      </w:r>
       <w:r>
         <w:rPr>
           <w:rFonts w:ascii="Tahoma" w:eastAsia="微软雅黑" w:hAnsi="Tahoma"/>
@@ -16603,9 +17180,9 @@
           <w:szCs w:val="24"/>
         </w:rPr>
         <w:drawing>
-          <wp:inline distT="0" distB="0" distL="0" distR="0" wp14:anchorId="7C6A7A69" wp14:editId="6789F1B9">
-            <wp:extent cx="3794760" cy="1404690"/>
-            <wp:effectExtent l="0" t="0" r="0" b="5080"/>
+          <wp:inline distT="0" distB="0" distL="0" distR="0" wp14:anchorId="7C6A7A69" wp14:editId="063EAF34">
+            <wp:extent cx="3421380" cy="1266477"/>
+            <wp:effectExtent l="0" t="0" r="7620" b="0"/>
             <wp:docPr id="9809097" name="图片 5"/>
             <wp:cNvGraphicFramePr>
               <a:graphicFrameLocks xmlns:a="http://schemas.openxmlformats.org/drawingml/2006/main" noChangeAspect="1"/>
@@ -16635,7 +17212,7 @@
                   <pic:spPr bwMode="auto">
                     <a:xfrm>
                       <a:off x="0" y="0"/>
-                      <a:ext cx="3798342" cy="1406016"/>
+                      <a:ext cx="3433010" cy="1270782"/>
                     </a:xfrm>
                     <a:prstGeom prst="rect">
                       <a:avLst/>
@@ -16675,15 +17252,6 @@
           <w:sz w:val="22"/>
         </w:rPr>
       </w:pPr>
-      <w:r>
-        <w:rPr>
-          <w:rFonts w:ascii="Tahoma" w:eastAsia="微软雅黑" w:hAnsi="Tahoma"/>
-          <w:bCs/>
-          <w:kern w:val="0"/>
-          <w:sz w:val="22"/>
-        </w:rPr>
-        <w:br w:type="page"/>
-      </w:r>
     </w:p>
     <w:p>
       <w:pPr>
@@ -16691,7 +17259,7 @@
         <w:snapToGrid w:val="0"/>
         <w:spacing w:before="120" w:after="120" w:line="240" w:lineRule="auto"/>
         <w:rPr>
-          <w:rFonts w:ascii="微软雅黑" w:eastAsia="微软雅黑" w:hAnsi="微软雅黑"/>
+          <w:rFonts w:ascii="微软雅黑" w:eastAsia="微软雅黑" w:hAnsi="微软雅黑" w:hint="eastAsia"/>
           <w:sz w:val="22"/>
           <w:szCs w:val="22"/>
         </w:rPr>
@@ -16756,9 +17324,9 @@
           <w:szCs w:val="24"/>
         </w:rPr>
         <w:drawing>
-          <wp:inline distT="0" distB="0" distL="0" distR="0" wp14:anchorId="221D8F63" wp14:editId="009E8A5B">
-            <wp:extent cx="3085057" cy="1828800"/>
-            <wp:effectExtent l="0" t="0" r="1270" b="0"/>
+          <wp:inline distT="0" distB="0" distL="0" distR="0" wp14:anchorId="221D8F63" wp14:editId="36C20FC8">
+            <wp:extent cx="3560669" cy="2110740"/>
+            <wp:effectExtent l="0" t="0" r="1905" b="3810"/>
             <wp:docPr id="1310998373" name="图片 2"/>
             <wp:cNvGraphicFramePr>
               <a:graphicFrameLocks xmlns:a="http://schemas.openxmlformats.org/drawingml/2006/main" noChangeAspect="1"/>
@@ -16788,7 +17356,7 @@
                   <pic:spPr bwMode="auto">
                     <a:xfrm>
                       <a:off x="0" y="0"/>
-                      <a:ext cx="3102364" cy="1839060"/>
+                      <a:ext cx="3585919" cy="2125708"/>
                     </a:xfrm>
                     <a:prstGeom prst="rect">
                       <a:avLst/>
@@ -16832,7 +17400,7 @@
         <w:snapToGrid w:val="0"/>
         <w:jc w:val="center"/>
         <w:rPr>
-          <w:rFonts w:ascii="宋体" w:eastAsia="宋体" w:hAnsi="宋体" w:cs="宋体"/>
+          <w:rFonts w:ascii="宋体" w:eastAsia="宋体" w:hAnsi="宋体" w:cs="宋体" w:hint="eastAsia"/>
           <w:kern w:val="0"/>
           <w:sz w:val="24"/>
           <w:szCs w:val="24"/>
@@ -16847,9 +17415,9 @@
           <w:szCs w:val="24"/>
         </w:rPr>
         <w:drawing>
-          <wp:inline distT="0" distB="0" distL="0" distR="0" wp14:anchorId="59A2C7F3" wp14:editId="5943697F">
-            <wp:extent cx="3081233" cy="1927860"/>
-            <wp:effectExtent l="0" t="0" r="5080" b="0"/>
+          <wp:inline distT="0" distB="0" distL="0" distR="0" wp14:anchorId="59A2C7F3" wp14:editId="55BA6D04">
+            <wp:extent cx="3544026" cy="2217420"/>
+            <wp:effectExtent l="0" t="0" r="0" b="0"/>
             <wp:docPr id="1463998048" name="图片 1"/>
             <wp:cNvGraphicFramePr>
               <a:graphicFrameLocks xmlns:a="http://schemas.openxmlformats.org/drawingml/2006/main" noChangeAspect="1"/>
@@ -16879,7 +17447,7 @@
                   <pic:spPr bwMode="auto">
                     <a:xfrm>
                       <a:off x="0" y="0"/>
-                      <a:ext cx="3094543" cy="1936188"/>
+                      <a:ext cx="3562489" cy="2228972"/>
                     </a:xfrm>
                     <a:prstGeom prst="rect">
                       <a:avLst/>
@@ -16991,6 +17559,7 @@
         </w:rPr>
         <w:t>表现彩虹变色，这里需要用</w:t>
       </w:r>
+      <w:proofErr w:type="spellStart"/>
       <w:r>
         <w:rPr>
           <w:rFonts w:ascii="Tahoma" w:eastAsia="微软雅黑" w:hAnsi="Tahoma" w:hint="eastAsia"/>
@@ -17000,6 +17569,7 @@
         </w:rPr>
         <w:t>ps</w:t>
       </w:r>
+      <w:proofErr w:type="spellEnd"/>
       <w:r>
         <w:rPr>
           <w:rFonts w:ascii="Tahoma" w:eastAsia="微软雅黑" w:hAnsi="Tahoma" w:hint="eastAsia"/>
@@ -17034,7 +17604,7 @@
         <w:snapToGrid w:val="0"/>
         <w:jc w:val="center"/>
         <w:rPr>
-          <w:rFonts w:ascii="宋体" w:eastAsia="宋体" w:hAnsi="宋体" w:cs="宋体"/>
+          <w:rFonts w:ascii="宋体" w:eastAsia="宋体" w:hAnsi="宋体" w:cs="宋体" w:hint="eastAsia"/>
           <w:kern w:val="0"/>
           <w:sz w:val="24"/>
           <w:szCs w:val="24"/>
@@ -17101,7 +17671,6 @@
     <w:p>
       <w:pPr>
         <w:widowControl/>
-        <w:snapToGrid w:val="0"/>
         <w:rPr>
           <w:rFonts w:ascii="Tahoma" w:eastAsia="微软雅黑" w:hAnsi="Tahoma"/>
           <w:bCs/>
@@ -17149,9 +17718,9 @@
           <w:szCs w:val="24"/>
         </w:rPr>
         <w:drawing>
-          <wp:inline distT="0" distB="0" distL="0" distR="0" wp14:anchorId="4609598A" wp14:editId="5B1F0631">
-            <wp:extent cx="3437758" cy="1272540"/>
-            <wp:effectExtent l="0" t="0" r="0" b="3810"/>
+          <wp:inline distT="0" distB="0" distL="0" distR="0" wp14:anchorId="4609598A" wp14:editId="750EC153">
+            <wp:extent cx="3972977" cy="1470660"/>
+            <wp:effectExtent l="0" t="0" r="8890" b="0"/>
             <wp:docPr id="1508909194" name="图片 1508909194"/>
             <wp:cNvGraphicFramePr>
               <a:graphicFrameLocks xmlns:a="http://schemas.openxmlformats.org/drawingml/2006/main" noChangeAspect="1"/>
@@ -17181,7 +17750,7 @@
                   <pic:spPr bwMode="auto">
                     <a:xfrm>
                       <a:off x="0" y="0"/>
-                      <a:ext cx="3459334" cy="1280527"/>
+                      <a:ext cx="4003965" cy="1482131"/>
                     </a:xfrm>
                     <a:prstGeom prst="rect">
                       <a:avLst/>
@@ -17197,6 +17766,18 @@
           </wp:inline>
         </w:drawing>
       </w:r>
+    </w:p>
+    <w:p>
+      <w:pPr>
+        <w:widowControl/>
+        <w:snapToGrid w:val="0"/>
+        <w:rPr>
+          <w:rFonts w:ascii="Tahoma" w:eastAsia="微软雅黑" w:hAnsi="Tahoma" w:hint="eastAsia"/>
+          <w:bCs/>
+          <w:kern w:val="0"/>
+          <w:sz w:val="22"/>
+        </w:rPr>
+      </w:pPr>
     </w:p>
     <w:tbl>
       <w:tblPr>
@@ -17232,6 +17813,16 @@
                 <w:kern w:val="0"/>
                 <w:sz w:val="22"/>
               </w:rPr>
+              <w:lastRenderedPageBreak/>
+              <w:t>其中，</w:t>
+            </w:r>
+            <w:r>
+              <w:rPr>
+                <w:rFonts w:ascii="Tahoma" w:eastAsia="微软雅黑" w:hAnsi="Tahoma" w:hint="eastAsia"/>
+                <w:bCs/>
+                <w:kern w:val="0"/>
+                <w:sz w:val="22"/>
+              </w:rPr>
               <w:t>参数</w:t>
             </w:r>
             <w:r>
@@ -17243,6 +17834,7 @@
               </w:rPr>
               <w:t xml:space="preserve"> </w:t>
             </w:r>
+            <w:proofErr w:type="gramStart"/>
             <w:r>
               <w:rPr>
                 <w:rFonts w:ascii="Tahoma" w:eastAsia="微软雅黑" w:hAnsi="Tahoma"/>
@@ -17252,6 +17844,7 @@
               </w:rPr>
               <w:t>”</w:t>
             </w:r>
+            <w:proofErr w:type="gramEnd"/>
             <w:r>
               <w:rPr>
                 <w:rFonts w:ascii="Tahoma" w:eastAsia="微软雅黑" w:hAnsi="Tahoma" w:hint="eastAsia"/>
@@ -17261,6 +17854,7 @@
               </w:rPr>
               <w:t>彩虹化色彩数量</w:t>
             </w:r>
+            <w:proofErr w:type="gramStart"/>
             <w:r>
               <w:rPr>
                 <w:rFonts w:ascii="Tahoma" w:eastAsia="微软雅黑" w:hAnsi="Tahoma"/>
@@ -17270,6 +17864,7 @@
               </w:rPr>
               <w:t>”</w:t>
             </w:r>
+            <w:proofErr w:type="gramEnd"/>
             <w:r>
               <w:rPr>
                 <w:rFonts w:ascii="Tahoma" w:eastAsia="微软雅黑" w:hAnsi="Tahoma" w:hint="eastAsia"/>
@@ -17417,7 +18012,6 @@
           <w:kern w:val="0"/>
           <w:sz w:val="22"/>
         </w:rPr>
-        <w:lastRenderedPageBreak/>
         <w:t>在游戏中测试时，如下图。</w:t>
       </w:r>
     </w:p>
@@ -17442,9 +18036,9 @@
           <w:szCs w:val="24"/>
         </w:rPr>
         <w:drawing>
-          <wp:inline distT="0" distB="0" distL="0" distR="0" wp14:anchorId="32C40D6C" wp14:editId="6030B150">
-            <wp:extent cx="2416127" cy="1508760"/>
-            <wp:effectExtent l="0" t="0" r="3810" b="0"/>
+          <wp:inline distT="0" distB="0" distL="0" distR="0" wp14:anchorId="32C40D6C" wp14:editId="2F46F5BB">
+            <wp:extent cx="2428333" cy="1516380"/>
+            <wp:effectExtent l="0" t="0" r="0" b="7620"/>
             <wp:docPr id="1451987269" name="图片 1451987269"/>
             <wp:cNvGraphicFramePr>
               <a:graphicFrameLocks xmlns:a="http://schemas.openxmlformats.org/drawingml/2006/main" noChangeAspect="1"/>
@@ -17474,7 +18068,7 @@
                   <pic:spPr bwMode="auto">
                     <a:xfrm>
                       <a:off x="0" y="0"/>
-                      <a:ext cx="2425697" cy="1514736"/>
+                      <a:ext cx="2451375" cy="1530769"/>
                     </a:xfrm>
                     <a:prstGeom prst="rect">
                       <a:avLst/>
@@ -17493,29 +18087,41 @@
     </w:p>
     <w:p>
       <w:pPr>
+        <w:widowControl/>
+        <w:snapToGrid w:val="0"/>
+        <w:rPr>
+          <w:rFonts w:ascii="Tahoma" w:eastAsia="微软雅黑" w:hAnsi="Tahoma" w:hint="eastAsia"/>
+          <w:bCs/>
+          <w:kern w:val="0"/>
+          <w:sz w:val="22"/>
+        </w:rPr>
+      </w:pPr>
+    </w:p>
+    <w:p>
+      <w:pPr>
         <w:pStyle w:val="4"/>
         <w:snapToGrid w:val="0"/>
         <w:spacing w:before="120" w:after="120" w:line="240" w:lineRule="auto"/>
         <w:rPr>
+          <w:rFonts w:ascii="微软雅黑" w:eastAsia="微软雅黑" w:hAnsi="微软雅黑" w:hint="eastAsia"/>
+          <w:sz w:val="22"/>
+          <w:szCs w:val="22"/>
+        </w:rPr>
+      </w:pPr>
+      <w:r>
+        <w:rPr>
           <w:rFonts w:ascii="微软雅黑" w:eastAsia="微软雅黑" w:hAnsi="微软雅黑"/>
           <w:sz w:val="22"/>
           <w:szCs w:val="22"/>
         </w:rPr>
-      </w:pPr>
-      <w:r>
-        <w:rPr>
-          <w:rFonts w:ascii="微软雅黑" w:eastAsia="微软雅黑" w:hAnsi="微软雅黑"/>
+        <w:t xml:space="preserve">4. </w:t>
+      </w:r>
+      <w:r>
+        <w:rPr>
+          <w:rFonts w:ascii="微软雅黑" w:eastAsia="微软雅黑" w:hAnsi="微软雅黑" w:hint="eastAsia"/>
           <w:sz w:val="22"/>
           <w:szCs w:val="22"/>
         </w:rPr>
-        <w:t xml:space="preserve">4. </w:t>
-      </w:r>
-      <w:r>
-        <w:rPr>
-          <w:rFonts w:ascii="微软雅黑" w:eastAsia="微软雅黑" w:hAnsi="微软雅黑" w:hint="eastAsia"/>
-          <w:sz w:val="22"/>
-          <w:szCs w:val="22"/>
-        </w:rPr>
         <w:t>细节调整</w:t>
       </w:r>
     </w:p>
@@ -17575,6 +18181,7 @@
         </w:rPr>
         <w:t xml:space="preserve"> </w:t>
       </w:r>
+      <w:proofErr w:type="gramStart"/>
       <w:r>
         <w:rPr>
           <w:rFonts w:ascii="Tahoma" w:eastAsia="微软雅黑" w:hAnsi="Tahoma"/>
@@ -17584,6 +18191,7 @@
         </w:rPr>
         <w:t>”</w:t>
       </w:r>
+      <w:proofErr w:type="gramEnd"/>
       <w:r>
         <w:rPr>
           <w:rFonts w:ascii="Tahoma" w:eastAsia="微软雅黑" w:hAnsi="Tahoma" w:hint="eastAsia"/>
@@ -17593,6 +18201,7 @@
         </w:rPr>
         <w:t>彩虹化色彩数量</w:t>
       </w:r>
+      <w:proofErr w:type="gramStart"/>
       <w:r>
         <w:rPr>
           <w:rFonts w:ascii="Tahoma" w:eastAsia="微软雅黑" w:hAnsi="Tahoma"/>
@@ -17602,6 +18211,7 @@
         </w:rPr>
         <w:t>”</w:t>
       </w:r>
+      <w:proofErr w:type="gramEnd"/>
       <w:r>
         <w:rPr>
           <w:rFonts w:ascii="Tahoma" w:eastAsia="微软雅黑" w:hAnsi="Tahoma" w:hint="eastAsia"/>
@@ -17662,6 +18272,45 @@
           <w:sz w:val="22"/>
         </w:rPr>
         <w:t>，你也可以自定义色调顺序，开启锁定色调值即可。</w:t>
+      </w:r>
+    </w:p>
+    <w:p>
+      <w:pPr>
+        <w:widowControl/>
+        <w:snapToGrid w:val="0"/>
+        <w:rPr>
+          <w:rFonts w:ascii="Tahoma" w:eastAsia="微软雅黑" w:hAnsi="Tahoma" w:hint="eastAsia"/>
+          <w:bCs/>
+          <w:kern w:val="0"/>
+          <w:sz w:val="22"/>
+        </w:rPr>
+      </w:pPr>
+      <w:r>
+        <w:rPr>
+          <w:rFonts w:ascii="Tahoma" w:eastAsia="微软雅黑" w:hAnsi="Tahoma" w:hint="eastAsia"/>
+          <w:bCs/>
+          <w:kern w:val="0"/>
+          <w:sz w:val="22"/>
+        </w:rPr>
+        <w:t>色调值的范围为</w:t>
+      </w:r>
+      <w:r>
+        <w:rPr>
+          <w:rFonts w:ascii="Tahoma" w:eastAsia="微软雅黑" w:hAnsi="Tahoma" w:hint="eastAsia"/>
+          <w:bCs/>
+          <w:kern w:val="0"/>
+          <w:sz w:val="22"/>
+        </w:rPr>
+        <w:t xml:space="preserve"> 0~360</w:t>
+      </w:r>
+      <w:r>
+        <w:rPr>
+          <w:rFonts w:ascii="Tahoma" w:eastAsia="微软雅黑" w:hAnsi="Tahoma" w:hint="eastAsia"/>
+          <w:bCs/>
+          <w:kern w:val="0"/>
+          <w:sz w:val="22"/>
+        </w:rPr>
+        <w:t>。</w:t>
       </w:r>
     </w:p>
     <w:p>
@@ -17685,8 +18334,8 @@
           <w:szCs w:val="24"/>
         </w:rPr>
         <w:drawing>
-          <wp:inline distT="0" distB="0" distL="0" distR="0" wp14:anchorId="4139EB6E" wp14:editId="5C1B7868">
-            <wp:extent cx="2994660" cy="1102430"/>
+          <wp:inline distT="0" distB="0" distL="0" distR="0" wp14:anchorId="4139EB6E" wp14:editId="2F800E50">
+            <wp:extent cx="3512820" cy="1293180"/>
             <wp:effectExtent l="0" t="0" r="0" b="2540"/>
             <wp:docPr id="178063726" name="图片 8"/>
             <wp:cNvGraphicFramePr>
@@ -17717,7 +18366,7 @@
                   <pic:spPr bwMode="auto">
                     <a:xfrm>
                       <a:off x="0" y="0"/>
-                      <a:ext cx="3008936" cy="1107685"/>
+                      <a:ext cx="3550650" cy="1307106"/>
                     </a:xfrm>
                     <a:prstGeom prst="rect">
                       <a:avLst/>
@@ -17740,7 +18389,7 @@
         <w:snapToGrid w:val="0"/>
         <w:jc w:val="center"/>
         <w:rPr>
-          <w:rFonts w:ascii="宋体" w:eastAsia="宋体" w:hAnsi="宋体" w:cs="宋体"/>
+          <w:rFonts w:ascii="宋体" w:eastAsia="宋体" w:hAnsi="宋体" w:cs="宋体" w:hint="eastAsia"/>
           <w:kern w:val="0"/>
           <w:sz w:val="24"/>
           <w:szCs w:val="24"/>
@@ -17755,9 +18404,9 @@
           <w:szCs w:val="24"/>
         </w:rPr>
         <w:drawing>
-          <wp:inline distT="0" distB="0" distL="0" distR="0" wp14:anchorId="34ADC9ED" wp14:editId="55B4F6D1">
-            <wp:extent cx="2583180" cy="1747577"/>
-            <wp:effectExtent l="0" t="0" r="7620" b="5080"/>
+          <wp:inline distT="0" distB="0" distL="0" distR="0" wp14:anchorId="34ADC9ED" wp14:editId="0A0A2637">
+            <wp:extent cx="3266412" cy="2209800"/>
+            <wp:effectExtent l="0" t="0" r="0" b="0"/>
             <wp:docPr id="2092050466" name="图片 7"/>
             <wp:cNvGraphicFramePr>
               <a:graphicFrameLocks xmlns:a="http://schemas.openxmlformats.org/drawingml/2006/main" noChangeAspect="1"/>
@@ -17787,7 +18436,7 @@
                   <pic:spPr bwMode="auto">
                     <a:xfrm>
                       <a:off x="0" y="0"/>
-                      <a:ext cx="2595564" cy="1755955"/>
+                      <a:ext cx="3322514" cy="2247755"/>
                     </a:xfrm>
                     <a:prstGeom prst="rect">
                       <a:avLst/>
@@ -17822,7 +18471,99 @@
           <w:kern w:val="0"/>
           <w:sz w:val="22"/>
         </w:rPr>
-        <w:t>图中设置的色调，为四个同种颜色一组，</w:t>
+        <w:t>如</w:t>
+      </w:r>
+      <w:r>
+        <w:rPr>
+          <w:rFonts w:ascii="Tahoma" w:eastAsia="微软雅黑" w:hAnsi="Tahoma" w:hint="eastAsia"/>
+          <w:bCs/>
+          <w:kern w:val="0"/>
+          <w:sz w:val="22"/>
+        </w:rPr>
+        <w:t>图中设置的色调，</w:t>
+      </w:r>
+      <w:r>
+        <w:rPr>
+          <w:rFonts w:ascii="Tahoma" w:eastAsia="微软雅黑" w:hAnsi="Tahoma" w:hint="eastAsia"/>
+          <w:bCs/>
+          <w:kern w:val="0"/>
+          <w:sz w:val="22"/>
+        </w:rPr>
+        <w:t>锁定了</w:t>
+      </w:r>
+      <w:r>
+        <w:rPr>
+          <w:rFonts w:ascii="Tahoma" w:eastAsia="微软雅黑" w:hAnsi="Tahoma" w:hint="eastAsia"/>
+          <w:bCs/>
+          <w:kern w:val="0"/>
+          <w:sz w:val="22"/>
+        </w:rPr>
+        <w:t>0</w:t>
+      </w:r>
+      <w:r>
+        <w:rPr>
+          <w:rFonts w:ascii="Tahoma" w:eastAsia="微软雅黑" w:hAnsi="Tahoma" w:hint="eastAsia"/>
+          <w:bCs/>
+          <w:kern w:val="0"/>
+          <w:sz w:val="22"/>
+        </w:rPr>
+        <w:t>、</w:t>
+      </w:r>
+      <w:r>
+        <w:rPr>
+          <w:rFonts w:ascii="Tahoma" w:eastAsia="微软雅黑" w:hAnsi="Tahoma" w:hint="eastAsia"/>
+          <w:bCs/>
+          <w:kern w:val="0"/>
+          <w:sz w:val="22"/>
+        </w:rPr>
+        <w:t>20</w:t>
+      </w:r>
+      <w:r>
+        <w:rPr>
+          <w:rFonts w:ascii="Tahoma" w:eastAsia="微软雅黑" w:hAnsi="Tahoma" w:hint="eastAsia"/>
+          <w:bCs/>
+          <w:kern w:val="0"/>
+          <w:sz w:val="22"/>
+        </w:rPr>
+        <w:t>、</w:t>
+      </w:r>
+      <w:r>
+        <w:rPr>
+          <w:rFonts w:ascii="Tahoma" w:eastAsia="微软雅黑" w:hAnsi="Tahoma" w:hint="eastAsia"/>
+          <w:bCs/>
+          <w:kern w:val="0"/>
+          <w:sz w:val="22"/>
+        </w:rPr>
+        <w:t>180</w:t>
+      </w:r>
+      <w:proofErr w:type="gramStart"/>
+      <w:r>
+        <w:rPr>
+          <w:rFonts w:ascii="Tahoma" w:eastAsia="微软雅黑" w:hAnsi="Tahoma" w:hint="eastAsia"/>
+          <w:bCs/>
+          <w:kern w:val="0"/>
+          <w:sz w:val="22"/>
+        </w:rPr>
+        <w:t>三</w:t>
+      </w:r>
+      <w:proofErr w:type="gramEnd"/>
+      <w:r>
+        <w:rPr>
+          <w:rFonts w:ascii="Tahoma" w:eastAsia="微软雅黑" w:hAnsi="Tahoma" w:hint="eastAsia"/>
+          <w:bCs/>
+          <w:kern w:val="0"/>
+          <w:sz w:val="22"/>
+        </w:rPr>
+        <w:t>种</w:t>
+      </w:r>
+      <w:r>
+        <w:rPr>
+          <w:rFonts w:ascii="Tahoma" w:eastAsia="微软雅黑" w:hAnsi="Tahoma" w:hint="eastAsia"/>
+          <w:bCs/>
+          <w:kern w:val="0"/>
+          <w:sz w:val="22"/>
+        </w:rPr>
+        <w:t>颜色，</w:t>
       </w:r>
     </w:p>
     <w:p>
@@ -17866,10 +18607,11 @@
           <w:sz w:val="24"/>
           <w:szCs w:val="24"/>
         </w:rPr>
+        <w:lastRenderedPageBreak/>
         <w:drawing>
-          <wp:inline distT="0" distB="0" distL="0" distR="0" wp14:anchorId="5EBF2857" wp14:editId="696A2D49">
-            <wp:extent cx="2727960" cy="1390349"/>
-            <wp:effectExtent l="0" t="0" r="0" b="635"/>
+          <wp:inline distT="0" distB="0" distL="0" distR="0" wp14:anchorId="5EBF2857" wp14:editId="52F3A1CA">
+            <wp:extent cx="3423772" cy="1744980"/>
+            <wp:effectExtent l="0" t="0" r="5715" b="7620"/>
             <wp:docPr id="668698300" name="图片 6"/>
             <wp:cNvGraphicFramePr>
               <a:graphicFrameLocks xmlns:a="http://schemas.openxmlformats.org/drawingml/2006/main" noChangeAspect="1"/>
@@ -17899,7 +18641,7 @@
                   <pic:spPr bwMode="auto">
                     <a:xfrm>
                       <a:off x="0" y="0"/>
-                      <a:ext cx="2731271" cy="1392036"/>
+                      <a:ext cx="3439657" cy="1753076"/>
                     </a:xfrm>
                     <a:prstGeom prst="rect">
                       <a:avLst/>
@@ -17914,6 +18656,118 @@
             </a:graphic>
           </wp:inline>
         </w:drawing>
+      </w:r>
+    </w:p>
+    <w:p>
+      <w:pPr>
+        <w:widowControl/>
+        <w:snapToGrid w:val="0"/>
+        <w:jc w:val="left"/>
+        <w:rPr>
+          <w:rFonts w:ascii="Tahoma" w:eastAsia="微软雅黑" w:hAnsi="Tahoma"/>
+          <w:bCs/>
+          <w:kern w:val="0"/>
+          <w:sz w:val="22"/>
+        </w:rPr>
+      </w:pPr>
+      <w:r>
+        <w:rPr>
+          <w:rFonts w:ascii="Tahoma" w:eastAsia="微软雅黑" w:hAnsi="Tahoma" w:hint="eastAsia"/>
+          <w:bCs/>
+          <w:kern w:val="0"/>
+          <w:sz w:val="22"/>
+        </w:rPr>
+        <w:t>如果粒子的移动速度很快、且随机位置出现的比较散，</w:t>
+      </w:r>
+    </w:p>
+    <w:p>
+      <w:pPr>
+        <w:widowControl/>
+        <w:snapToGrid w:val="0"/>
+        <w:jc w:val="left"/>
+        <w:rPr>
+          <w:rFonts w:ascii="Tahoma" w:eastAsia="微软雅黑" w:hAnsi="Tahoma"/>
+          <w:bCs/>
+          <w:kern w:val="0"/>
+          <w:sz w:val="22"/>
+        </w:rPr>
+      </w:pPr>
+      <w:r>
+        <w:rPr>
+          <w:rFonts w:ascii="Tahoma" w:eastAsia="微软雅黑" w:hAnsi="Tahoma" w:hint="eastAsia"/>
+          <w:bCs/>
+          <w:kern w:val="0"/>
+          <w:sz w:val="22"/>
+        </w:rPr>
+        <w:t>那么五颜六色的粒子</w:t>
+      </w:r>
+      <w:r>
+        <w:rPr>
+          <w:rFonts w:ascii="Tahoma" w:eastAsia="微软雅黑" w:hAnsi="Tahoma" w:hint="eastAsia"/>
+          <w:bCs/>
+          <w:kern w:val="0"/>
+          <w:sz w:val="22"/>
+        </w:rPr>
+        <w:t>会</w:t>
+      </w:r>
+      <w:r>
+        <w:rPr>
+          <w:rFonts w:ascii="Tahoma" w:eastAsia="微软雅黑" w:hAnsi="Tahoma" w:hint="eastAsia"/>
+          <w:bCs/>
+          <w:kern w:val="0"/>
+          <w:sz w:val="22"/>
+        </w:rPr>
+        <w:t>显得很凌乱</w:t>
+      </w:r>
+      <w:r>
+        <w:rPr>
+          <w:rFonts w:ascii="Tahoma" w:eastAsia="微软雅黑" w:hAnsi="Tahoma" w:hint="eastAsia"/>
+          <w:bCs/>
+          <w:kern w:val="0"/>
+          <w:sz w:val="22"/>
+        </w:rPr>
+        <w:t>。</w:t>
+      </w:r>
+    </w:p>
+    <w:p>
+      <w:pPr>
+        <w:widowControl/>
+        <w:snapToGrid w:val="0"/>
+        <w:spacing w:after="200"/>
+        <w:jc w:val="left"/>
+        <w:rPr>
+          <w:rFonts w:ascii="宋体" w:eastAsia="宋体" w:hAnsi="宋体" w:cs="宋体" w:hint="eastAsia"/>
+          <w:kern w:val="0"/>
+          <w:sz w:val="24"/>
+          <w:szCs w:val="24"/>
+        </w:rPr>
+      </w:pPr>
+      <w:r>
+        <w:rPr>
+          <w:rFonts w:ascii="Tahoma" w:eastAsia="微软雅黑" w:hAnsi="Tahoma" w:hint="eastAsia"/>
+          <w:bCs/>
+          <w:kern w:val="0"/>
+          <w:sz w:val="22"/>
+        </w:rPr>
+        <w:t>可以考虑设置粒子的速度为</w:t>
+      </w:r>
+      <w:r>
+        <w:rPr>
+          <w:rFonts w:ascii="Tahoma" w:eastAsia="微软雅黑" w:hAnsi="Tahoma" w:hint="eastAsia"/>
+          <w:bCs/>
+          <w:kern w:val="0"/>
+          <w:sz w:val="22"/>
+        </w:rPr>
+        <w:t>0</w:t>
+      </w:r>
+      <w:r>
+        <w:rPr>
+          <w:rFonts w:ascii="Tahoma" w:eastAsia="微软雅黑" w:hAnsi="Tahoma" w:hint="eastAsia"/>
+          <w:bCs/>
+          <w:kern w:val="0"/>
+          <w:sz w:val="22"/>
+        </w:rPr>
+        <w:t>，不让它随便乱跑。</w:t>
       </w:r>
     </w:p>
     <w:tbl>
@@ -17950,7 +18804,291 @@
                 <w:kern w:val="0"/>
                 <w:sz w:val="22"/>
               </w:rPr>
-              <w:t>注意，虽然色调的顺序可以自定义，但是如果粒子是在随机位置随机出现，那么彩虹化看起来会非常散，不像固定位置那样有顺序。</w:t>
+              <w:t>另外，</w:t>
+            </w:r>
+            <w:r>
+              <w:rPr>
+                <w:rFonts w:ascii="Tahoma" w:eastAsia="微软雅黑" w:hAnsi="Tahoma" w:hint="eastAsia"/>
+                <w:bCs/>
+                <w:kern w:val="0"/>
+                <w:sz w:val="22"/>
+              </w:rPr>
+              <w:t>这里介绍的是</w:t>
+            </w:r>
+            <w:r>
+              <w:rPr>
+                <w:rFonts w:ascii="Tahoma" w:eastAsia="微软雅黑" w:hAnsi="Tahoma" w:hint="eastAsia"/>
+                <w:bCs/>
+                <w:kern w:val="0"/>
+                <w:sz w:val="22"/>
+              </w:rPr>
+              <w:t xml:space="preserve"> </w:t>
+            </w:r>
+            <w:r>
+              <w:rPr>
+                <w:rFonts w:ascii="Tahoma" w:eastAsia="微软雅黑" w:hAnsi="Tahoma" w:hint="eastAsia"/>
+                <w:bCs/>
+                <w:kern w:val="0"/>
+                <w:sz w:val="22"/>
+              </w:rPr>
+              <w:t>鼠标划动</w:t>
+            </w:r>
+            <w:r>
+              <w:rPr>
+                <w:rFonts w:ascii="Tahoma" w:eastAsia="微软雅黑" w:hAnsi="Tahoma" w:hint="eastAsia"/>
+                <w:bCs/>
+                <w:kern w:val="0"/>
+                <w:sz w:val="22"/>
+              </w:rPr>
+              <w:t xml:space="preserve"> </w:t>
+            </w:r>
+            <w:r>
+              <w:rPr>
+                <w:rFonts w:ascii="Tahoma" w:eastAsia="微软雅黑" w:hAnsi="Tahoma" w:hint="eastAsia"/>
+                <w:bCs/>
+                <w:kern w:val="0"/>
+                <w:sz w:val="22"/>
+              </w:rPr>
+              <w:t>出现粒子。</w:t>
+            </w:r>
+          </w:p>
+          <w:p>
+            <w:pPr>
+              <w:widowControl/>
+              <w:snapToGrid w:val="0"/>
+              <w:rPr>
+                <w:rFonts w:ascii="Tahoma" w:eastAsia="微软雅黑" w:hAnsi="Tahoma"/>
+                <w:bCs/>
+                <w:kern w:val="0"/>
+                <w:sz w:val="22"/>
+              </w:rPr>
+            </w:pPr>
+            <w:r>
+              <w:rPr>
+                <w:rFonts w:ascii="Tahoma" w:eastAsia="微软雅黑" w:hAnsi="Tahoma" w:hint="eastAsia"/>
+                <w:bCs/>
+                <w:kern w:val="0"/>
+                <w:sz w:val="22"/>
+              </w:rPr>
+              <w:t>如果你想实现</w:t>
+            </w:r>
+            <w:r>
+              <w:rPr>
+                <w:rFonts w:ascii="Tahoma" w:eastAsia="微软雅黑" w:hAnsi="Tahoma" w:hint="eastAsia"/>
+                <w:bCs/>
+                <w:kern w:val="0"/>
+                <w:sz w:val="22"/>
+              </w:rPr>
+              <w:t xml:space="preserve"> </w:t>
+            </w:r>
+            <w:r>
+              <w:rPr>
+                <w:rFonts w:ascii="Tahoma" w:eastAsia="微软雅黑" w:hAnsi="Tahoma" w:hint="eastAsia"/>
+                <w:bCs/>
+                <w:kern w:val="0"/>
+                <w:sz w:val="22"/>
+              </w:rPr>
+              <w:t>鼠标点击</w:t>
+            </w:r>
+            <w:r>
+              <w:rPr>
+                <w:rFonts w:ascii="Tahoma" w:eastAsia="微软雅黑" w:hAnsi="Tahoma" w:hint="eastAsia"/>
+                <w:bCs/>
+                <w:kern w:val="0"/>
+                <w:sz w:val="22"/>
+              </w:rPr>
+              <w:t xml:space="preserve"> </w:t>
+            </w:r>
+            <w:r>
+              <w:rPr>
+                <w:rFonts w:ascii="Tahoma" w:eastAsia="微软雅黑" w:hAnsi="Tahoma" w:hint="eastAsia"/>
+                <w:bCs/>
+                <w:kern w:val="0"/>
+                <w:sz w:val="22"/>
+              </w:rPr>
+              <w:t>出现小爆炸</w:t>
+            </w:r>
+            <w:r>
+              <w:rPr>
+                <w:rFonts w:ascii="Tahoma" w:eastAsia="微软雅黑" w:hAnsi="Tahoma" w:hint="eastAsia"/>
+                <w:bCs/>
+                <w:kern w:val="0"/>
+                <w:sz w:val="22"/>
+              </w:rPr>
+              <w:t>粒子</w:t>
+            </w:r>
+            <w:r>
+              <w:rPr>
+                <w:rFonts w:ascii="Tahoma" w:eastAsia="微软雅黑" w:hAnsi="Tahoma" w:hint="eastAsia"/>
+                <w:bCs/>
+                <w:kern w:val="0"/>
+                <w:sz w:val="22"/>
+              </w:rPr>
+              <w:t>,</w:t>
+            </w:r>
+          </w:p>
+          <w:p>
+            <w:pPr>
+              <w:widowControl/>
+              <w:snapToGrid w:val="0"/>
+              <w:rPr>
+                <w:rFonts w:ascii="Tahoma" w:eastAsia="微软雅黑" w:hAnsi="Tahoma"/>
+                <w:bCs/>
+                <w:kern w:val="0"/>
+                <w:sz w:val="22"/>
+              </w:rPr>
+            </w:pPr>
+            <w:r>
+              <w:rPr>
+                <w:rFonts w:ascii="Tahoma" w:eastAsia="微软雅黑" w:hAnsi="Tahoma" w:hint="eastAsia"/>
+                <w:bCs/>
+                <w:kern w:val="0"/>
+                <w:sz w:val="22"/>
+              </w:rPr>
+              <w:t>可以</w:t>
+            </w:r>
+            <w:r>
+              <w:rPr>
+                <w:rFonts w:ascii="Tahoma" w:eastAsia="微软雅黑" w:hAnsi="Tahoma" w:hint="eastAsia"/>
+                <w:bCs/>
+                <w:kern w:val="0"/>
+                <w:sz w:val="22"/>
+              </w:rPr>
+              <w:t>去看</w:t>
+            </w:r>
+            <w:r>
+              <w:rPr>
+                <w:rFonts w:ascii="Tahoma" w:eastAsia="微软雅黑" w:hAnsi="Tahoma" w:hint="eastAsia"/>
+                <w:bCs/>
+                <w:kern w:val="0"/>
+                <w:sz w:val="22"/>
+              </w:rPr>
+              <w:t>看</w:t>
+            </w:r>
+            <w:r>
+              <w:rPr>
+                <w:rFonts w:ascii="Tahoma" w:eastAsia="微软雅黑" w:hAnsi="Tahoma" w:hint="eastAsia"/>
+                <w:bCs/>
+                <w:kern w:val="0"/>
+                <w:sz w:val="22"/>
+              </w:rPr>
+              <w:t>：“</w:t>
+            </w:r>
+            <w:r>
+              <w:rPr>
+                <w:rFonts w:ascii="Tahoma" w:eastAsia="微软雅黑" w:hAnsi="Tahoma"/>
+                <w:bCs/>
+                <w:color w:val="0070C0"/>
+                <w:kern w:val="0"/>
+                <w:sz w:val="22"/>
+              </w:rPr>
+              <w:t>1.</w:t>
+            </w:r>
+            <w:r>
+              <w:rPr>
+                <w:rFonts w:ascii="Tahoma" w:eastAsia="微软雅黑" w:hAnsi="Tahoma"/>
+                <w:bCs/>
+                <w:color w:val="0070C0"/>
+                <w:kern w:val="0"/>
+                <w:sz w:val="22"/>
+              </w:rPr>
+              <w:t>系统</w:t>
+            </w:r>
+            <w:r>
+              <w:rPr>
+                <w:rFonts w:ascii="Tahoma" w:eastAsia="微软雅黑" w:hAnsi="Tahoma" w:hint="eastAsia"/>
+                <w:bCs/>
+                <w:color w:val="0070C0"/>
+                <w:kern w:val="0"/>
+                <w:sz w:val="22"/>
+              </w:rPr>
+              <w:t xml:space="preserve"> </w:t>
+            </w:r>
+            <w:r>
+              <w:rPr>
+                <w:rFonts w:ascii="Tahoma" w:eastAsia="微软雅黑" w:hAnsi="Tahoma"/>
+                <w:bCs/>
+                <w:color w:val="0070C0"/>
+                <w:kern w:val="0"/>
+                <w:sz w:val="22"/>
+              </w:rPr>
+              <w:t xml:space="preserve">&gt; </w:t>
+            </w:r>
+            <w:r>
+              <w:rPr>
+                <w:rFonts w:ascii="Tahoma" w:eastAsia="微软雅黑" w:hAnsi="Tahoma" w:hint="eastAsia"/>
+                <w:bCs/>
+                <w:color w:val="0070C0"/>
+                <w:kern w:val="0"/>
+                <w:sz w:val="22"/>
+              </w:rPr>
+              <w:t>关于输入设备核心（入门篇）</w:t>
+            </w:r>
+            <w:r>
+              <w:rPr>
+                <w:rFonts w:ascii="Tahoma" w:eastAsia="微软雅黑" w:hAnsi="Tahoma"/>
+                <w:bCs/>
+                <w:color w:val="0070C0"/>
+                <w:kern w:val="0"/>
+                <w:sz w:val="22"/>
+              </w:rPr>
+              <w:t>.docx</w:t>
+            </w:r>
+            <w:r>
+              <w:rPr>
+                <w:rFonts w:ascii="Tahoma" w:eastAsia="微软雅黑" w:hAnsi="Tahoma" w:hint="eastAsia"/>
+                <w:bCs/>
+                <w:kern w:val="0"/>
+                <w:sz w:val="22"/>
+              </w:rPr>
+              <w:t>”的</w:t>
+            </w:r>
+            <w:r>
+              <w:rPr>
+                <w:rFonts w:ascii="Tahoma" w:eastAsia="微软雅黑" w:hAnsi="Tahoma" w:hint="eastAsia"/>
+                <w:bCs/>
+                <w:kern w:val="0"/>
+                <w:sz w:val="22"/>
+              </w:rPr>
+              <w:t>设计教程</w:t>
+            </w:r>
+            <w:r>
+              <w:rPr>
+                <w:rFonts w:ascii="Tahoma" w:eastAsia="微软雅黑" w:hAnsi="Tahoma" w:hint="eastAsia"/>
+                <w:bCs/>
+                <w:kern w:val="0"/>
+                <w:sz w:val="22"/>
+              </w:rPr>
+              <w:t xml:space="preserve"> </w:t>
+            </w:r>
+            <w:r>
+              <w:rPr>
+                <w:rFonts w:ascii="Tahoma" w:eastAsia="微软雅黑" w:hAnsi="Tahoma" w:hint="eastAsia"/>
+                <w:bCs/>
+                <w:color w:val="0070C0"/>
+                <w:kern w:val="0"/>
+                <w:sz w:val="22"/>
+              </w:rPr>
+              <w:t>设计鼠标点击时显示一次小星星爆炸</w:t>
+            </w:r>
+            <w:r>
+              <w:rPr>
+                <w:rFonts w:ascii="Tahoma" w:eastAsia="微软雅黑" w:hAnsi="Tahoma" w:hint="eastAsia"/>
+                <w:bCs/>
+                <w:color w:val="0070C0"/>
+                <w:kern w:val="0"/>
+                <w:sz w:val="22"/>
+              </w:rPr>
+              <w:t xml:space="preserve"> </w:t>
+            </w:r>
+            <w:r>
+              <w:rPr>
+                <w:rFonts w:ascii="Tahoma" w:eastAsia="微软雅黑" w:hAnsi="Tahoma" w:hint="eastAsia"/>
+                <w:bCs/>
+                <w:kern w:val="0"/>
+                <w:sz w:val="22"/>
+              </w:rPr>
+              <w:t>。</w:t>
             </w:r>
           </w:p>
         </w:tc>
@@ -17961,7 +19099,7 @@
         <w:widowControl/>
         <w:snapToGrid w:val="0"/>
         <w:rPr>
-          <w:rFonts w:ascii="Tahoma" w:eastAsia="微软雅黑" w:hAnsi="Tahoma"/>
+          <w:rFonts w:ascii="Tahoma" w:eastAsia="微软雅黑" w:hAnsi="Tahoma" w:hint="eastAsia"/>
           <w:bCs/>
           <w:kern w:val="0"/>
           <w:sz w:val="22"/>
@@ -17982,6 +19120,11 @@
 <w:endnotes xmlns:wpc="http://schemas.microsoft.com/office/word/2010/wordprocessingCanvas" xmlns:cx="http://schemas.microsoft.com/office/drawing/2014/chartex" xmlns:cx1="http://schemas.microsoft.com/office/drawing/2015/9/8/chartex" xmlns:cx2="http://schemas.microsoft.com/office/drawing/2015/10/21/chartex" xmlns:cx3="http://schemas.microsoft.com/office/drawing/2016/5/9/chartex" xmlns:cx4="http://schemas.microsoft.com/office/drawing/2016/5/10/chartex" xmlns:cx5="http://schemas.microsoft.com/office/drawing/2016/5/11/chartex" xmlns:cx6="http://schemas.microsoft.com/office/drawing/2016/5/12/chartex" xmlns:cx7="http://schemas.microsoft.com/office/drawing/2016/5/13/chartex" xmlns:cx8="http://schemas.microsoft.com/office/drawing/2016/5/14/chartex" xmlns:mc="http://schemas.openxmlformats.org/markup-compatibility/2006" xmlns:aink="http://schemas.microsoft.com/office/drawing/2016/ink" xmlns:am3d="http://schemas.microsoft.com/office/drawing/2017/model3d" xmlns:o="urn:schemas-microsoft-com:office:office" xmlns:oel="http://schemas.microsoft.com/office/2019/extlst" xmlns:r="http://schemas.openxmlformats.org/officeDocument/2006/relationships" xmlns:m="http://schemas.openxmlformats.org/officeDocument/2006/math" xmlns:v="urn:schemas-microsoft-com:vml" xmlns:wp14="http://schemas.microsoft.com/office/word/2010/wordprocessingDrawing" xmlns:wp="http://schemas.openxmlformats.org/drawingml/2006/wordprocessingDrawing" xmlns:w10="urn:schemas-microsoft-com:office:word" xmlns:w="http://schemas.openxmlformats.org/wordprocessingml/2006/main" xmlns:w14="http://schemas.microsoft.com/office/word/2010/wordml" xmlns:w15="http://schemas.microsoft.com/office/word/2012/wordml" xmlns:w16cex="http://schemas.microsoft.com/office/word/2018/wordml/cex" xmlns:w16cid="http://schemas.microsoft.com/office/word/2016/wordml/cid" xmlns:w16="http://schemas.microsoft.com/office/word/2018/wordml" xmlns:w16du="http://schemas.microsoft.com/office/word/2023/wordml/word16du" xmlns:w16sdtdh="http://schemas.microsoft.com/office/word/2020/wordml/sdtdatahash" xmlns:w16se="http://schemas.microsoft.com/office/word/2015/wordml/symex" xmlns:wpg="http://schemas.microsoft.com/office/word/2010/wordprocessingGroup" xmlns:wpi="http://schemas.microsoft.com/office/word/2010/wordprocessingInk" xmlns:wne="http://schemas.microsoft.com/office/word/2006/wordml" xmlns:wps="http://schemas.microsoft.com/office/word/2010/wordprocessingShape" mc:Ignorable="w14 w15 w16se w16cid w16 w16cex w16sdtdh w16du wp14">
   <w:endnote w:type="separator" w:id="-1">
     <w:p>
+      <w:pPr>
+        <w:rPr>
+          <w:rFonts w:hint="eastAsia"/>
+        </w:rPr>
+      </w:pPr>
       <w:r>
         <w:separator/>
       </w:r>
@@ -17989,6 +19132,11 @@
   </w:endnote>
   <w:endnote w:type="continuationSeparator" w:id="0">
     <w:p>
+      <w:pPr>
+        <w:rPr>
+          <w:rFonts w:hint="eastAsia"/>
+        </w:rPr>
+      </w:pPr>
       <w:r>
         <w:continuationSeparator/>
       </w:r>
@@ -18001,6 +19149,11 @@
 <w:footnotes xmlns:wpc="http://schemas.microsoft.com/office/word/2010/wordprocessingCanvas" xmlns:cx="http://schemas.microsoft.com/office/drawing/2014/chartex" xmlns:cx1="http://schemas.microsoft.com/office/drawing/2015/9/8/chartex" xmlns:cx2="http://schemas.microsoft.com/office/drawing/2015/10/21/chartex" xmlns:cx3="http://schemas.microsoft.com/office/drawing/2016/5/9/chartex" xmlns:cx4="http://schemas.microsoft.com/office/drawing/2016/5/10/chartex" xmlns:cx5="http://schemas.microsoft.com/office/drawing/2016/5/11/chartex" xmlns:cx6="http://schemas.microsoft.com/office/drawing/2016/5/12/chartex" xmlns:cx7="http://schemas.microsoft.com/office/drawing/2016/5/13/chartex" xmlns:cx8="http://schemas.microsoft.com/office/drawing/2016/5/14/chartex" xmlns:mc="http://schemas.openxmlformats.org/markup-compatibility/2006" xmlns:aink="http://schemas.microsoft.com/office/drawing/2016/ink" xmlns:am3d="http://schemas.microsoft.com/office/drawing/2017/model3d" xmlns:o="urn:schemas-microsoft-com:office:office" xmlns:oel="http://schemas.microsoft.com/office/2019/extlst" xmlns:r="http://schemas.openxmlformats.org/officeDocument/2006/relationships" xmlns:m="http://schemas.openxmlformats.org/officeDocument/2006/math" xmlns:v="urn:schemas-microsoft-com:vml" xmlns:wp14="http://schemas.microsoft.com/office/word/2010/wordprocessingDrawing" xmlns:wp="http://schemas.openxmlformats.org/drawingml/2006/wordprocessingDrawing" xmlns:w10="urn:schemas-microsoft-com:office:word" xmlns:w="http://schemas.openxmlformats.org/wordprocessingml/2006/main" xmlns:w14="http://schemas.microsoft.com/office/word/2010/wordml" xmlns:w15="http://schemas.microsoft.com/office/word/2012/wordml" xmlns:w16cex="http://schemas.microsoft.com/office/word/2018/wordml/cex" xmlns:w16cid="http://schemas.microsoft.com/office/word/2016/wordml/cid" xmlns:w16="http://schemas.microsoft.com/office/word/2018/wordml" xmlns:w16du="http://schemas.microsoft.com/office/word/2023/wordml/word16du" xmlns:w16sdtdh="http://schemas.microsoft.com/office/word/2020/wordml/sdtdatahash" xmlns:w16se="http://schemas.microsoft.com/office/word/2015/wordml/symex" xmlns:wpg="http://schemas.microsoft.com/office/word/2010/wordprocessingGroup" xmlns:wpi="http://schemas.microsoft.com/office/word/2010/wordprocessingInk" xmlns:wne="http://schemas.microsoft.com/office/word/2006/wordml" xmlns:wps="http://schemas.microsoft.com/office/word/2010/wordprocessingShape" mc:Ignorable="w14 w15 w16se w16cid w16 w16cex w16sdtdh w16du wp14">
   <w:footnote w:type="separator" w:id="-1">
     <w:p>
+      <w:pPr>
+        <w:rPr>
+          <w:rFonts w:hint="eastAsia"/>
+        </w:rPr>
+      </w:pPr>
       <w:r>
         <w:separator/>
       </w:r>
@@ -18008,6 +19161,11 @@
   </w:footnote>
   <w:footnote w:type="continuationSeparator" w:id="0">
     <w:p>
+      <w:pPr>
+        <w:rPr>
+          <w:rFonts w:hint="eastAsia"/>
+        </w:rPr>
+      </w:pPr>
       <w:r>
         <w:continuationSeparator/>
       </w:r>
@@ -18022,7 +19180,7 @@
     <w:pPr>
       <w:jc w:val="center"/>
       <w:rPr>
-        <w:rFonts w:ascii="微软雅黑" w:eastAsia="微软雅黑" w:hAnsi="微软雅黑"/>
+        <w:rFonts w:ascii="微软雅黑" w:eastAsia="微软雅黑" w:hAnsi="微软雅黑" w:hint="eastAsia"/>
         <w:sz w:val="20"/>
       </w:rPr>
     </w:pPr>
@@ -18115,6 +19273,7 @@
       </w:rPr>
       <w:t xml:space="preserve">   </w:t>
     </w:r>
+    <w:proofErr w:type="spellStart"/>
     <w:r>
       <w:rPr>
         <w:rFonts w:ascii="微软雅黑" w:eastAsia="微软雅黑" w:hAnsi="微软雅黑"/>
@@ -18122,6 +19281,7 @@
       </w:rPr>
       <w:t>drill_up</w:t>
     </w:r>
+    <w:proofErr w:type="spellEnd"/>
   </w:p>
 </w:hdr>
 </file>
